--- a/rediseno_2026/4.5 Itinerarios formateados y corregidos/DER-102 Derecho Laboral y Seguridad Social.docx
+++ b/rediseno_2026/4.5 Itinerarios formateados y corregidos/DER-102 Derecho Laboral y Seguridad Social.docx
@@ -85,8 +85,10 @@
         </w:tblBorders>
         <w:tblLayout w:type="fixed"/>
         <w:tblCellMar>
-          <w:left w:w="10" w:type="dxa"/>
-          <w:right w:w="10" w:type="dxa"/>
+          <w:top w:w="40" w:type="dxa"/>
+          <w:left w:w="90" w:type="dxa"/>
+          <w:bottom w:w="40" w:type="dxa"/>
+          <w:right w:w="90" w:type="dxa"/>
         </w:tblCellMar>
         <w:tblLook w:val="0000" w:firstRow="0" w:lastRow="0" w:firstColumn="0" w:lastColumn="0" w:noHBand="0" w:noVBand="0"/>
       </w:tblPr>
@@ -120,12 +122,6 @@
               <w:right w:val="single" w:sz="6" w:space="0" w:color="1F3864"/>
             </w:tcBorders>
             <w:shd w:val="clear" w:color="auto" w:fill="4472C4"/>
-            <w:tcMar>
-              <w:top w:w="50" w:type="dxa"/>
-              <w:left w:w="90" w:type="dxa"/>
-              <w:bottom w:w="50" w:type="dxa"/>
-              <w:right w:w="90" w:type="dxa"/>
-            </w:tcMar>
             <w:vAlign w:val="center"/>
           </w:tcPr>
           <w:p>
@@ -166,12 +162,6 @@
               <w:right w:val="single" w:sz="6" w:space="0" w:color="1F3864"/>
             </w:tcBorders>
             <w:shd w:val="clear" w:color="auto" w:fill="4472C4"/>
-            <w:tcMar>
-              <w:top w:w="50" w:type="dxa"/>
-              <w:left w:w="90" w:type="dxa"/>
-              <w:bottom w:w="50" w:type="dxa"/>
-              <w:right w:w="90" w:type="dxa"/>
-            </w:tcMar>
             <w:vAlign w:val="center"/>
           </w:tcPr>
           <w:p>
@@ -212,12 +202,6 @@
               <w:right w:val="single" w:sz="6" w:space="0" w:color="1F3864"/>
             </w:tcBorders>
             <w:shd w:val="clear" w:color="auto" w:fill="4472C4"/>
-            <w:tcMar>
-              <w:top w:w="50" w:type="dxa"/>
-              <w:left w:w="90" w:type="dxa"/>
-              <w:bottom w:w="50" w:type="dxa"/>
-              <w:right w:w="90" w:type="dxa"/>
-            </w:tcMar>
             <w:vAlign w:val="center"/>
           </w:tcPr>
           <w:p>
@@ -258,12 +242,6 @@
               <w:right w:val="single" w:sz="6" w:space="0" w:color="1F3864"/>
             </w:tcBorders>
             <w:shd w:val="clear" w:color="auto" w:fill="4472C4"/>
-            <w:tcMar>
-              <w:top w:w="50" w:type="dxa"/>
-              <w:left w:w="90" w:type="dxa"/>
-              <w:bottom w:w="50" w:type="dxa"/>
-              <w:right w:w="90" w:type="dxa"/>
-            </w:tcMar>
             <w:vAlign w:val="center"/>
           </w:tcPr>
           <w:p>
@@ -306,12 +284,6 @@
               <w:right w:val="single" w:sz="6" w:space="0" w:color="1F3864"/>
             </w:tcBorders>
             <w:shd w:val="clear" w:color="auto" w:fill="4472C4"/>
-            <w:tcMar>
-              <w:top w:w="50" w:type="dxa"/>
-              <w:left w:w="90" w:type="dxa"/>
-              <w:bottom w:w="50" w:type="dxa"/>
-              <w:right w:w="90" w:type="dxa"/>
-            </w:tcMar>
             <w:vAlign w:val="center"/>
           </w:tcPr>
           <w:p>
@@ -352,12 +324,6 @@
               <w:right w:val="single" w:sz="6" w:space="0" w:color="1F3864"/>
             </w:tcBorders>
             <w:shd w:val="clear" w:color="auto" w:fill="4472C4"/>
-            <w:tcMar>
-              <w:top w:w="50" w:type="dxa"/>
-              <w:left w:w="90" w:type="dxa"/>
-              <w:bottom w:w="50" w:type="dxa"/>
-              <w:right w:w="90" w:type="dxa"/>
-            </w:tcMar>
             <w:vAlign w:val="center"/>
           </w:tcPr>
           <w:p>
@@ -398,12 +364,6 @@
               <w:right w:val="single" w:sz="6" w:space="0" w:color="1F3864"/>
             </w:tcBorders>
             <w:shd w:val="clear" w:color="auto" w:fill="4472C4"/>
-            <w:tcMar>
-              <w:top w:w="50" w:type="dxa"/>
-              <w:left w:w="90" w:type="dxa"/>
-              <w:bottom w:w="50" w:type="dxa"/>
-              <w:right w:w="90" w:type="dxa"/>
-            </w:tcMar>
             <w:vAlign w:val="center"/>
           </w:tcPr>
           <w:p>
@@ -444,12 +404,6 @@
               <w:right w:val="single" w:sz="6" w:space="0" w:color="1F3864"/>
             </w:tcBorders>
             <w:shd w:val="clear" w:color="auto" w:fill="4472C4"/>
-            <w:tcMar>
-              <w:top w:w="50" w:type="dxa"/>
-              <w:left w:w="90" w:type="dxa"/>
-              <w:bottom w:w="50" w:type="dxa"/>
-              <w:right w:w="90" w:type="dxa"/>
-            </w:tcMar>
             <w:vAlign w:val="center"/>
           </w:tcPr>
           <w:p>
@@ -492,12 +446,6 @@
               <w:right w:val="single" w:sz="6" w:space="0" w:color="1F3864"/>
             </w:tcBorders>
             <w:shd w:val="clear" w:color="auto" w:fill="4472C4"/>
-            <w:tcMar>
-              <w:top w:w="50" w:type="dxa"/>
-              <w:left w:w="90" w:type="dxa"/>
-              <w:bottom w:w="50" w:type="dxa"/>
-              <w:right w:w="90" w:type="dxa"/>
-            </w:tcMar>
             <w:vAlign w:val="center"/>
           </w:tcPr>
           <w:p>
@@ -538,12 +486,6 @@
               <w:right w:val="single" w:sz="6" w:space="0" w:color="1F3864"/>
             </w:tcBorders>
             <w:shd w:val="clear" w:color="auto" w:fill="4472C4"/>
-            <w:tcMar>
-              <w:top w:w="50" w:type="dxa"/>
-              <w:left w:w="90" w:type="dxa"/>
-              <w:bottom w:w="50" w:type="dxa"/>
-              <w:right w:w="90" w:type="dxa"/>
-            </w:tcMar>
             <w:vAlign w:val="center"/>
           </w:tcPr>
           <w:p>
@@ -585,12 +527,6 @@
               <w:right w:val="single" w:sz="6" w:space="0" w:color="1F3864"/>
             </w:tcBorders>
             <w:shd w:val="clear" w:color="auto" w:fill="4472C4"/>
-            <w:tcMar>
-              <w:top w:w="50" w:type="dxa"/>
-              <w:left w:w="90" w:type="dxa"/>
-              <w:bottom w:w="50" w:type="dxa"/>
-              <w:right w:w="90" w:type="dxa"/>
-            </w:tcMar>
             <w:vAlign w:val="center"/>
           </w:tcPr>
           <w:p>
@@ -630,12 +566,6 @@
               <w:right w:val="single" w:sz="6" w:space="0" w:color="1F3864"/>
             </w:tcBorders>
             <w:shd w:val="clear" w:color="auto" w:fill="4472C4"/>
-            <w:tcMar>
-              <w:top w:w="50" w:type="dxa"/>
-              <w:left w:w="90" w:type="dxa"/>
-              <w:bottom w:w="50" w:type="dxa"/>
-              <w:right w:w="90" w:type="dxa"/>
-            </w:tcMar>
             <w:vAlign w:val="center"/>
           </w:tcPr>
           <w:p>
@@ -675,12 +605,6 @@
               <w:right w:val="single" w:sz="6" w:space="0" w:color="1F3864"/>
             </w:tcBorders>
             <w:shd w:val="clear" w:color="auto" w:fill="4472C4"/>
-            <w:tcMar>
-              <w:top w:w="50" w:type="dxa"/>
-              <w:left w:w="90" w:type="dxa"/>
-              <w:bottom w:w="50" w:type="dxa"/>
-              <w:right w:w="90" w:type="dxa"/>
-            </w:tcMar>
             <w:vAlign w:val="center"/>
           </w:tcPr>
           <w:p>
@@ -720,12 +644,6 @@
               <w:right w:val="single" w:sz="6" w:space="0" w:color="1F3864"/>
             </w:tcBorders>
             <w:shd w:val="clear" w:color="auto" w:fill="4472C4"/>
-            <w:tcMar>
-              <w:top w:w="50" w:type="dxa"/>
-              <w:left w:w="90" w:type="dxa"/>
-              <w:bottom w:w="50" w:type="dxa"/>
-              <w:right w:w="90" w:type="dxa"/>
-            </w:tcMar>
             <w:vAlign w:val="center"/>
           </w:tcPr>
           <w:p>
@@ -765,12 +683,6 @@
               <w:right w:val="single" w:sz="6" w:space="0" w:color="1F3864"/>
             </w:tcBorders>
             <w:shd w:val="clear" w:color="auto" w:fill="4472C4"/>
-            <w:tcMar>
-              <w:top w:w="50" w:type="dxa"/>
-              <w:left w:w="90" w:type="dxa"/>
-              <w:bottom w:w="50" w:type="dxa"/>
-              <w:right w:w="90" w:type="dxa"/>
-            </w:tcMar>
             <w:vAlign w:val="center"/>
           </w:tcPr>
           <w:p>
@@ -810,12 +722,6 @@
               <w:right w:val="single" w:sz="6" w:space="0" w:color="1F3864"/>
             </w:tcBorders>
             <w:shd w:val="clear" w:color="auto" w:fill="4472C4"/>
-            <w:tcMar>
-              <w:top w:w="50" w:type="dxa"/>
-              <w:left w:w="90" w:type="dxa"/>
-              <w:bottom w:w="50" w:type="dxa"/>
-              <w:right w:w="90" w:type="dxa"/>
-            </w:tcMar>
             <w:vAlign w:val="center"/>
           </w:tcPr>
           <w:p>
@@ -856,12 +762,6 @@
               <w:right w:val="single" w:sz="6" w:space="0" w:color="1F3864"/>
             </w:tcBorders>
             <w:shd w:val="clear" w:color="auto" w:fill="D9E2F3"/>
-            <w:tcMar>
-              <w:top w:w="50" w:type="dxa"/>
-              <w:left w:w="90" w:type="dxa"/>
-              <w:bottom w:w="50" w:type="dxa"/>
-              <w:right w:w="90" w:type="dxa"/>
-            </w:tcMar>
             <w:vAlign w:val="center"/>
           </w:tcPr>
           <w:p>
@@ -896,12 +796,6 @@
               <w:right w:val="single" w:sz="6" w:space="0" w:color="1F3864"/>
             </w:tcBorders>
             <w:shd w:val="clear" w:color="auto" w:fill="D9E2F3"/>
-            <w:tcMar>
-              <w:top w:w="50" w:type="dxa"/>
-              <w:left w:w="90" w:type="dxa"/>
-              <w:bottom w:w="50" w:type="dxa"/>
-              <w:right w:w="90" w:type="dxa"/>
-            </w:tcMar>
             <w:vAlign w:val="center"/>
           </w:tcPr>
           <w:p>
@@ -935,12 +829,6 @@
               <w:right w:val="single" w:sz="6" w:space="0" w:color="1F3864"/>
             </w:tcBorders>
             <w:shd w:val="clear" w:color="auto" w:fill="D9E2F3"/>
-            <w:tcMar>
-              <w:top w:w="50" w:type="dxa"/>
-              <w:left w:w="90" w:type="dxa"/>
-              <w:bottom w:w="50" w:type="dxa"/>
-              <w:right w:w="90" w:type="dxa"/>
-            </w:tcMar>
             <w:vAlign w:val="center"/>
           </w:tcPr>
           <w:p>
@@ -974,12 +862,6 @@
               <w:right w:val="single" w:sz="6" w:space="0" w:color="1F3864"/>
             </w:tcBorders>
             <w:shd w:val="clear" w:color="auto" w:fill="D9E2F3"/>
-            <w:tcMar>
-              <w:top w:w="50" w:type="dxa"/>
-              <w:left w:w="90" w:type="dxa"/>
-              <w:bottom w:w="50" w:type="dxa"/>
-              <w:right w:w="90" w:type="dxa"/>
-            </w:tcMar>
             <w:vAlign w:val="center"/>
           </w:tcPr>
           <w:p>
@@ -1013,12 +895,6 @@
               <w:right w:val="single" w:sz="6" w:space="0" w:color="1F3864"/>
             </w:tcBorders>
             <w:shd w:val="clear" w:color="auto" w:fill="D9E2F3"/>
-            <w:tcMar>
-              <w:top w:w="50" w:type="dxa"/>
-              <w:left w:w="90" w:type="dxa"/>
-              <w:bottom w:w="50" w:type="dxa"/>
-              <w:right w:w="90" w:type="dxa"/>
-            </w:tcMar>
             <w:vAlign w:val="center"/>
           </w:tcPr>
           <w:p>
@@ -1052,12 +928,6 @@
               <w:right w:val="single" w:sz="6" w:space="0" w:color="1F3864"/>
             </w:tcBorders>
             <w:shd w:val="clear" w:color="auto" w:fill="D9E2F3"/>
-            <w:tcMar>
-              <w:top w:w="50" w:type="dxa"/>
-              <w:left w:w="90" w:type="dxa"/>
-              <w:bottom w:w="50" w:type="dxa"/>
-              <w:right w:w="90" w:type="dxa"/>
-            </w:tcMar>
             <w:vAlign w:val="center"/>
           </w:tcPr>
           <w:p>
@@ -1091,12 +961,6 @@
               <w:right w:val="single" w:sz="6" w:space="0" w:color="1F3864"/>
             </w:tcBorders>
             <w:shd w:val="clear" w:color="auto" w:fill="D9E2F3"/>
-            <w:tcMar>
-              <w:top w:w="50" w:type="dxa"/>
-              <w:left w:w="90" w:type="dxa"/>
-              <w:bottom w:w="50" w:type="dxa"/>
-              <w:right w:w="90" w:type="dxa"/>
-            </w:tcMar>
             <w:vAlign w:val="center"/>
           </w:tcPr>
           <w:p>
@@ -1156,12 +1020,6 @@
               <w:right w:val="single" w:sz="6" w:space="0" w:color="1F3864"/>
             </w:tcBorders>
             <w:shd w:val="clear" w:color="auto" w:fill="4472C4"/>
-            <w:tcMar>
-              <w:top w:w="50" w:type="dxa"/>
-              <w:left w:w="90" w:type="dxa"/>
-              <w:bottom w:w="50" w:type="dxa"/>
-              <w:right w:w="90" w:type="dxa"/>
-            </w:tcMar>
             <w:vAlign w:val="center"/>
           </w:tcPr>
           <w:p>
@@ -1204,12 +1062,6 @@
               <w:right w:val="single" w:sz="6" w:space="0" w:color="1F3864"/>
             </w:tcBorders>
             <w:shd w:val="clear" w:color="auto" w:fill="D9E2F3"/>
-            <w:tcMar>
-              <w:top w:w="50" w:type="dxa"/>
-              <w:left w:w="90" w:type="dxa"/>
-              <w:bottom w:w="50" w:type="dxa"/>
-              <w:right w:w="90" w:type="dxa"/>
-            </w:tcMar>
             <w:vAlign w:val="center"/>
           </w:tcPr>
           <w:p>
@@ -1255,12 +1107,6 @@
               <w:right w:val="single" w:sz="6" w:space="0" w:color="1F3864"/>
             </w:tcBorders>
             <w:shd w:val="clear" w:color="auto" w:fill="D9E2F3"/>
-            <w:tcMar>
-              <w:top w:w="50" w:type="dxa"/>
-              <w:left w:w="90" w:type="dxa"/>
-              <w:bottom w:w="50" w:type="dxa"/>
-              <w:right w:w="90" w:type="dxa"/>
-            </w:tcMar>
             <w:vAlign w:val="center"/>
           </w:tcPr>
           <w:p>
@@ -1324,12 +1170,6 @@
               <w:right w:val="single" w:sz="6" w:space="0" w:color="1F3864"/>
             </w:tcBorders>
             <w:shd w:val="clear" w:color="auto" w:fill="4472C4"/>
-            <w:tcMar>
-              <w:top w:w="50" w:type="dxa"/>
-              <w:left w:w="90" w:type="dxa"/>
-              <w:bottom w:w="50" w:type="dxa"/>
-              <w:right w:w="90" w:type="dxa"/>
-            </w:tcMar>
             <w:vAlign w:val="center"/>
           </w:tcPr>
           <w:p>
@@ -1370,12 +1210,6 @@
               <w:right w:val="single" w:sz="6" w:space="0" w:color="1F3864"/>
             </w:tcBorders>
             <w:shd w:val="clear" w:color="auto" w:fill="4472C4"/>
-            <w:tcMar>
-              <w:top w:w="50" w:type="dxa"/>
-              <w:left w:w="90" w:type="dxa"/>
-              <w:bottom w:w="50" w:type="dxa"/>
-              <w:right w:w="90" w:type="dxa"/>
-            </w:tcMar>
             <w:vAlign w:val="center"/>
           </w:tcPr>
           <w:p>
@@ -1416,12 +1250,6 @@
               <w:right w:val="single" w:sz="6" w:space="0" w:color="1F3864"/>
             </w:tcBorders>
             <w:shd w:val="clear" w:color="auto" w:fill="4472C4"/>
-            <w:tcMar>
-              <w:top w:w="50" w:type="dxa"/>
-              <w:left w:w="90" w:type="dxa"/>
-              <w:bottom w:w="50" w:type="dxa"/>
-              <w:right w:w="90" w:type="dxa"/>
-            </w:tcMar>
             <w:vAlign w:val="center"/>
           </w:tcPr>
           <w:p>
@@ -1466,12 +1294,6 @@
               <w:right w:val="single" w:sz="6" w:space="0" w:color="1F3864"/>
             </w:tcBorders>
             <w:shd w:val="clear" w:color="auto" w:fill="D9E2F3"/>
-            <w:tcMar>
-              <w:top w:w="50" w:type="dxa"/>
-              <w:left w:w="90" w:type="dxa"/>
-              <w:bottom w:w="50" w:type="dxa"/>
-              <w:right w:w="90" w:type="dxa"/>
-            </w:tcMar>
             <w:vAlign w:val="center"/>
           </w:tcPr>
           <w:p>
@@ -1520,12 +1342,6 @@
               <w:right w:val="single" w:sz="6" w:space="0" w:color="1F3864"/>
             </w:tcBorders>
             <w:shd w:val="clear" w:color="auto" w:fill="D9E2F3"/>
-            <w:tcMar>
-              <w:top w:w="50" w:type="dxa"/>
-              <w:left w:w="90" w:type="dxa"/>
-              <w:bottom w:w="50" w:type="dxa"/>
-              <w:right w:w="90" w:type="dxa"/>
-            </w:tcMar>
             <w:vAlign w:val="center"/>
           </w:tcPr>
           <w:p>
@@ -1558,12 +1374,6 @@
               <w:right w:val="single" w:sz="6" w:space="0" w:color="1F3864"/>
             </w:tcBorders>
             <w:shd w:val="clear" w:color="auto" w:fill="D9E2F3"/>
-            <w:tcMar>
-              <w:top w:w="50" w:type="dxa"/>
-              <w:left w:w="90" w:type="dxa"/>
-              <w:bottom w:w="50" w:type="dxa"/>
-              <w:right w:w="90" w:type="dxa"/>
-            </w:tcMar>
             <w:vAlign w:val="center"/>
           </w:tcPr>
           <w:p>
@@ -1633,12 +1443,6 @@
               <w:right w:val="single" w:sz="6" w:space="0" w:color="1F3864"/>
             </w:tcBorders>
             <w:shd w:val="clear" w:color="auto" w:fill="D9E2F3"/>
-            <w:tcMar>
-              <w:top w:w="50" w:type="dxa"/>
-              <w:left w:w="90" w:type="dxa"/>
-              <w:bottom w:w="50" w:type="dxa"/>
-              <w:right w:w="90" w:type="dxa"/>
-            </w:tcMar>
             <w:vAlign w:val="center"/>
           </w:tcPr>
           <w:p>
@@ -1687,12 +1491,6 @@
               <w:right w:val="single" w:sz="6" w:space="0" w:color="1F3864"/>
             </w:tcBorders>
             <w:shd w:val="clear" w:color="auto" w:fill="D9E2F3"/>
-            <w:tcMar>
-              <w:top w:w="50" w:type="dxa"/>
-              <w:left w:w="90" w:type="dxa"/>
-              <w:bottom w:w="50" w:type="dxa"/>
-              <w:right w:w="90" w:type="dxa"/>
-            </w:tcMar>
             <w:vAlign w:val="center"/>
           </w:tcPr>
           <w:p>
@@ -1739,12 +1537,6 @@
               <w:right w:val="single" w:sz="6" w:space="0" w:color="1F3864"/>
             </w:tcBorders>
             <w:shd w:val="clear" w:color="auto" w:fill="D9E2F3"/>
-            <w:tcMar>
-              <w:top w:w="50" w:type="dxa"/>
-              <w:left w:w="90" w:type="dxa"/>
-              <w:bottom w:w="50" w:type="dxa"/>
-              <w:right w:w="90" w:type="dxa"/>
-            </w:tcMar>
             <w:vAlign w:val="center"/>
           </w:tcPr>
           <w:p>
@@ -1777,12 +1569,6 @@
               <w:right w:val="single" w:sz="6" w:space="0" w:color="1F3864"/>
             </w:tcBorders>
             <w:shd w:val="clear" w:color="auto" w:fill="D9E2F3"/>
-            <w:tcMar>
-              <w:top w:w="50" w:type="dxa"/>
-              <w:left w:w="90" w:type="dxa"/>
-              <w:bottom w:w="50" w:type="dxa"/>
-              <w:right w:w="90" w:type="dxa"/>
-            </w:tcMar>
             <w:vAlign w:val="center"/>
           </w:tcPr>
           <w:p>
@@ -1815,12 +1601,6 @@
               <w:right w:val="single" w:sz="6" w:space="0" w:color="1F3864"/>
             </w:tcBorders>
             <w:shd w:val="clear" w:color="auto" w:fill="D9E2F3"/>
-            <w:tcMar>
-              <w:top w:w="50" w:type="dxa"/>
-              <w:left w:w="90" w:type="dxa"/>
-              <w:bottom w:w="50" w:type="dxa"/>
-              <w:right w:w="90" w:type="dxa"/>
-            </w:tcMar>
             <w:vAlign w:val="center"/>
           </w:tcPr>
           <w:p>
@@ -1890,12 +1670,6 @@
               <w:right w:val="single" w:sz="6" w:space="0" w:color="1F3864"/>
             </w:tcBorders>
             <w:shd w:val="clear" w:color="auto" w:fill="D9E2F3"/>
-            <w:tcMar>
-              <w:top w:w="50" w:type="dxa"/>
-              <w:left w:w="90" w:type="dxa"/>
-              <w:bottom w:w="50" w:type="dxa"/>
-              <w:right w:w="90" w:type="dxa"/>
-            </w:tcMar>
             <w:vAlign w:val="center"/>
           </w:tcPr>
           <w:p>
@@ -1952,12 +1726,6 @@
               <w:right w:val="single" w:sz="6" w:space="0" w:color="1F3864"/>
             </w:tcBorders>
             <w:shd w:val="clear" w:color="auto" w:fill="D9E2F3"/>
-            <w:tcMar>
-              <w:top w:w="50" w:type="dxa"/>
-              <w:left w:w="90" w:type="dxa"/>
-              <w:bottom w:w="50" w:type="dxa"/>
-              <w:right w:w="90" w:type="dxa"/>
-            </w:tcMar>
             <w:vAlign w:val="center"/>
           </w:tcPr>
           <w:p>
@@ -2002,12 +1770,6 @@
               <w:right w:val="single" w:sz="6" w:space="0" w:color="1F3864"/>
             </w:tcBorders>
             <w:shd w:val="clear" w:color="auto" w:fill="4472C4"/>
-            <w:tcMar>
-              <w:top w:w="50" w:type="dxa"/>
-              <w:left w:w="90" w:type="dxa"/>
-              <w:bottom w:w="50" w:type="dxa"/>
-              <w:right w:w="90" w:type="dxa"/>
-            </w:tcMar>
             <w:vAlign w:val="center"/>
           </w:tcPr>
           <w:p>
@@ -2050,12 +1812,6 @@
               <w:right w:val="single" w:sz="6" w:space="0" w:color="1F3864"/>
             </w:tcBorders>
             <w:shd w:val="clear" w:color="auto" w:fill="4472C4"/>
-            <w:tcMar>
-              <w:top w:w="50" w:type="dxa"/>
-              <w:left w:w="90" w:type="dxa"/>
-              <w:bottom w:w="50" w:type="dxa"/>
-              <w:right w:w="90" w:type="dxa"/>
-            </w:tcMar>
             <w:vAlign w:val="center"/>
           </w:tcPr>
           <w:p>
@@ -2095,12 +1851,6 @@
               <w:right w:val="single" w:sz="6" w:space="0" w:color="1F3864"/>
             </w:tcBorders>
             <w:shd w:val="clear" w:color="auto" w:fill="D9E2F3"/>
-            <w:tcMar>
-              <w:top w:w="50" w:type="dxa"/>
-              <w:left w:w="90" w:type="dxa"/>
-              <w:bottom w:w="50" w:type="dxa"/>
-              <w:right w:w="90" w:type="dxa"/>
-            </w:tcMar>
             <w:vAlign w:val="center"/>
           </w:tcPr>
           <w:p>
@@ -2159,12 +1909,6 @@
               <w:right w:val="single" w:sz="6" w:space="0" w:color="1F3864"/>
             </w:tcBorders>
             <w:shd w:val="clear" w:color="auto" w:fill="4472C4"/>
-            <w:tcMar>
-              <w:top w:w="50" w:type="dxa"/>
-              <w:left w:w="90" w:type="dxa"/>
-              <w:bottom w:w="50" w:type="dxa"/>
-              <w:right w:w="90" w:type="dxa"/>
-            </w:tcMar>
             <w:vAlign w:val="center"/>
           </w:tcPr>
           <w:p>
@@ -2206,12 +1950,6 @@
               <w:right w:val="single" w:sz="6" w:space="0" w:color="1F3864"/>
             </w:tcBorders>
             <w:shd w:val="clear" w:color="auto" w:fill="D9E2F3"/>
-            <w:tcMar>
-              <w:top w:w="50" w:type="dxa"/>
-              <w:left w:w="90" w:type="dxa"/>
-              <w:bottom w:w="50" w:type="dxa"/>
-              <w:right w:w="90" w:type="dxa"/>
-            </w:tcMar>
             <w:vAlign w:val="center"/>
           </w:tcPr>
           <w:p>
@@ -2321,12 +2059,6 @@
               <w:right w:val="single" w:sz="6" w:space="0" w:color="1F3864"/>
             </w:tcBorders>
             <w:shd w:val="clear" w:color="auto" w:fill="D9E2F3"/>
-            <w:tcMar>
-              <w:top w:w="50" w:type="dxa"/>
-              <w:left w:w="90" w:type="dxa"/>
-              <w:bottom w:w="50" w:type="dxa"/>
-              <w:right w:w="90" w:type="dxa"/>
-            </w:tcMar>
             <w:vAlign w:val="center"/>
           </w:tcPr>
           <w:p>
@@ -2656,12 +2388,6 @@
               <w:right w:val="single" w:sz="6" w:space="0" w:color="1F3864"/>
             </w:tcBorders>
             <w:shd w:val="clear" w:color="auto" w:fill="D9E2F3"/>
-            <w:tcMar>
-              <w:top w:w="50" w:type="dxa"/>
-              <w:left w:w="90" w:type="dxa"/>
-              <w:bottom w:w="50" w:type="dxa"/>
-              <w:right w:w="90" w:type="dxa"/>
-            </w:tcMar>
             <w:vAlign w:val="center"/>
           </w:tcPr>
           <w:p>
@@ -2727,12 +2453,6 @@
               <w:right w:val="single" w:sz="6" w:space="0" w:color="1F3864"/>
             </w:tcBorders>
             <w:shd w:val="clear" w:color="auto" w:fill="D9E2F3"/>
-            <w:tcMar>
-              <w:top w:w="50" w:type="dxa"/>
-              <w:left w:w="90" w:type="dxa"/>
-              <w:bottom w:w="50" w:type="dxa"/>
-              <w:right w:w="90" w:type="dxa"/>
-            </w:tcMar>
             <w:vAlign w:val="center"/>
           </w:tcPr>
           <w:p>
@@ -2844,12 +2564,6 @@
               <w:right w:val="single" w:sz="6" w:space="0" w:color="1F3864"/>
             </w:tcBorders>
             <w:shd w:val="clear" w:color="auto" w:fill="4472C4"/>
-            <w:tcMar>
-              <w:top w:w="50" w:type="dxa"/>
-              <w:left w:w="90" w:type="dxa"/>
-              <w:bottom w:w="50" w:type="dxa"/>
-              <w:right w:w="90" w:type="dxa"/>
-            </w:tcMar>
             <w:vAlign w:val="center"/>
           </w:tcPr>
           <w:p>
@@ -2890,12 +2604,6 @@
               <w:right w:val="single" w:sz="6" w:space="0" w:color="1F3864"/>
             </w:tcBorders>
             <w:shd w:val="clear" w:color="auto" w:fill="4472C4"/>
-            <w:tcMar>
-              <w:top w:w="50" w:type="dxa"/>
-              <w:left w:w="90" w:type="dxa"/>
-              <w:bottom w:w="50" w:type="dxa"/>
-              <w:right w:w="90" w:type="dxa"/>
-            </w:tcMar>
             <w:vAlign w:val="center"/>
           </w:tcPr>
           <w:p>
@@ -2936,12 +2644,6 @@
               <w:right w:val="single" w:sz="6" w:space="0" w:color="1F3864"/>
             </w:tcBorders>
             <w:shd w:val="clear" w:color="auto" w:fill="4472C4"/>
-            <w:tcMar>
-              <w:top w:w="50" w:type="dxa"/>
-              <w:left w:w="90" w:type="dxa"/>
-              <w:bottom w:w="50" w:type="dxa"/>
-              <w:right w:w="90" w:type="dxa"/>
-            </w:tcMar>
             <w:vAlign w:val="center"/>
           </w:tcPr>
           <w:p>
@@ -2986,12 +2688,6 @@
               <w:right w:val="single" w:sz="6" w:space="0" w:color="1F3864"/>
             </w:tcBorders>
             <w:shd w:val="clear" w:color="auto" w:fill="D9E2F3"/>
-            <w:tcMar>
-              <w:top w:w="50" w:type="dxa"/>
-              <w:left w:w="90" w:type="dxa"/>
-              <w:bottom w:w="50" w:type="dxa"/>
-              <w:right w:w="90" w:type="dxa"/>
-            </w:tcMar>
             <w:vAlign w:val="center"/>
           </w:tcPr>
           <w:p>
@@ -3072,12 +2768,6 @@
               <w:right w:val="single" w:sz="6" w:space="0" w:color="1F3864"/>
             </w:tcBorders>
             <w:shd w:val="clear" w:color="auto" w:fill="D9E2F3"/>
-            <w:tcMar>
-              <w:top w:w="50" w:type="dxa"/>
-              <w:left w:w="90" w:type="dxa"/>
-              <w:bottom w:w="50" w:type="dxa"/>
-              <w:right w:w="90" w:type="dxa"/>
-            </w:tcMar>
             <w:vAlign w:val="center"/>
           </w:tcPr>
           <w:p>
@@ -3126,12 +2816,6 @@
               <w:right w:val="single" w:sz="6" w:space="0" w:color="1F3864"/>
             </w:tcBorders>
             <w:shd w:val="clear" w:color="auto" w:fill="D9E2F3"/>
-            <w:tcMar>
-              <w:top w:w="50" w:type="dxa"/>
-              <w:left w:w="90" w:type="dxa"/>
-              <w:bottom w:w="50" w:type="dxa"/>
-              <w:right w:w="90" w:type="dxa"/>
-            </w:tcMar>
             <w:vAlign w:val="center"/>
           </w:tcPr>
           <w:p>
@@ -3201,12 +2885,6 @@
               <w:right w:val="single" w:sz="6" w:space="0" w:color="1F3864"/>
             </w:tcBorders>
             <w:shd w:val="clear" w:color="auto" w:fill="D9E2F3"/>
-            <w:tcMar>
-              <w:top w:w="50" w:type="dxa"/>
-              <w:left w:w="90" w:type="dxa"/>
-              <w:bottom w:w="50" w:type="dxa"/>
-              <w:right w:w="90" w:type="dxa"/>
-            </w:tcMar>
             <w:vAlign w:val="center"/>
           </w:tcPr>
           <w:p>
@@ -3239,12 +2917,6 @@
               <w:right w:val="single" w:sz="6" w:space="0" w:color="1F3864"/>
             </w:tcBorders>
             <w:shd w:val="clear" w:color="auto" w:fill="D9E2F3"/>
-            <w:tcMar>
-              <w:top w:w="50" w:type="dxa"/>
-              <w:left w:w="90" w:type="dxa"/>
-              <w:bottom w:w="50" w:type="dxa"/>
-              <w:right w:w="90" w:type="dxa"/>
-            </w:tcMar>
             <w:vAlign w:val="center"/>
           </w:tcPr>
           <w:p>
@@ -3307,12 +2979,6 @@
               <w:right w:val="single" w:sz="6" w:space="0" w:color="1F3864"/>
             </w:tcBorders>
             <w:shd w:val="clear" w:color="auto" w:fill="D9E2F3"/>
-            <w:tcMar>
-              <w:top w:w="50" w:type="dxa"/>
-              <w:left w:w="90" w:type="dxa"/>
-              <w:bottom w:w="50" w:type="dxa"/>
-              <w:right w:w="90" w:type="dxa"/>
-            </w:tcMar>
             <w:vAlign w:val="center"/>
           </w:tcPr>
           <w:p>
@@ -3385,12 +3051,6 @@
               <w:right w:val="single" w:sz="6" w:space="0" w:color="1F3864"/>
             </w:tcBorders>
             <w:shd w:val="clear" w:color="auto" w:fill="D9E2F3"/>
-            <w:tcMar>
-              <w:top w:w="50" w:type="dxa"/>
-              <w:left w:w="90" w:type="dxa"/>
-              <w:bottom w:w="50" w:type="dxa"/>
-              <w:right w:w="90" w:type="dxa"/>
-            </w:tcMar>
             <w:vAlign w:val="center"/>
           </w:tcPr>
           <w:p>
@@ -3439,12 +3099,6 @@
               <w:right w:val="single" w:sz="6" w:space="0" w:color="1F3864"/>
             </w:tcBorders>
             <w:shd w:val="clear" w:color="auto" w:fill="D9E2F3"/>
-            <w:tcMar>
-              <w:top w:w="50" w:type="dxa"/>
-              <w:left w:w="90" w:type="dxa"/>
-              <w:bottom w:w="50" w:type="dxa"/>
-              <w:right w:w="90" w:type="dxa"/>
-            </w:tcMar>
             <w:vAlign w:val="center"/>
           </w:tcPr>
           <w:p>
@@ -3514,12 +3168,6 @@
               <w:right w:val="single" w:sz="6" w:space="0" w:color="1F3864"/>
             </w:tcBorders>
             <w:shd w:val="clear" w:color="auto" w:fill="D9E2F3"/>
-            <w:tcMar>
-              <w:top w:w="50" w:type="dxa"/>
-              <w:left w:w="90" w:type="dxa"/>
-              <w:bottom w:w="50" w:type="dxa"/>
-              <w:right w:w="90" w:type="dxa"/>
-            </w:tcMar>
             <w:vAlign w:val="center"/>
           </w:tcPr>
           <w:p>
@@ -3552,12 +3200,6 @@
               <w:right w:val="single" w:sz="6" w:space="0" w:color="1F3864"/>
             </w:tcBorders>
             <w:shd w:val="clear" w:color="auto" w:fill="D9E2F3"/>
-            <w:tcMar>
-              <w:top w:w="50" w:type="dxa"/>
-              <w:left w:w="90" w:type="dxa"/>
-              <w:bottom w:w="50" w:type="dxa"/>
-              <w:right w:w="90" w:type="dxa"/>
-            </w:tcMar>
             <w:vAlign w:val="center"/>
           </w:tcPr>
           <w:p>
@@ -3602,12 +3244,6 @@
               <w:right w:val="single" w:sz="6" w:space="0" w:color="1F3864"/>
             </w:tcBorders>
             <w:shd w:val="clear" w:color="auto" w:fill="4472C4"/>
-            <w:tcMar>
-              <w:top w:w="50" w:type="dxa"/>
-              <w:left w:w="90" w:type="dxa"/>
-              <w:bottom w:w="50" w:type="dxa"/>
-              <w:right w:w="90" w:type="dxa"/>
-            </w:tcMar>
             <w:vAlign w:val="center"/>
           </w:tcPr>
           <w:p>
@@ -3650,12 +3286,6 @@
               <w:right w:val="single" w:sz="6" w:space="0" w:color="1F3864"/>
             </w:tcBorders>
             <w:shd w:val="clear" w:color="auto" w:fill="4472C4"/>
-            <w:tcMar>
-              <w:top w:w="50" w:type="dxa"/>
-              <w:left w:w="90" w:type="dxa"/>
-              <w:bottom w:w="50" w:type="dxa"/>
-              <w:right w:w="90" w:type="dxa"/>
-            </w:tcMar>
             <w:vAlign w:val="center"/>
           </w:tcPr>
           <w:p>
@@ -3695,12 +3325,6 @@
               <w:right w:val="single" w:sz="6" w:space="0" w:color="1F3864"/>
             </w:tcBorders>
             <w:shd w:val="clear" w:color="auto" w:fill="D9E2F3"/>
-            <w:tcMar>
-              <w:top w:w="50" w:type="dxa"/>
-              <w:left w:w="90" w:type="dxa"/>
-              <w:bottom w:w="50" w:type="dxa"/>
-              <w:right w:w="90" w:type="dxa"/>
-            </w:tcMar>
             <w:vAlign w:val="center"/>
           </w:tcPr>
           <w:p>
@@ -3759,12 +3383,6 @@
               <w:right w:val="single" w:sz="6" w:space="0" w:color="1F3864"/>
             </w:tcBorders>
             <w:shd w:val="clear" w:color="auto" w:fill="4472C4"/>
-            <w:tcMar>
-              <w:top w:w="50" w:type="dxa"/>
-              <w:left w:w="90" w:type="dxa"/>
-              <w:bottom w:w="50" w:type="dxa"/>
-              <w:right w:w="90" w:type="dxa"/>
-            </w:tcMar>
             <w:vAlign w:val="center"/>
           </w:tcPr>
           <w:p>
@@ -3806,12 +3424,6 @@
               <w:right w:val="single" w:sz="6" w:space="0" w:color="1F3864"/>
             </w:tcBorders>
             <w:shd w:val="clear" w:color="auto" w:fill="D9E2F3"/>
-            <w:tcMar>
-              <w:top w:w="50" w:type="dxa"/>
-              <w:left w:w="90" w:type="dxa"/>
-              <w:bottom w:w="50" w:type="dxa"/>
-              <w:right w:w="90" w:type="dxa"/>
-            </w:tcMar>
             <w:vAlign w:val="center"/>
           </w:tcPr>
           <w:p>
@@ -3902,12 +3514,6 @@
               <w:right w:val="single" w:sz="6" w:space="0" w:color="1F3864"/>
             </w:tcBorders>
             <w:shd w:val="clear" w:color="auto" w:fill="D9E2F3"/>
-            <w:tcMar>
-              <w:top w:w="50" w:type="dxa"/>
-              <w:left w:w="90" w:type="dxa"/>
-              <w:bottom w:w="50" w:type="dxa"/>
-              <w:right w:w="90" w:type="dxa"/>
-            </w:tcMar>
             <w:vAlign w:val="center"/>
           </w:tcPr>
           <w:p>
@@ -4154,12 +3760,6 @@
               <w:right w:val="single" w:sz="6" w:space="0" w:color="1F3864"/>
             </w:tcBorders>
             <w:shd w:val="clear" w:color="auto" w:fill="D9E2F3"/>
-            <w:tcMar>
-              <w:top w:w="50" w:type="dxa"/>
-              <w:left w:w="90" w:type="dxa"/>
-              <w:bottom w:w="50" w:type="dxa"/>
-              <w:right w:w="90" w:type="dxa"/>
-            </w:tcMar>
             <w:vAlign w:val="center"/>
           </w:tcPr>
           <w:p>
@@ -4225,12 +3825,6 @@
               <w:right w:val="single" w:sz="6" w:space="0" w:color="1F3864"/>
             </w:tcBorders>
             <w:shd w:val="clear" w:color="auto" w:fill="D9E2F3"/>
-            <w:tcMar>
-              <w:top w:w="50" w:type="dxa"/>
-              <w:left w:w="90" w:type="dxa"/>
-              <w:bottom w:w="50" w:type="dxa"/>
-              <w:right w:w="90" w:type="dxa"/>
-            </w:tcMar>
             <w:vAlign w:val="center"/>
           </w:tcPr>
           <w:p>
@@ -4350,12 +3944,6 @@
               <w:right w:val="single" w:sz="6" w:space="0" w:color="1F3864"/>
             </w:tcBorders>
             <w:shd w:val="clear" w:color="auto" w:fill="4472C4"/>
-            <w:tcMar>
-              <w:top w:w="50" w:type="dxa"/>
-              <w:left w:w="90" w:type="dxa"/>
-              <w:bottom w:w="50" w:type="dxa"/>
-              <w:right w:w="90" w:type="dxa"/>
-            </w:tcMar>
             <w:vAlign w:val="center"/>
           </w:tcPr>
           <w:p>
@@ -4396,12 +3984,6 @@
               <w:right w:val="single" w:sz="6" w:space="0" w:color="1F3864"/>
             </w:tcBorders>
             <w:shd w:val="clear" w:color="auto" w:fill="4472C4"/>
-            <w:tcMar>
-              <w:top w:w="50" w:type="dxa"/>
-              <w:left w:w="90" w:type="dxa"/>
-              <w:bottom w:w="50" w:type="dxa"/>
-              <w:right w:w="90" w:type="dxa"/>
-            </w:tcMar>
             <w:vAlign w:val="center"/>
           </w:tcPr>
           <w:p>
@@ -4442,12 +4024,6 @@
               <w:right w:val="single" w:sz="6" w:space="0" w:color="1F3864"/>
             </w:tcBorders>
             <w:shd w:val="clear" w:color="auto" w:fill="4472C4"/>
-            <w:tcMar>
-              <w:top w:w="50" w:type="dxa"/>
-              <w:left w:w="90" w:type="dxa"/>
-              <w:bottom w:w="50" w:type="dxa"/>
-              <w:right w:w="90" w:type="dxa"/>
-            </w:tcMar>
             <w:vAlign w:val="center"/>
           </w:tcPr>
           <w:p>
@@ -4492,12 +4068,6 @@
               <w:right w:val="single" w:sz="6" w:space="0" w:color="1F3864"/>
             </w:tcBorders>
             <w:shd w:val="clear" w:color="auto" w:fill="D9E2F3"/>
-            <w:tcMar>
-              <w:top w:w="50" w:type="dxa"/>
-              <w:left w:w="90" w:type="dxa"/>
-              <w:bottom w:w="50" w:type="dxa"/>
-              <w:right w:w="90" w:type="dxa"/>
-            </w:tcMar>
             <w:vAlign w:val="center"/>
           </w:tcPr>
           <w:p>
@@ -4594,12 +4164,6 @@
               <w:right w:val="single" w:sz="6" w:space="0" w:color="1F3864"/>
             </w:tcBorders>
             <w:shd w:val="clear" w:color="auto" w:fill="D9E2F3"/>
-            <w:tcMar>
-              <w:top w:w="50" w:type="dxa"/>
-              <w:left w:w="90" w:type="dxa"/>
-              <w:bottom w:w="50" w:type="dxa"/>
-              <w:right w:w="90" w:type="dxa"/>
-            </w:tcMar>
             <w:vAlign w:val="center"/>
           </w:tcPr>
           <w:p>
@@ -4632,12 +4196,6 @@
               <w:right w:val="single" w:sz="6" w:space="0" w:color="1F3864"/>
             </w:tcBorders>
             <w:shd w:val="clear" w:color="auto" w:fill="D9E2F3"/>
-            <w:tcMar>
-              <w:top w:w="50" w:type="dxa"/>
-              <w:left w:w="90" w:type="dxa"/>
-              <w:bottom w:w="50" w:type="dxa"/>
-              <w:right w:w="90" w:type="dxa"/>
-            </w:tcMar>
             <w:vAlign w:val="center"/>
           </w:tcPr>
           <w:p>
@@ -4707,12 +4265,6 @@
               <w:right w:val="single" w:sz="6" w:space="0" w:color="1F3864"/>
             </w:tcBorders>
             <w:shd w:val="clear" w:color="auto" w:fill="D9E2F3"/>
-            <w:tcMar>
-              <w:top w:w="50" w:type="dxa"/>
-              <w:left w:w="90" w:type="dxa"/>
-              <w:bottom w:w="50" w:type="dxa"/>
-              <w:right w:w="90" w:type="dxa"/>
-            </w:tcMar>
             <w:vAlign w:val="center"/>
           </w:tcPr>
           <w:p>
@@ -4761,12 +4313,6 @@
               <w:right w:val="single" w:sz="6" w:space="0" w:color="1F3864"/>
             </w:tcBorders>
             <w:shd w:val="clear" w:color="auto" w:fill="D9E2F3"/>
-            <w:tcMar>
-              <w:top w:w="50" w:type="dxa"/>
-              <w:left w:w="90" w:type="dxa"/>
-              <w:bottom w:w="50" w:type="dxa"/>
-              <w:right w:w="90" w:type="dxa"/>
-            </w:tcMar>
             <w:vAlign w:val="center"/>
           </w:tcPr>
           <w:p>
@@ -4813,12 +4359,6 @@
               <w:right w:val="single" w:sz="6" w:space="0" w:color="1F3864"/>
             </w:tcBorders>
             <w:shd w:val="clear" w:color="auto" w:fill="D9E2F3"/>
-            <w:tcMar>
-              <w:top w:w="50" w:type="dxa"/>
-              <w:left w:w="90" w:type="dxa"/>
-              <w:bottom w:w="50" w:type="dxa"/>
-              <w:right w:w="90" w:type="dxa"/>
-            </w:tcMar>
             <w:vAlign w:val="center"/>
           </w:tcPr>
           <w:p>
@@ -4947,12 +4487,6 @@
               <w:right w:val="single" w:sz="6" w:space="0" w:color="1F3864"/>
             </w:tcBorders>
             <w:shd w:val="clear" w:color="auto" w:fill="D9E2F3"/>
-            <w:tcMar>
-              <w:top w:w="50" w:type="dxa"/>
-              <w:left w:w="90" w:type="dxa"/>
-              <w:bottom w:w="50" w:type="dxa"/>
-              <w:right w:w="90" w:type="dxa"/>
-            </w:tcMar>
             <w:vAlign w:val="center"/>
           </w:tcPr>
           <w:p>
@@ -5033,12 +4567,6 @@
               <w:right w:val="single" w:sz="6" w:space="0" w:color="1F3864"/>
             </w:tcBorders>
             <w:shd w:val="clear" w:color="auto" w:fill="D9E2F3"/>
-            <w:tcMar>
-              <w:top w:w="50" w:type="dxa"/>
-              <w:left w:w="90" w:type="dxa"/>
-              <w:bottom w:w="50" w:type="dxa"/>
-              <w:right w:w="90" w:type="dxa"/>
-            </w:tcMar>
             <w:vAlign w:val="center"/>
           </w:tcPr>
           <w:p>
@@ -5108,12 +4636,6 @@
               <w:right w:val="single" w:sz="6" w:space="0" w:color="1F3864"/>
             </w:tcBorders>
             <w:shd w:val="clear" w:color="auto" w:fill="D9E2F3"/>
-            <w:tcMar>
-              <w:top w:w="50" w:type="dxa"/>
-              <w:left w:w="90" w:type="dxa"/>
-              <w:bottom w:w="50" w:type="dxa"/>
-              <w:right w:w="90" w:type="dxa"/>
-            </w:tcMar>
             <w:vAlign w:val="center"/>
           </w:tcPr>
           <w:p>
@@ -5146,12 +4668,6 @@
               <w:right w:val="single" w:sz="6" w:space="0" w:color="1F3864"/>
             </w:tcBorders>
             <w:shd w:val="clear" w:color="auto" w:fill="D9E2F3"/>
-            <w:tcMar>
-              <w:top w:w="50" w:type="dxa"/>
-              <w:left w:w="90" w:type="dxa"/>
-              <w:bottom w:w="50" w:type="dxa"/>
-              <w:right w:w="90" w:type="dxa"/>
-            </w:tcMar>
             <w:vAlign w:val="center"/>
           </w:tcPr>
           <w:p>
@@ -5212,12 +4728,6 @@
               <w:right w:val="single" w:sz="6" w:space="0" w:color="1F3864"/>
             </w:tcBorders>
             <w:shd w:val="clear" w:color="auto" w:fill="4472C4"/>
-            <w:tcMar>
-              <w:top w:w="50" w:type="dxa"/>
-              <w:left w:w="90" w:type="dxa"/>
-              <w:bottom w:w="50" w:type="dxa"/>
-              <w:right w:w="90" w:type="dxa"/>
-            </w:tcMar>
             <w:vAlign w:val="center"/>
           </w:tcPr>
           <w:p>
@@ -5260,12 +4770,6 @@
               <w:right w:val="single" w:sz="6" w:space="0" w:color="1F3864"/>
             </w:tcBorders>
             <w:shd w:val="clear" w:color="auto" w:fill="4472C4"/>
-            <w:tcMar>
-              <w:top w:w="50" w:type="dxa"/>
-              <w:left w:w="90" w:type="dxa"/>
-              <w:bottom w:w="50" w:type="dxa"/>
-              <w:right w:w="90" w:type="dxa"/>
-            </w:tcMar>
             <w:vAlign w:val="center"/>
           </w:tcPr>
           <w:p>
@@ -5305,12 +4809,6 @@
               <w:right w:val="single" w:sz="6" w:space="0" w:color="1F3864"/>
             </w:tcBorders>
             <w:shd w:val="clear" w:color="auto" w:fill="D9E2F3"/>
-            <w:tcMar>
-              <w:top w:w="50" w:type="dxa"/>
-              <w:left w:w="90" w:type="dxa"/>
-              <w:bottom w:w="50" w:type="dxa"/>
-              <w:right w:w="90" w:type="dxa"/>
-            </w:tcMar>
             <w:vAlign w:val="center"/>
           </w:tcPr>
           <w:p>
@@ -5369,12 +4867,6 @@
               <w:right w:val="single" w:sz="6" w:space="0" w:color="1F3864"/>
             </w:tcBorders>
             <w:shd w:val="clear" w:color="auto" w:fill="4472C4"/>
-            <w:tcMar>
-              <w:top w:w="50" w:type="dxa"/>
-              <w:left w:w="90" w:type="dxa"/>
-              <w:bottom w:w="50" w:type="dxa"/>
-              <w:right w:w="90" w:type="dxa"/>
-            </w:tcMar>
             <w:vAlign w:val="center"/>
           </w:tcPr>
           <w:p>
@@ -5416,12 +4908,6 @@
               <w:right w:val="single" w:sz="6" w:space="0" w:color="1F3864"/>
             </w:tcBorders>
             <w:shd w:val="clear" w:color="auto" w:fill="D9E2F3"/>
-            <w:tcMar>
-              <w:top w:w="50" w:type="dxa"/>
-              <w:left w:w="90" w:type="dxa"/>
-              <w:bottom w:w="50" w:type="dxa"/>
-              <w:right w:w="90" w:type="dxa"/>
-            </w:tcMar>
             <w:vAlign w:val="center"/>
           </w:tcPr>
           <w:p>
@@ -5526,12 +5012,6 @@
               <w:right w:val="single" w:sz="6" w:space="0" w:color="1F3864"/>
             </w:tcBorders>
             <w:shd w:val="clear" w:color="auto" w:fill="D9E2F3"/>
-            <w:tcMar>
-              <w:top w:w="50" w:type="dxa"/>
-              <w:left w:w="90" w:type="dxa"/>
-              <w:bottom w:w="50" w:type="dxa"/>
-              <w:right w:w="90" w:type="dxa"/>
-            </w:tcMar>
             <w:vAlign w:val="center"/>
           </w:tcPr>
           <w:p>
@@ -5981,12 +5461,6 @@
               <w:right w:val="single" w:sz="6" w:space="0" w:color="1F3864"/>
             </w:tcBorders>
             <w:shd w:val="clear" w:color="auto" w:fill="D9E2F3"/>
-            <w:tcMar>
-              <w:top w:w="50" w:type="dxa"/>
-              <w:left w:w="90" w:type="dxa"/>
-              <w:bottom w:w="50" w:type="dxa"/>
-              <w:right w:w="90" w:type="dxa"/>
-            </w:tcMar>
             <w:vAlign w:val="center"/>
           </w:tcPr>
           <w:p>
@@ -6052,12 +5526,6 @@
               <w:right w:val="single" w:sz="6" w:space="0" w:color="1F3864"/>
             </w:tcBorders>
             <w:shd w:val="clear" w:color="auto" w:fill="D9E2F3"/>
-            <w:tcMar>
-              <w:top w:w="50" w:type="dxa"/>
-              <w:left w:w="90" w:type="dxa"/>
-              <w:bottom w:w="50" w:type="dxa"/>
-              <w:right w:w="90" w:type="dxa"/>
-            </w:tcMar>
             <w:vAlign w:val="center"/>
           </w:tcPr>
           <w:p>
@@ -6105,12 +5573,6 @@
               <w:right w:val="single" w:sz="6" w:space="0" w:color="1F3864"/>
             </w:tcBorders>
             <w:shd w:val="clear" w:color="auto" w:fill="4472C4"/>
-            <w:tcMar>
-              <w:top w:w="50" w:type="dxa"/>
-              <w:left w:w="90" w:type="dxa"/>
-              <w:bottom w:w="50" w:type="dxa"/>
-              <w:right w:w="90" w:type="dxa"/>
-            </w:tcMar>
             <w:vAlign w:val="center"/>
           </w:tcPr>
           <w:p>
@@ -6151,12 +5613,6 @@
               <w:right w:val="single" w:sz="6" w:space="0" w:color="1F3864"/>
             </w:tcBorders>
             <w:shd w:val="clear" w:color="auto" w:fill="4472C4"/>
-            <w:tcMar>
-              <w:top w:w="50" w:type="dxa"/>
-              <w:left w:w="90" w:type="dxa"/>
-              <w:bottom w:w="50" w:type="dxa"/>
-              <w:right w:w="90" w:type="dxa"/>
-            </w:tcMar>
             <w:vAlign w:val="center"/>
           </w:tcPr>
           <w:p>
@@ -6197,12 +5653,6 @@
               <w:right w:val="single" w:sz="6" w:space="0" w:color="1F3864"/>
             </w:tcBorders>
             <w:shd w:val="clear" w:color="auto" w:fill="4472C4"/>
-            <w:tcMar>
-              <w:top w:w="50" w:type="dxa"/>
-              <w:left w:w="90" w:type="dxa"/>
-              <w:bottom w:w="50" w:type="dxa"/>
-              <w:right w:w="90" w:type="dxa"/>
-            </w:tcMar>
             <w:vAlign w:val="center"/>
           </w:tcPr>
           <w:p>
@@ -6247,12 +5697,6 @@
               <w:right w:val="single" w:sz="6" w:space="0" w:color="1F3864"/>
             </w:tcBorders>
             <w:shd w:val="clear" w:color="auto" w:fill="D9E2F3"/>
-            <w:tcMar>
-              <w:top w:w="50" w:type="dxa"/>
-              <w:left w:w="90" w:type="dxa"/>
-              <w:bottom w:w="50" w:type="dxa"/>
-              <w:right w:w="90" w:type="dxa"/>
-            </w:tcMar>
             <w:vAlign w:val="center"/>
           </w:tcPr>
           <w:p>
@@ -6285,12 +5729,6 @@
               <w:right w:val="single" w:sz="6" w:space="0" w:color="1F3864"/>
             </w:tcBorders>
             <w:shd w:val="clear" w:color="auto" w:fill="D9E2F3"/>
-            <w:tcMar>
-              <w:top w:w="50" w:type="dxa"/>
-              <w:left w:w="90" w:type="dxa"/>
-              <w:bottom w:w="50" w:type="dxa"/>
-              <w:right w:w="90" w:type="dxa"/>
-            </w:tcMar>
             <w:vAlign w:val="center"/>
           </w:tcPr>
           <w:p>
@@ -6323,12 +5761,6 @@
               <w:right w:val="single" w:sz="6" w:space="0" w:color="1F3864"/>
             </w:tcBorders>
             <w:shd w:val="clear" w:color="auto" w:fill="D9E2F3"/>
-            <w:tcMar>
-              <w:top w:w="50" w:type="dxa"/>
-              <w:left w:w="90" w:type="dxa"/>
-              <w:bottom w:w="50" w:type="dxa"/>
-              <w:right w:w="90" w:type="dxa"/>
-            </w:tcMar>
             <w:vAlign w:val="center"/>
           </w:tcPr>
           <w:p>
@@ -6398,12 +5830,6 @@
               <w:right w:val="single" w:sz="6" w:space="0" w:color="1F3864"/>
             </w:tcBorders>
             <w:shd w:val="clear" w:color="auto" w:fill="D9E2F3"/>
-            <w:tcMar>
-              <w:top w:w="50" w:type="dxa"/>
-              <w:left w:w="90" w:type="dxa"/>
-              <w:bottom w:w="50" w:type="dxa"/>
-              <w:right w:w="90" w:type="dxa"/>
-            </w:tcMar>
             <w:vAlign w:val="center"/>
           </w:tcPr>
           <w:p>
@@ -6436,12 +5862,6 @@
               <w:right w:val="single" w:sz="6" w:space="0" w:color="1F3864"/>
             </w:tcBorders>
             <w:shd w:val="clear" w:color="auto" w:fill="D9E2F3"/>
-            <w:tcMar>
-              <w:top w:w="50" w:type="dxa"/>
-              <w:left w:w="90" w:type="dxa"/>
-              <w:bottom w:w="50" w:type="dxa"/>
-              <w:right w:w="90" w:type="dxa"/>
-            </w:tcMar>
             <w:vAlign w:val="center"/>
           </w:tcPr>
           <w:p>
@@ -6488,12 +5908,6 @@
               <w:right w:val="single" w:sz="6" w:space="0" w:color="1F3864"/>
             </w:tcBorders>
             <w:shd w:val="clear" w:color="auto" w:fill="D9E2F3"/>
-            <w:tcMar>
-              <w:top w:w="50" w:type="dxa"/>
-              <w:left w:w="90" w:type="dxa"/>
-              <w:bottom w:w="50" w:type="dxa"/>
-              <w:right w:w="90" w:type="dxa"/>
-            </w:tcMar>
             <w:vAlign w:val="center"/>
           </w:tcPr>
           <w:p>
@@ -6526,12 +5940,6 @@
               <w:right w:val="single" w:sz="6" w:space="0" w:color="1F3864"/>
             </w:tcBorders>
             <w:shd w:val="clear" w:color="auto" w:fill="D9E2F3"/>
-            <w:tcMar>
-              <w:top w:w="50" w:type="dxa"/>
-              <w:left w:w="90" w:type="dxa"/>
-              <w:bottom w:w="50" w:type="dxa"/>
-              <w:right w:w="90" w:type="dxa"/>
-            </w:tcMar>
             <w:vAlign w:val="center"/>
           </w:tcPr>
           <w:p>
@@ -6564,12 +5972,6 @@
               <w:right w:val="single" w:sz="6" w:space="0" w:color="1F3864"/>
             </w:tcBorders>
             <w:shd w:val="clear" w:color="auto" w:fill="D9E2F3"/>
-            <w:tcMar>
-              <w:top w:w="50" w:type="dxa"/>
-              <w:left w:w="90" w:type="dxa"/>
-              <w:bottom w:w="50" w:type="dxa"/>
-              <w:right w:w="90" w:type="dxa"/>
-            </w:tcMar>
             <w:vAlign w:val="center"/>
           </w:tcPr>
           <w:p>
@@ -6639,12 +6041,6 @@
               <w:right w:val="single" w:sz="6" w:space="0" w:color="1F3864"/>
             </w:tcBorders>
             <w:shd w:val="clear" w:color="auto" w:fill="D9E2F3"/>
-            <w:tcMar>
-              <w:top w:w="50" w:type="dxa"/>
-              <w:left w:w="90" w:type="dxa"/>
-              <w:bottom w:w="50" w:type="dxa"/>
-              <w:right w:w="90" w:type="dxa"/>
-            </w:tcMar>
             <w:vAlign w:val="center"/>
           </w:tcPr>
           <w:p>
@@ -6677,12 +6073,6 @@
               <w:right w:val="single" w:sz="6" w:space="0" w:color="1F3864"/>
             </w:tcBorders>
             <w:shd w:val="clear" w:color="auto" w:fill="D9E2F3"/>
-            <w:tcMar>
-              <w:top w:w="50" w:type="dxa"/>
-              <w:left w:w="90" w:type="dxa"/>
-              <w:bottom w:w="50" w:type="dxa"/>
-              <w:right w:w="90" w:type="dxa"/>
-            </w:tcMar>
             <w:vAlign w:val="center"/>
           </w:tcPr>
           <w:p>
@@ -6727,12 +6117,6 @@
               <w:right w:val="single" w:sz="6" w:space="0" w:color="1F3864"/>
             </w:tcBorders>
             <w:shd w:val="clear" w:color="auto" w:fill="4472C4"/>
-            <w:tcMar>
-              <w:top w:w="50" w:type="dxa"/>
-              <w:left w:w="90" w:type="dxa"/>
-              <w:bottom w:w="50" w:type="dxa"/>
-              <w:right w:w="90" w:type="dxa"/>
-            </w:tcMar>
             <w:vAlign w:val="center"/>
           </w:tcPr>
           <w:p>
@@ -6775,12 +6159,6 @@
               <w:right w:val="single" w:sz="6" w:space="0" w:color="1F3864"/>
             </w:tcBorders>
             <w:shd w:val="clear" w:color="auto" w:fill="4472C4"/>
-            <w:tcMar>
-              <w:top w:w="50" w:type="dxa"/>
-              <w:left w:w="90" w:type="dxa"/>
-              <w:bottom w:w="50" w:type="dxa"/>
-              <w:right w:w="90" w:type="dxa"/>
-            </w:tcMar>
             <w:vAlign w:val="center"/>
           </w:tcPr>
           <w:p>
@@ -6820,12 +6198,6 @@
               <w:right w:val="single" w:sz="6" w:space="0" w:color="1F3864"/>
             </w:tcBorders>
             <w:shd w:val="clear" w:color="auto" w:fill="D9E2F3"/>
-            <w:tcMar>
-              <w:top w:w="50" w:type="dxa"/>
-              <w:left w:w="90" w:type="dxa"/>
-              <w:bottom w:w="50" w:type="dxa"/>
-              <w:right w:w="90" w:type="dxa"/>
-            </w:tcMar>
             <w:vAlign w:val="center"/>
           </w:tcPr>
           <w:p>
@@ -6884,12 +6256,6 @@
               <w:right w:val="single" w:sz="6" w:space="0" w:color="1F3864"/>
             </w:tcBorders>
             <w:shd w:val="clear" w:color="auto" w:fill="4472C4"/>
-            <w:tcMar>
-              <w:top w:w="50" w:type="dxa"/>
-              <w:left w:w="90" w:type="dxa"/>
-              <w:bottom w:w="50" w:type="dxa"/>
-              <w:right w:w="90" w:type="dxa"/>
-            </w:tcMar>
             <w:vAlign w:val="center"/>
           </w:tcPr>
           <w:p>
@@ -6931,12 +6297,6 @@
               <w:right w:val="single" w:sz="6" w:space="0" w:color="1F3864"/>
             </w:tcBorders>
             <w:shd w:val="clear" w:color="auto" w:fill="D9E2F3"/>
-            <w:tcMar>
-              <w:top w:w="50" w:type="dxa"/>
-              <w:left w:w="90" w:type="dxa"/>
-              <w:bottom w:w="50" w:type="dxa"/>
-              <w:right w:w="90" w:type="dxa"/>
-            </w:tcMar>
             <w:vAlign w:val="center"/>
           </w:tcPr>
           <w:p>
@@ -7041,12 +6401,6 @@
               <w:right w:val="single" w:sz="6" w:space="0" w:color="1F3864"/>
             </w:tcBorders>
             <w:shd w:val="clear" w:color="auto" w:fill="D9E2F3"/>
-            <w:tcMar>
-              <w:top w:w="50" w:type="dxa"/>
-              <w:left w:w="90" w:type="dxa"/>
-              <w:bottom w:w="50" w:type="dxa"/>
-              <w:right w:w="90" w:type="dxa"/>
-            </w:tcMar>
             <w:vAlign w:val="center"/>
           </w:tcPr>
           <w:p>
@@ -7375,12 +6729,6 @@
               <w:right w:val="single" w:sz="6" w:space="0" w:color="1F3864"/>
             </w:tcBorders>
             <w:shd w:val="clear" w:color="auto" w:fill="D9E2F3"/>
-            <w:tcMar>
-              <w:top w:w="50" w:type="dxa"/>
-              <w:left w:w="90" w:type="dxa"/>
-              <w:bottom w:w="50" w:type="dxa"/>
-              <w:right w:w="90" w:type="dxa"/>
-            </w:tcMar>
             <w:vAlign w:val="center"/>
           </w:tcPr>
           <w:p>
@@ -7446,12 +6794,6 @@
               <w:right w:val="single" w:sz="6" w:space="0" w:color="1F3864"/>
             </w:tcBorders>
             <w:shd w:val="clear" w:color="auto" w:fill="D9E2F3"/>
-            <w:tcMar>
-              <w:top w:w="50" w:type="dxa"/>
-              <w:left w:w="90" w:type="dxa"/>
-              <w:bottom w:w="50" w:type="dxa"/>
-              <w:right w:w="90" w:type="dxa"/>
-            </w:tcMar>
             <w:vAlign w:val="center"/>
           </w:tcPr>
           <w:p>
@@ -7499,12 +6841,6 @@
               <w:right w:val="single" w:sz="6" w:space="0" w:color="1F3864"/>
             </w:tcBorders>
             <w:shd w:val="clear" w:color="auto" w:fill="4472C4"/>
-            <w:tcMar>
-              <w:top w:w="50" w:type="dxa"/>
-              <w:left w:w="90" w:type="dxa"/>
-              <w:bottom w:w="50" w:type="dxa"/>
-              <w:right w:w="90" w:type="dxa"/>
-            </w:tcMar>
             <w:vAlign w:val="center"/>
           </w:tcPr>
           <w:p>
@@ -7545,12 +6881,6 @@
               <w:right w:val="single" w:sz="6" w:space="0" w:color="1F3864"/>
             </w:tcBorders>
             <w:shd w:val="clear" w:color="auto" w:fill="4472C4"/>
-            <w:tcMar>
-              <w:top w:w="50" w:type="dxa"/>
-              <w:left w:w="90" w:type="dxa"/>
-              <w:bottom w:w="50" w:type="dxa"/>
-              <w:right w:w="90" w:type="dxa"/>
-            </w:tcMar>
             <w:vAlign w:val="center"/>
           </w:tcPr>
           <w:p>
@@ -7591,12 +6921,6 @@
               <w:right w:val="single" w:sz="6" w:space="0" w:color="1F3864"/>
             </w:tcBorders>
             <w:shd w:val="clear" w:color="auto" w:fill="4472C4"/>
-            <w:tcMar>
-              <w:top w:w="50" w:type="dxa"/>
-              <w:left w:w="90" w:type="dxa"/>
-              <w:bottom w:w="50" w:type="dxa"/>
-              <w:right w:w="90" w:type="dxa"/>
-            </w:tcMar>
             <w:vAlign w:val="center"/>
           </w:tcPr>
           <w:p>
@@ -7641,12 +6965,6 @@
               <w:right w:val="single" w:sz="6" w:space="0" w:color="1F3864"/>
             </w:tcBorders>
             <w:shd w:val="clear" w:color="auto" w:fill="D9E2F3"/>
-            <w:tcMar>
-              <w:top w:w="50" w:type="dxa"/>
-              <w:left w:w="90" w:type="dxa"/>
-              <w:bottom w:w="50" w:type="dxa"/>
-              <w:right w:w="90" w:type="dxa"/>
-            </w:tcMar>
             <w:vAlign w:val="center"/>
           </w:tcPr>
           <w:p>
@@ -7679,12 +6997,6 @@
               <w:right w:val="single" w:sz="6" w:space="0" w:color="1F3864"/>
             </w:tcBorders>
             <w:shd w:val="clear" w:color="auto" w:fill="D9E2F3"/>
-            <w:tcMar>
-              <w:top w:w="50" w:type="dxa"/>
-              <w:left w:w="90" w:type="dxa"/>
-              <w:bottom w:w="50" w:type="dxa"/>
-              <w:right w:w="90" w:type="dxa"/>
-            </w:tcMar>
             <w:vAlign w:val="center"/>
           </w:tcPr>
           <w:p>
@@ -7717,12 +7029,6 @@
               <w:right w:val="single" w:sz="6" w:space="0" w:color="1F3864"/>
             </w:tcBorders>
             <w:shd w:val="clear" w:color="auto" w:fill="D9E2F3"/>
-            <w:tcMar>
-              <w:top w:w="50" w:type="dxa"/>
-              <w:left w:w="90" w:type="dxa"/>
-              <w:bottom w:w="50" w:type="dxa"/>
-              <w:right w:w="90" w:type="dxa"/>
-            </w:tcMar>
             <w:vAlign w:val="center"/>
           </w:tcPr>
           <w:p>
@@ -7792,12 +7098,6 @@
               <w:right w:val="single" w:sz="6" w:space="0" w:color="1F3864"/>
             </w:tcBorders>
             <w:shd w:val="clear" w:color="auto" w:fill="D9E2F3"/>
-            <w:tcMar>
-              <w:top w:w="50" w:type="dxa"/>
-              <w:left w:w="90" w:type="dxa"/>
-              <w:bottom w:w="50" w:type="dxa"/>
-              <w:right w:w="90" w:type="dxa"/>
-            </w:tcMar>
             <w:vAlign w:val="center"/>
           </w:tcPr>
           <w:p>
@@ -7830,12 +7130,6 @@
               <w:right w:val="single" w:sz="6" w:space="0" w:color="1F3864"/>
             </w:tcBorders>
             <w:shd w:val="clear" w:color="auto" w:fill="D9E2F3"/>
-            <w:tcMar>
-              <w:top w:w="50" w:type="dxa"/>
-              <w:left w:w="90" w:type="dxa"/>
-              <w:bottom w:w="50" w:type="dxa"/>
-              <w:right w:w="90" w:type="dxa"/>
-            </w:tcMar>
             <w:vAlign w:val="center"/>
           </w:tcPr>
           <w:p>
@@ -7882,12 +7176,6 @@
               <w:right w:val="single" w:sz="6" w:space="0" w:color="1F3864"/>
             </w:tcBorders>
             <w:shd w:val="clear" w:color="auto" w:fill="D9E2F3"/>
-            <w:tcMar>
-              <w:top w:w="50" w:type="dxa"/>
-              <w:left w:w="90" w:type="dxa"/>
-              <w:bottom w:w="50" w:type="dxa"/>
-              <w:right w:w="90" w:type="dxa"/>
-            </w:tcMar>
             <w:vAlign w:val="center"/>
           </w:tcPr>
           <w:p>
@@ -7920,12 +7208,6 @@
               <w:right w:val="single" w:sz="6" w:space="0" w:color="1F3864"/>
             </w:tcBorders>
             <w:shd w:val="clear" w:color="auto" w:fill="D9E2F3"/>
-            <w:tcMar>
-              <w:top w:w="50" w:type="dxa"/>
-              <w:left w:w="90" w:type="dxa"/>
-              <w:bottom w:w="50" w:type="dxa"/>
-              <w:right w:w="90" w:type="dxa"/>
-            </w:tcMar>
             <w:vAlign w:val="center"/>
           </w:tcPr>
           <w:p>
@@ -7958,12 +7240,6 @@
               <w:right w:val="single" w:sz="6" w:space="0" w:color="1F3864"/>
             </w:tcBorders>
             <w:shd w:val="clear" w:color="auto" w:fill="D9E2F3"/>
-            <w:tcMar>
-              <w:top w:w="50" w:type="dxa"/>
-              <w:left w:w="90" w:type="dxa"/>
-              <w:bottom w:w="50" w:type="dxa"/>
-              <w:right w:w="90" w:type="dxa"/>
-            </w:tcMar>
             <w:vAlign w:val="center"/>
           </w:tcPr>
           <w:p>
@@ -8033,12 +7309,6 @@
               <w:right w:val="single" w:sz="6" w:space="0" w:color="1F3864"/>
             </w:tcBorders>
             <w:shd w:val="clear" w:color="auto" w:fill="D9E2F3"/>
-            <w:tcMar>
-              <w:top w:w="50" w:type="dxa"/>
-              <w:left w:w="90" w:type="dxa"/>
-              <w:bottom w:w="50" w:type="dxa"/>
-              <w:right w:w="90" w:type="dxa"/>
-            </w:tcMar>
             <w:vAlign w:val="center"/>
           </w:tcPr>
           <w:p>
@@ -8089,12 +7359,6 @@
               <w:right w:val="single" w:sz="6" w:space="0" w:color="1F3864"/>
             </w:tcBorders>
             <w:shd w:val="clear" w:color="auto" w:fill="D9E2F3"/>
-            <w:tcMar>
-              <w:top w:w="50" w:type="dxa"/>
-              <w:left w:w="90" w:type="dxa"/>
-              <w:bottom w:w="50" w:type="dxa"/>
-              <w:right w:w="90" w:type="dxa"/>
-            </w:tcMar>
             <w:vAlign w:val="center"/>
           </w:tcPr>
           <w:p>
@@ -8139,12 +7403,6 @@
               <w:right w:val="single" w:sz="6" w:space="0" w:color="1F3864"/>
             </w:tcBorders>
             <w:shd w:val="clear" w:color="auto" w:fill="4472C4"/>
-            <w:tcMar>
-              <w:top w:w="50" w:type="dxa"/>
-              <w:left w:w="90" w:type="dxa"/>
-              <w:bottom w:w="50" w:type="dxa"/>
-              <w:right w:w="90" w:type="dxa"/>
-            </w:tcMar>
             <w:vAlign w:val="center"/>
           </w:tcPr>
           <w:p>
@@ -8187,12 +7445,6 @@
               <w:right w:val="single" w:sz="6" w:space="0" w:color="1F3864"/>
             </w:tcBorders>
             <w:shd w:val="clear" w:color="auto" w:fill="4472C4"/>
-            <w:tcMar>
-              <w:top w:w="50" w:type="dxa"/>
-              <w:left w:w="90" w:type="dxa"/>
-              <w:bottom w:w="50" w:type="dxa"/>
-              <w:right w:w="90" w:type="dxa"/>
-            </w:tcMar>
             <w:vAlign w:val="center"/>
           </w:tcPr>
           <w:p>
@@ -8232,12 +7484,6 @@
               <w:right w:val="single" w:sz="6" w:space="0" w:color="1F3864"/>
             </w:tcBorders>
             <w:shd w:val="clear" w:color="auto" w:fill="D9E2F3"/>
-            <w:tcMar>
-              <w:top w:w="50" w:type="dxa"/>
-              <w:left w:w="90" w:type="dxa"/>
-              <w:bottom w:w="50" w:type="dxa"/>
-              <w:right w:w="90" w:type="dxa"/>
-            </w:tcMar>
             <w:vAlign w:val="center"/>
           </w:tcPr>
           <w:p>
@@ -8296,12 +7542,6 @@
               <w:right w:val="single" w:sz="6" w:space="0" w:color="1F3864"/>
             </w:tcBorders>
             <w:shd w:val="clear" w:color="auto" w:fill="4472C4"/>
-            <w:tcMar>
-              <w:top w:w="50" w:type="dxa"/>
-              <w:left w:w="90" w:type="dxa"/>
-              <w:bottom w:w="50" w:type="dxa"/>
-              <w:right w:w="90" w:type="dxa"/>
-            </w:tcMar>
             <w:vAlign w:val="center"/>
           </w:tcPr>
           <w:p>
@@ -8343,12 +7583,6 @@
               <w:right w:val="single" w:sz="6" w:space="0" w:color="1F3864"/>
             </w:tcBorders>
             <w:shd w:val="clear" w:color="auto" w:fill="D9E2F3"/>
-            <w:tcMar>
-              <w:top w:w="50" w:type="dxa"/>
-              <w:left w:w="90" w:type="dxa"/>
-              <w:bottom w:w="50" w:type="dxa"/>
-              <w:right w:w="90" w:type="dxa"/>
-            </w:tcMar>
             <w:vAlign w:val="center"/>
           </w:tcPr>
           <w:p>
@@ -8420,12 +7654,6 @@
               <w:right w:val="single" w:sz="6" w:space="0" w:color="1F3864"/>
             </w:tcBorders>
             <w:shd w:val="clear" w:color="auto" w:fill="D9E2F3"/>
-            <w:tcMar>
-              <w:top w:w="50" w:type="dxa"/>
-              <w:left w:w="90" w:type="dxa"/>
-              <w:bottom w:w="50" w:type="dxa"/>
-              <w:right w:w="90" w:type="dxa"/>
-            </w:tcMar>
             <w:vAlign w:val="center"/>
           </w:tcPr>
           <w:p>
@@ -8755,12 +7983,6 @@
               <w:right w:val="single" w:sz="6" w:space="0" w:color="1F3864"/>
             </w:tcBorders>
             <w:shd w:val="clear" w:color="auto" w:fill="D9E2F3"/>
-            <w:tcMar>
-              <w:top w:w="50" w:type="dxa"/>
-              <w:left w:w="90" w:type="dxa"/>
-              <w:bottom w:w="50" w:type="dxa"/>
-              <w:right w:w="90" w:type="dxa"/>
-            </w:tcMar>
             <w:vAlign w:val="center"/>
           </w:tcPr>
           <w:p>
@@ -8837,6 +8059,55 @@
           </w:p>
         </w:tc>
       </w:tr>
+    </w:tbl>
+    <w:p>
+      <w:pPr>
+        <w:spacing w:before="0" w:after="0" w:line="240" w:lineRule="auto"/>
+        <w:rPr>
+          <w:sz w:val="18"/>
+          <w:szCs w:val="18"/>
+        </w:rPr>
+      </w:pPr>
+    </w:p>
+    <w:tbl>
+      <w:tblPr>
+        <w:tblW w:w="9405" w:type="dxa"/>
+        <w:jc w:val="center"/>
+        <w:tblBorders>
+          <w:top w:val="single" w:sz="6" w:space="0" w:color="1F3864"/>
+          <w:left w:val="single" w:sz="6" w:space="0" w:color="1F3864"/>
+          <w:bottom w:val="single" w:sz="6" w:space="0" w:color="1F3864"/>
+          <w:right w:val="single" w:sz="6" w:space="0" w:color="1F3864"/>
+          <w:insideH w:val="single" w:sz="6" w:space="0" w:color="1F3864"/>
+          <w:insideV w:val="single" w:sz="6" w:space="0" w:color="1F3864"/>
+        </w:tblBorders>
+        <w:tblLayout w:type="fixed"/>
+        <w:tblCellMar>
+          <w:top w:w="40" w:type="dxa"/>
+          <w:left w:w="90" w:type="dxa"/>
+          <w:bottom w:w="40" w:type="dxa"/>
+          <w:right w:w="90" w:type="dxa"/>
+        </w:tblCellMar>
+        <w:tblLook w:val="0000" w:firstRow="0" w:lastRow="0" w:firstColumn="0" w:lastColumn="0" w:noHBand="0" w:noVBand="0"/>
+      </w:tblPr>
+      <w:tblGrid>
+        <w:gridCol w:w="1175"/>
+        <w:gridCol w:w="391"/>
+        <w:gridCol w:w="391"/>
+        <w:gridCol w:w="391"/>
+        <w:gridCol w:w="783"/>
+        <w:gridCol w:w="391"/>
+        <w:gridCol w:w="391"/>
+        <w:gridCol w:w="783"/>
+        <w:gridCol w:w="783"/>
+        <w:gridCol w:w="391"/>
+        <w:gridCol w:w="391"/>
+        <w:gridCol w:w="391"/>
+        <w:gridCol w:w="391"/>
+        <w:gridCol w:w="391"/>
+        <w:gridCol w:w="391"/>
+        <w:gridCol w:w="1567"/>
+      </w:tblGrid>
       <w:tr>
         <w:tc>
           <w:tcPr>
@@ -8849,12 +8120,6 @@
               <w:right w:val="single" w:sz="6" w:space="0" w:color="1F3864"/>
             </w:tcBorders>
             <w:shd w:val="clear" w:color="auto" w:fill="4472C4"/>
-            <w:tcMar>
-              <w:top w:w="50" w:type="dxa"/>
-              <w:left w:w="90" w:type="dxa"/>
-              <w:bottom w:w="50" w:type="dxa"/>
-              <w:right w:w="90" w:type="dxa"/>
-            </w:tcMar>
             <w:vAlign w:val="center"/>
           </w:tcPr>
           <w:p>
@@ -8897,12 +8162,6 @@
               <w:right w:val="single" w:sz="6" w:space="0" w:color="1F3864"/>
             </w:tcBorders>
             <w:shd w:val="clear" w:color="auto" w:fill="4472C4"/>
-            <w:tcMar>
-              <w:top w:w="50" w:type="dxa"/>
-              <w:left w:w="90" w:type="dxa"/>
-              <w:bottom w:w="50" w:type="dxa"/>
-              <w:right w:w="90" w:type="dxa"/>
-            </w:tcMar>
             <w:vAlign w:val="center"/>
           </w:tcPr>
           <w:p>
@@ -8943,12 +8202,6 @@
               <w:right w:val="single" w:sz="6" w:space="0" w:color="1F3864"/>
             </w:tcBorders>
             <w:shd w:val="clear" w:color="auto" w:fill="4472C4"/>
-            <w:tcMar>
-              <w:top w:w="50" w:type="dxa"/>
-              <w:left w:w="90" w:type="dxa"/>
-              <w:bottom w:w="50" w:type="dxa"/>
-              <w:right w:w="90" w:type="dxa"/>
-            </w:tcMar>
             <w:vAlign w:val="center"/>
           </w:tcPr>
           <w:p>
@@ -8989,12 +8242,6 @@
               <w:right w:val="single" w:sz="6" w:space="0" w:color="1F3864"/>
             </w:tcBorders>
             <w:shd w:val="clear" w:color="auto" w:fill="4472C4"/>
-            <w:tcMar>
-              <w:top w:w="50" w:type="dxa"/>
-              <w:left w:w="90" w:type="dxa"/>
-              <w:bottom w:w="50" w:type="dxa"/>
-              <w:right w:w="90" w:type="dxa"/>
-            </w:tcMar>
             <w:vAlign w:val="center"/>
           </w:tcPr>
           <w:p>
@@ -9050,12 +8297,6 @@
               <w:right w:val="single" w:sz="6" w:space="0" w:color="1F3864"/>
             </w:tcBorders>
             <w:shd w:val="clear" w:color="auto" w:fill="4472C4"/>
-            <w:tcMar>
-              <w:top w:w="50" w:type="dxa"/>
-              <w:left w:w="90" w:type="dxa"/>
-              <w:bottom w:w="50" w:type="dxa"/>
-              <w:right w:w="90" w:type="dxa"/>
-            </w:tcMar>
             <w:vAlign w:val="center"/>
           </w:tcPr>
           <w:p>
@@ -9096,12 +8337,6 @@
               <w:right w:val="single" w:sz="6" w:space="0" w:color="1F3864"/>
             </w:tcBorders>
             <w:shd w:val="clear" w:color="auto" w:fill="4472C4"/>
-            <w:tcMar>
-              <w:top w:w="50" w:type="dxa"/>
-              <w:left w:w="90" w:type="dxa"/>
-              <w:bottom w:w="50" w:type="dxa"/>
-              <w:right w:w="90" w:type="dxa"/>
-            </w:tcMar>
             <w:vAlign w:val="center"/>
           </w:tcPr>
           <w:p>
@@ -9144,12 +8379,6 @@
               <w:right w:val="single" w:sz="6" w:space="0" w:color="1F3864"/>
             </w:tcBorders>
             <w:shd w:val="clear" w:color="auto" w:fill="D9E2F3"/>
-            <w:tcMar>
-              <w:top w:w="50" w:type="dxa"/>
-              <w:left w:w="90" w:type="dxa"/>
-              <w:bottom w:w="50" w:type="dxa"/>
-              <w:right w:w="90" w:type="dxa"/>
-            </w:tcMar>
             <w:vAlign w:val="center"/>
           </w:tcPr>
           <w:p>
@@ -9259,12 +8488,6 @@
               <w:right w:val="single" w:sz="6" w:space="0" w:color="1F3864"/>
             </w:tcBorders>
             <w:shd w:val="clear" w:color="auto" w:fill="D9E2F3"/>
-            <w:tcMar>
-              <w:top w:w="50" w:type="dxa"/>
-              <w:left w:w="90" w:type="dxa"/>
-              <w:bottom w:w="50" w:type="dxa"/>
-              <w:right w:w="90" w:type="dxa"/>
-            </w:tcMar>
             <w:vAlign w:val="center"/>
           </w:tcPr>
           <w:p>
@@ -9336,12 +8559,6 @@
               <w:right w:val="single" w:sz="6" w:space="0" w:color="1F3864"/>
             </w:tcBorders>
             <w:shd w:val="clear" w:color="auto" w:fill="D9E2F3"/>
-            <w:tcMar>
-              <w:top w:w="50" w:type="dxa"/>
-              <w:left w:w="90" w:type="dxa"/>
-              <w:bottom w:w="50" w:type="dxa"/>
-              <w:right w:w="90" w:type="dxa"/>
-            </w:tcMar>
             <w:vAlign w:val="center"/>
           </w:tcPr>
           <w:p>
@@ -9423,12 +8640,6 @@
               <w:right w:val="single" w:sz="6" w:space="0" w:color="1F3864"/>
             </w:tcBorders>
             <w:shd w:val="clear" w:color="auto" w:fill="D9E2F3"/>
-            <w:tcMar>
-              <w:top w:w="50" w:type="dxa"/>
-              <w:left w:w="90" w:type="dxa"/>
-              <w:bottom w:w="50" w:type="dxa"/>
-              <w:right w:w="90" w:type="dxa"/>
-            </w:tcMar>
             <w:vAlign w:val="center"/>
           </w:tcPr>
           <w:p>
@@ -9500,12 +8711,6 @@
               <w:right w:val="single" w:sz="6" w:space="0" w:color="1F3864"/>
             </w:tcBorders>
             <w:shd w:val="clear" w:color="auto" w:fill="D9E2F3"/>
-            <w:tcMar>
-              <w:top w:w="50" w:type="dxa"/>
-              <w:left w:w="90" w:type="dxa"/>
-              <w:bottom w:w="50" w:type="dxa"/>
-              <w:right w:w="90" w:type="dxa"/>
-            </w:tcMar>
             <w:vAlign w:val="center"/>
           </w:tcPr>
           <w:p>
@@ -9567,6 +8772,55 @@
           </w:p>
         </w:tc>
       </w:tr>
+    </w:tbl>
+    <w:p>
+      <w:pPr>
+        <w:spacing w:before="0" w:after="0" w:line="240" w:lineRule="auto"/>
+        <w:rPr>
+          <w:sz w:val="18"/>
+          <w:szCs w:val="18"/>
+        </w:rPr>
+      </w:pPr>
+    </w:p>
+    <w:tbl>
+      <w:tblPr>
+        <w:tblW w:w="9405" w:type="dxa"/>
+        <w:jc w:val="center"/>
+        <w:tblBorders>
+          <w:top w:val="single" w:sz="6" w:space="0" w:color="1F3864"/>
+          <w:left w:val="single" w:sz="6" w:space="0" w:color="1F3864"/>
+          <w:bottom w:val="single" w:sz="6" w:space="0" w:color="1F3864"/>
+          <w:right w:val="single" w:sz="6" w:space="0" w:color="1F3864"/>
+          <w:insideH w:val="single" w:sz="6" w:space="0" w:color="1F3864"/>
+          <w:insideV w:val="single" w:sz="6" w:space="0" w:color="1F3864"/>
+        </w:tblBorders>
+        <w:tblLayout w:type="fixed"/>
+        <w:tblCellMar>
+          <w:top w:w="40" w:type="dxa"/>
+          <w:left w:w="90" w:type="dxa"/>
+          <w:bottom w:w="40" w:type="dxa"/>
+          <w:right w:w="90" w:type="dxa"/>
+        </w:tblCellMar>
+        <w:tblLook w:val="0000" w:firstRow="0" w:lastRow="0" w:firstColumn="0" w:lastColumn="0" w:noHBand="0" w:noVBand="0"/>
+      </w:tblPr>
+      <w:tblGrid>
+        <w:gridCol w:w="1175"/>
+        <w:gridCol w:w="391"/>
+        <w:gridCol w:w="391"/>
+        <w:gridCol w:w="391"/>
+        <w:gridCol w:w="783"/>
+        <w:gridCol w:w="391"/>
+        <w:gridCol w:w="391"/>
+        <w:gridCol w:w="783"/>
+        <w:gridCol w:w="783"/>
+        <w:gridCol w:w="391"/>
+        <w:gridCol w:w="391"/>
+        <w:gridCol w:w="391"/>
+        <w:gridCol w:w="391"/>
+        <w:gridCol w:w="391"/>
+        <w:gridCol w:w="391"/>
+        <w:gridCol w:w="1567"/>
+      </w:tblGrid>
       <w:tr>
         <w:tc>
           <w:tcPr>
@@ -9579,12 +8833,6 @@
               <w:right w:val="single" w:sz="6" w:space="0" w:color="1F3864"/>
             </w:tcBorders>
             <w:shd w:val="clear" w:color="auto" w:fill="4472C4"/>
-            <w:tcMar>
-              <w:top w:w="50" w:type="dxa"/>
-              <w:left w:w="90" w:type="dxa"/>
-              <w:bottom w:w="50" w:type="dxa"/>
-              <w:right w:w="90" w:type="dxa"/>
-            </w:tcMar>
             <w:vAlign w:val="center"/>
           </w:tcPr>
           <w:p>
@@ -9624,12 +8872,6 @@
               <w:right w:val="single" w:sz="6" w:space="0" w:color="1F3864"/>
             </w:tcBorders>
             <w:shd w:val="clear" w:color="auto" w:fill="D9E2F3"/>
-            <w:tcMar>
-              <w:top w:w="50" w:type="dxa"/>
-              <w:left w:w="90" w:type="dxa"/>
-              <w:bottom w:w="50" w:type="dxa"/>
-              <w:right w:w="90" w:type="dxa"/>
-            </w:tcMar>
             <w:vAlign w:val="center"/>
           </w:tcPr>
           <w:p>
@@ -9784,12 +9026,6 @@
               <w:right w:val="single" w:sz="6" w:space="0" w:color="1F3864"/>
             </w:tcBorders>
             <w:shd w:val="clear" w:color="auto" w:fill="4472C4"/>
-            <w:tcMar>
-              <w:top w:w="50" w:type="dxa"/>
-              <w:left w:w="90" w:type="dxa"/>
-              <w:bottom w:w="50" w:type="dxa"/>
-              <w:right w:w="90" w:type="dxa"/>
-            </w:tcMar>
             <w:vAlign w:val="center"/>
           </w:tcPr>
           <w:p>
@@ -9829,12 +9065,6 @@
               <w:right w:val="single" w:sz="6" w:space="0" w:color="1F3864"/>
             </w:tcBorders>
             <w:shd w:val="clear" w:color="auto" w:fill="D9E2F3"/>
-            <w:tcMar>
-              <w:top w:w="50" w:type="dxa"/>
-              <w:left w:w="90" w:type="dxa"/>
-              <w:bottom w:w="50" w:type="dxa"/>
-              <w:right w:w="90" w:type="dxa"/>
-            </w:tcMar>
             <w:vAlign w:val="center"/>
           </w:tcPr>
           <w:p>
@@ -9989,12 +9219,6 @@
               <w:right w:val="single" w:sz="6" w:space="0" w:color="1F3864"/>
             </w:tcBorders>
             <w:shd w:val="clear" w:color="auto" w:fill="4472C4"/>
-            <w:tcMar>
-              <w:top w:w="50" w:type="dxa"/>
-              <w:left w:w="90" w:type="dxa"/>
-              <w:bottom w:w="50" w:type="dxa"/>
-              <w:right w:w="90" w:type="dxa"/>
-            </w:tcMar>
             <w:vAlign w:val="center"/>
           </w:tcPr>
           <w:p>
@@ -10034,12 +9258,6 @@
               <w:right w:val="single" w:sz="6" w:space="0" w:color="1F3864"/>
             </w:tcBorders>
             <w:shd w:val="clear" w:color="auto" w:fill="D9E2F3"/>
-            <w:tcMar>
-              <w:top w:w="50" w:type="dxa"/>
-              <w:left w:w="90" w:type="dxa"/>
-              <w:bottom w:w="50" w:type="dxa"/>
-              <w:right w:w="90" w:type="dxa"/>
-            </w:tcMar>
             <w:vAlign w:val="center"/>
           </w:tcPr>
           <w:p>
@@ -10143,12 +9361,6 @@
               <w:right w:val="single" w:sz="6" w:space="0" w:color="1F3864"/>
             </w:tcBorders>
             <w:shd w:val="clear" w:color="auto" w:fill="4472C4"/>
-            <w:tcMar>
-              <w:top w:w="50" w:type="dxa"/>
-              <w:left w:w="90" w:type="dxa"/>
-              <w:bottom w:w="50" w:type="dxa"/>
-              <w:right w:w="90" w:type="dxa"/>
-            </w:tcMar>
             <w:vAlign w:val="center"/>
           </w:tcPr>
           <w:p>
@@ -10188,12 +9400,6 @@
               <w:right w:val="single" w:sz="6" w:space="0" w:color="1F3864"/>
             </w:tcBorders>
             <w:shd w:val="clear" w:color="auto" w:fill="D9E2F3"/>
-            <w:tcMar>
-              <w:top w:w="50" w:type="dxa"/>
-              <w:left w:w="90" w:type="dxa"/>
-              <w:bottom w:w="50" w:type="dxa"/>
-              <w:right w:w="90" w:type="dxa"/>
-            </w:tcMar>
             <w:vAlign w:val="center"/>
           </w:tcPr>
           <w:p>
@@ -10304,12 +9510,6 @@
               <w:right w:val="single" w:sz="6" w:space="0" w:color="1F3864"/>
             </w:tcBorders>
             <w:shd w:val="clear" w:color="auto" w:fill="4472C4"/>
-            <w:tcMar>
-              <w:top w:w="50" w:type="dxa"/>
-              <w:left w:w="90" w:type="dxa"/>
-              <w:bottom w:w="50" w:type="dxa"/>
-              <w:right w:w="90" w:type="dxa"/>
-            </w:tcMar>
             <w:vAlign w:val="center"/>
           </w:tcPr>
           <w:p>
@@ -10349,12 +9549,6 @@
               <w:right w:val="single" w:sz="6" w:space="0" w:color="1F3864"/>
             </w:tcBorders>
             <w:shd w:val="clear" w:color="auto" w:fill="D9E2F3"/>
-            <w:tcMar>
-              <w:top w:w="50" w:type="dxa"/>
-              <w:left w:w="90" w:type="dxa"/>
-              <w:bottom w:w="50" w:type="dxa"/>
-              <w:right w:w="90" w:type="dxa"/>
-            </w:tcMar>
             <w:vAlign w:val="center"/>
           </w:tcPr>
           <w:p>
@@ -10399,12 +9593,6 @@
               <w:right w:val="single" w:sz="6" w:space="0" w:color="1F3864"/>
             </w:tcBorders>
             <w:shd w:val="clear" w:color="auto" w:fill="4472C4"/>
-            <w:tcMar>
-              <w:top w:w="50" w:type="dxa"/>
-              <w:left w:w="90" w:type="dxa"/>
-              <w:bottom w:w="50" w:type="dxa"/>
-              <w:right w:w="90" w:type="dxa"/>
-            </w:tcMar>
             <w:vAlign w:val="center"/>
           </w:tcPr>
           <w:p>
@@ -10471,12 +9659,6 @@
               <w:right w:val="single" w:sz="6" w:space="0" w:color="1F3864"/>
             </w:tcBorders>
             <w:shd w:val="clear" w:color="auto" w:fill="4472C4"/>
-            <w:tcMar>
-              <w:top w:w="50" w:type="dxa"/>
-              <w:left w:w="90" w:type="dxa"/>
-              <w:bottom w:w="50" w:type="dxa"/>
-              <w:right w:w="90" w:type="dxa"/>
-            </w:tcMar>
             <w:vAlign w:val="center"/>
           </w:tcPr>
           <w:p>
@@ -10516,12 +9698,6 @@
               <w:right w:val="single" w:sz="6" w:space="0" w:color="1F3864"/>
             </w:tcBorders>
             <w:shd w:val="clear" w:color="auto" w:fill="4472C4"/>
-            <w:tcMar>
-              <w:top w:w="50" w:type="dxa"/>
-              <w:left w:w="90" w:type="dxa"/>
-              <w:bottom w:w="50" w:type="dxa"/>
-              <w:right w:w="90" w:type="dxa"/>
-            </w:tcMar>
             <w:vAlign w:val="center"/>
           </w:tcPr>
           <w:p>
@@ -10561,12 +9737,6 @@
               <w:right w:val="single" w:sz="6" w:space="0" w:color="1F3864"/>
             </w:tcBorders>
             <w:shd w:val="clear" w:color="auto" w:fill="4472C4"/>
-            <w:tcMar>
-              <w:top w:w="50" w:type="dxa"/>
-              <w:left w:w="90" w:type="dxa"/>
-              <w:bottom w:w="50" w:type="dxa"/>
-              <w:right w:w="90" w:type="dxa"/>
-            </w:tcMar>
             <w:vAlign w:val="center"/>
           </w:tcPr>
           <w:p>
@@ -10606,12 +9776,6 @@
               <w:right w:val="single" w:sz="6" w:space="0" w:color="1F3864"/>
             </w:tcBorders>
             <w:shd w:val="clear" w:color="auto" w:fill="4472C4"/>
-            <w:tcMar>
-              <w:top w:w="50" w:type="dxa"/>
-              <w:left w:w="90" w:type="dxa"/>
-              <w:bottom w:w="50" w:type="dxa"/>
-              <w:right w:w="90" w:type="dxa"/>
-            </w:tcMar>
             <w:vAlign w:val="center"/>
           </w:tcPr>
           <w:p>
@@ -10678,12 +9842,6 @@
               <w:right w:val="single" w:sz="6" w:space="0" w:color="1F3864"/>
             </w:tcBorders>
             <w:shd w:val="clear" w:color="auto" w:fill="D9E2F3"/>
-            <w:tcMar>
-              <w:top w:w="50" w:type="dxa"/>
-              <w:left w:w="90" w:type="dxa"/>
-              <w:bottom w:w="50" w:type="dxa"/>
-              <w:right w:w="90" w:type="dxa"/>
-            </w:tcMar>
             <w:vAlign w:val="center"/>
           </w:tcPr>
           <w:p>
@@ -10716,12 +9874,6 @@
               <w:right w:val="single" w:sz="6" w:space="0" w:color="1F3864"/>
             </w:tcBorders>
             <w:shd w:val="clear" w:color="auto" w:fill="D9E2F3"/>
-            <w:tcMar>
-              <w:top w:w="50" w:type="dxa"/>
-              <w:left w:w="90" w:type="dxa"/>
-              <w:bottom w:w="50" w:type="dxa"/>
-              <w:right w:w="90" w:type="dxa"/>
-            </w:tcMar>
             <w:vAlign w:val="center"/>
           </w:tcPr>
           <w:p>
@@ -10754,12 +9906,6 @@
               <w:right w:val="single" w:sz="6" w:space="0" w:color="1F3864"/>
             </w:tcBorders>
             <w:shd w:val="clear" w:color="auto" w:fill="D9E2F3"/>
-            <w:tcMar>
-              <w:top w:w="50" w:type="dxa"/>
-              <w:left w:w="90" w:type="dxa"/>
-              <w:bottom w:w="50" w:type="dxa"/>
-              <w:right w:w="90" w:type="dxa"/>
-            </w:tcMar>
             <w:vAlign w:val="center"/>
           </w:tcPr>
           <w:p>
@@ -10792,12 +9938,6 @@
               <w:right w:val="single" w:sz="6" w:space="0" w:color="1F3864"/>
             </w:tcBorders>
             <w:shd w:val="clear" w:color="auto" w:fill="D9E2F3"/>
-            <w:tcMar>
-              <w:top w:w="50" w:type="dxa"/>
-              <w:left w:w="90" w:type="dxa"/>
-              <w:bottom w:w="50" w:type="dxa"/>
-              <w:right w:w="90" w:type="dxa"/>
-            </w:tcMar>
             <w:vAlign w:val="center"/>
           </w:tcPr>
           <w:p>
@@ -10857,12 +9997,6 @@
               <w:right w:val="single" w:sz="6" w:space="0" w:color="1F3864"/>
             </w:tcBorders>
             <w:shd w:val="clear" w:color="auto" w:fill="D9E2F3"/>
-            <w:tcMar>
-              <w:top w:w="50" w:type="dxa"/>
-              <w:left w:w="90" w:type="dxa"/>
-              <w:bottom w:w="50" w:type="dxa"/>
-              <w:right w:w="90" w:type="dxa"/>
-            </w:tcMar>
             <w:vAlign w:val="center"/>
           </w:tcPr>
           <w:p>
@@ -10895,12 +10029,6 @@
               <w:right w:val="single" w:sz="6" w:space="0" w:color="1F3864"/>
             </w:tcBorders>
             <w:shd w:val="clear" w:color="auto" w:fill="D9E2F3"/>
-            <w:tcMar>
-              <w:top w:w="50" w:type="dxa"/>
-              <w:left w:w="90" w:type="dxa"/>
-              <w:bottom w:w="50" w:type="dxa"/>
-              <w:right w:w="90" w:type="dxa"/>
-            </w:tcMar>
             <w:vAlign w:val="center"/>
           </w:tcPr>
           <w:p>
@@ -10933,12 +10061,6 @@
               <w:right w:val="single" w:sz="6" w:space="0" w:color="1F3864"/>
             </w:tcBorders>
             <w:shd w:val="clear" w:color="auto" w:fill="D9E2F3"/>
-            <w:tcMar>
-              <w:top w:w="50" w:type="dxa"/>
-              <w:left w:w="90" w:type="dxa"/>
-              <w:bottom w:w="50" w:type="dxa"/>
-              <w:right w:w="90" w:type="dxa"/>
-            </w:tcMar>
             <w:vAlign w:val="center"/>
           </w:tcPr>
           <w:p>
@@ -10971,12 +10093,6 @@
               <w:right w:val="single" w:sz="6" w:space="0" w:color="1F3864"/>
             </w:tcBorders>
             <w:shd w:val="clear" w:color="auto" w:fill="D9E2F3"/>
-            <w:tcMar>
-              <w:top w:w="50" w:type="dxa"/>
-              <w:left w:w="90" w:type="dxa"/>
-              <w:bottom w:w="50" w:type="dxa"/>
-              <w:right w:w="90" w:type="dxa"/>
-            </w:tcMar>
             <w:vAlign w:val="center"/>
           </w:tcPr>
           <w:p>
@@ -11036,12 +10152,6 @@
               <w:right w:val="single" w:sz="6" w:space="0" w:color="1F3864"/>
             </w:tcBorders>
             <w:shd w:val="clear" w:color="auto" w:fill="D9E2F3"/>
-            <w:tcMar>
-              <w:top w:w="50" w:type="dxa"/>
-              <w:left w:w="90" w:type="dxa"/>
-              <w:bottom w:w="50" w:type="dxa"/>
-              <w:right w:w="90" w:type="dxa"/>
-            </w:tcMar>
             <w:vAlign w:val="center"/>
           </w:tcPr>
           <w:p>
@@ -11074,12 +10184,6 @@
               <w:right w:val="single" w:sz="6" w:space="0" w:color="1F3864"/>
             </w:tcBorders>
             <w:shd w:val="clear" w:color="auto" w:fill="D9E2F3"/>
-            <w:tcMar>
-              <w:top w:w="50" w:type="dxa"/>
-              <w:left w:w="90" w:type="dxa"/>
-              <w:bottom w:w="50" w:type="dxa"/>
-              <w:right w:w="90" w:type="dxa"/>
-            </w:tcMar>
             <w:vAlign w:val="center"/>
           </w:tcPr>
           <w:p>
@@ -11112,12 +10216,6 @@
               <w:right w:val="single" w:sz="6" w:space="0" w:color="1F3864"/>
             </w:tcBorders>
             <w:shd w:val="clear" w:color="auto" w:fill="D9E2F3"/>
-            <w:tcMar>
-              <w:top w:w="50" w:type="dxa"/>
-              <w:left w:w="90" w:type="dxa"/>
-              <w:bottom w:w="50" w:type="dxa"/>
-              <w:right w:w="90" w:type="dxa"/>
-            </w:tcMar>
             <w:vAlign w:val="center"/>
           </w:tcPr>
           <w:p>
@@ -11150,12 +10248,6 @@
               <w:right w:val="single" w:sz="6" w:space="0" w:color="1F3864"/>
             </w:tcBorders>
             <w:shd w:val="clear" w:color="auto" w:fill="D9E2F3"/>
-            <w:tcMar>
-              <w:top w:w="50" w:type="dxa"/>
-              <w:left w:w="90" w:type="dxa"/>
-              <w:bottom w:w="50" w:type="dxa"/>
-              <w:right w:w="90" w:type="dxa"/>
-            </w:tcMar>
             <w:vAlign w:val="center"/>
           </w:tcPr>
           <w:p>
@@ -11215,12 +10307,6 @@
               <w:right w:val="single" w:sz="6" w:space="0" w:color="1F3864"/>
             </w:tcBorders>
             <w:shd w:val="clear" w:color="auto" w:fill="D9E2F3"/>
-            <w:tcMar>
-              <w:top w:w="50" w:type="dxa"/>
-              <w:left w:w="90" w:type="dxa"/>
-              <w:bottom w:w="50" w:type="dxa"/>
-              <w:right w:w="90" w:type="dxa"/>
-            </w:tcMar>
             <w:vAlign w:val="center"/>
           </w:tcPr>
           <w:p>
@@ -11265,12 +10351,6 @@
               <w:right w:val="single" w:sz="6" w:space="0" w:color="1F3864"/>
             </w:tcBorders>
             <w:shd w:val="clear" w:color="auto" w:fill="4472C4"/>
-            <w:tcMar>
-              <w:top w:w="50" w:type="dxa"/>
-              <w:left w:w="90" w:type="dxa"/>
-              <w:bottom w:w="50" w:type="dxa"/>
-              <w:right w:w="90" w:type="dxa"/>
-            </w:tcMar>
             <w:vAlign w:val="center"/>
           </w:tcPr>
           <w:p>
@@ -11337,12 +10417,6 @@
               <w:right w:val="single" w:sz="6" w:space="0" w:color="1F3864"/>
             </w:tcBorders>
             <w:shd w:val="clear" w:color="auto" w:fill="4472C4"/>
-            <w:tcMar>
-              <w:top w:w="50" w:type="dxa"/>
-              <w:left w:w="90" w:type="dxa"/>
-              <w:bottom w:w="50" w:type="dxa"/>
-              <w:right w:w="90" w:type="dxa"/>
-            </w:tcMar>
             <w:vAlign w:val="center"/>
           </w:tcPr>
           <w:p>
@@ -11382,12 +10456,6 @@
               <w:right w:val="single" w:sz="6" w:space="0" w:color="1F3864"/>
             </w:tcBorders>
             <w:shd w:val="clear" w:color="auto" w:fill="4472C4"/>
-            <w:tcMar>
-              <w:top w:w="50" w:type="dxa"/>
-              <w:left w:w="90" w:type="dxa"/>
-              <w:bottom w:w="50" w:type="dxa"/>
-              <w:right w:w="90" w:type="dxa"/>
-            </w:tcMar>
             <w:vAlign w:val="center"/>
           </w:tcPr>
           <w:p>
@@ -11427,12 +10495,6 @@
               <w:right w:val="single" w:sz="6" w:space="0" w:color="1F3864"/>
             </w:tcBorders>
             <w:shd w:val="clear" w:color="auto" w:fill="4472C4"/>
-            <w:tcMar>
-              <w:top w:w="50" w:type="dxa"/>
-              <w:left w:w="90" w:type="dxa"/>
-              <w:bottom w:w="50" w:type="dxa"/>
-              <w:right w:w="90" w:type="dxa"/>
-            </w:tcMar>
             <w:vAlign w:val="center"/>
           </w:tcPr>
           <w:p>
@@ -11472,12 +10534,6 @@
               <w:right w:val="single" w:sz="6" w:space="0" w:color="1F3864"/>
             </w:tcBorders>
             <w:shd w:val="clear" w:color="auto" w:fill="4472C4"/>
-            <w:tcMar>
-              <w:top w:w="50" w:type="dxa"/>
-              <w:left w:w="90" w:type="dxa"/>
-              <w:bottom w:w="50" w:type="dxa"/>
-              <w:right w:w="90" w:type="dxa"/>
-            </w:tcMar>
             <w:vAlign w:val="center"/>
           </w:tcPr>
           <w:p>
@@ -11544,12 +10600,6 @@
               <w:right w:val="single" w:sz="6" w:space="0" w:color="1F3864"/>
             </w:tcBorders>
             <w:shd w:val="clear" w:color="auto" w:fill="D9E2F3"/>
-            <w:tcMar>
-              <w:top w:w="50" w:type="dxa"/>
-              <w:left w:w="90" w:type="dxa"/>
-              <w:bottom w:w="50" w:type="dxa"/>
-              <w:right w:w="90" w:type="dxa"/>
-            </w:tcMar>
             <w:vAlign w:val="center"/>
           </w:tcPr>
           <w:p>
@@ -11582,12 +10632,6 @@
               <w:right w:val="single" w:sz="6" w:space="0" w:color="1F3864"/>
             </w:tcBorders>
             <w:shd w:val="clear" w:color="auto" w:fill="D9E2F3"/>
-            <w:tcMar>
-              <w:top w:w="50" w:type="dxa"/>
-              <w:left w:w="90" w:type="dxa"/>
-              <w:bottom w:w="50" w:type="dxa"/>
-              <w:right w:w="90" w:type="dxa"/>
-            </w:tcMar>
             <w:vAlign w:val="center"/>
           </w:tcPr>
           <w:p>
@@ -11620,12 +10664,6 @@
               <w:right w:val="single" w:sz="6" w:space="0" w:color="1F3864"/>
             </w:tcBorders>
             <w:shd w:val="clear" w:color="auto" w:fill="D9E2F3"/>
-            <w:tcMar>
-              <w:top w:w="50" w:type="dxa"/>
-              <w:left w:w="90" w:type="dxa"/>
-              <w:bottom w:w="50" w:type="dxa"/>
-              <w:right w:w="90" w:type="dxa"/>
-            </w:tcMar>
             <w:vAlign w:val="center"/>
           </w:tcPr>
           <w:p>
@@ -11658,12 +10696,6 @@
               <w:right w:val="single" w:sz="6" w:space="0" w:color="1F3864"/>
             </w:tcBorders>
             <w:shd w:val="clear" w:color="auto" w:fill="D9E2F3"/>
-            <w:tcMar>
-              <w:top w:w="50" w:type="dxa"/>
-              <w:left w:w="90" w:type="dxa"/>
-              <w:bottom w:w="50" w:type="dxa"/>
-              <w:right w:w="90" w:type="dxa"/>
-            </w:tcMar>
             <w:vAlign w:val="center"/>
           </w:tcPr>
           <w:p>
@@ -11723,12 +10755,6 @@
               <w:right w:val="single" w:sz="6" w:space="0" w:color="1F3864"/>
             </w:tcBorders>
             <w:shd w:val="clear" w:color="auto" w:fill="D9E2F3"/>
-            <w:tcMar>
-              <w:top w:w="50" w:type="dxa"/>
-              <w:left w:w="90" w:type="dxa"/>
-              <w:bottom w:w="50" w:type="dxa"/>
-              <w:right w:w="90" w:type="dxa"/>
-            </w:tcMar>
             <w:vAlign w:val="center"/>
           </w:tcPr>
           <w:p>
@@ -11761,12 +10787,6 @@
               <w:right w:val="single" w:sz="6" w:space="0" w:color="1F3864"/>
             </w:tcBorders>
             <w:shd w:val="clear" w:color="auto" w:fill="D9E2F3"/>
-            <w:tcMar>
-              <w:top w:w="50" w:type="dxa"/>
-              <w:left w:w="90" w:type="dxa"/>
-              <w:bottom w:w="50" w:type="dxa"/>
-              <w:right w:w="90" w:type="dxa"/>
-            </w:tcMar>
             <w:vAlign w:val="center"/>
           </w:tcPr>
           <w:p>
@@ -11799,12 +10819,6 @@
               <w:right w:val="single" w:sz="6" w:space="0" w:color="1F3864"/>
             </w:tcBorders>
             <w:shd w:val="clear" w:color="auto" w:fill="D9E2F3"/>
-            <w:tcMar>
-              <w:top w:w="50" w:type="dxa"/>
-              <w:left w:w="90" w:type="dxa"/>
-              <w:bottom w:w="50" w:type="dxa"/>
-              <w:right w:w="90" w:type="dxa"/>
-            </w:tcMar>
             <w:vAlign w:val="center"/>
           </w:tcPr>
           <w:p>
@@ -11837,12 +10851,6 @@
               <w:right w:val="single" w:sz="6" w:space="0" w:color="1F3864"/>
             </w:tcBorders>
             <w:shd w:val="clear" w:color="auto" w:fill="D9E2F3"/>
-            <w:tcMar>
-              <w:top w:w="50" w:type="dxa"/>
-              <w:left w:w="90" w:type="dxa"/>
-              <w:bottom w:w="50" w:type="dxa"/>
-              <w:right w:w="90" w:type="dxa"/>
-            </w:tcMar>
             <w:vAlign w:val="center"/>
           </w:tcPr>
           <w:p>
@@ -11902,12 +10910,6 @@
               <w:right w:val="single" w:sz="6" w:space="0" w:color="1F3864"/>
             </w:tcBorders>
             <w:shd w:val="clear" w:color="auto" w:fill="D9E2F3"/>
-            <w:tcMar>
-              <w:top w:w="50" w:type="dxa"/>
-              <w:left w:w="90" w:type="dxa"/>
-              <w:bottom w:w="50" w:type="dxa"/>
-              <w:right w:w="90" w:type="dxa"/>
-            </w:tcMar>
             <w:vAlign w:val="center"/>
           </w:tcPr>
           <w:p>
@@ -11940,12 +10942,6 @@
               <w:right w:val="single" w:sz="6" w:space="0" w:color="1F3864"/>
             </w:tcBorders>
             <w:shd w:val="clear" w:color="auto" w:fill="D9E2F3"/>
-            <w:tcMar>
-              <w:top w:w="50" w:type="dxa"/>
-              <w:left w:w="90" w:type="dxa"/>
-              <w:bottom w:w="50" w:type="dxa"/>
-              <w:right w:w="90" w:type="dxa"/>
-            </w:tcMar>
             <w:vAlign w:val="center"/>
           </w:tcPr>
           <w:p>
@@ -11978,12 +10974,6 @@
               <w:right w:val="single" w:sz="6" w:space="0" w:color="1F3864"/>
             </w:tcBorders>
             <w:shd w:val="clear" w:color="auto" w:fill="D9E2F3"/>
-            <w:tcMar>
-              <w:top w:w="50" w:type="dxa"/>
-              <w:left w:w="90" w:type="dxa"/>
-              <w:bottom w:w="50" w:type="dxa"/>
-              <w:right w:w="90" w:type="dxa"/>
-            </w:tcMar>
             <w:vAlign w:val="center"/>
           </w:tcPr>
           <w:p>
@@ -12016,12 +11006,6 @@
               <w:right w:val="single" w:sz="6" w:space="0" w:color="1F3864"/>
             </w:tcBorders>
             <w:shd w:val="clear" w:color="auto" w:fill="D9E2F3"/>
-            <w:tcMar>
-              <w:top w:w="50" w:type="dxa"/>
-              <w:left w:w="90" w:type="dxa"/>
-              <w:bottom w:w="50" w:type="dxa"/>
-              <w:right w:w="90" w:type="dxa"/>
-            </w:tcMar>
             <w:vAlign w:val="center"/>
           </w:tcPr>
           <w:p>
@@ -12081,12 +11065,6 @@
               <w:right w:val="single" w:sz="6" w:space="0" w:color="1F3864"/>
             </w:tcBorders>
             <w:shd w:val="clear" w:color="auto" w:fill="D9E2F3"/>
-            <w:tcMar>
-              <w:top w:w="50" w:type="dxa"/>
-              <w:left w:w="90" w:type="dxa"/>
-              <w:bottom w:w="50" w:type="dxa"/>
-              <w:right w:w="90" w:type="dxa"/>
-            </w:tcMar>
             <w:vAlign w:val="center"/>
           </w:tcPr>
           <w:p>
@@ -12131,12 +11109,6 @@
               <w:right w:val="single" w:sz="6" w:space="0" w:color="1F3864"/>
             </w:tcBorders>
             <w:shd w:val="clear" w:color="auto" w:fill="4472C4"/>
-            <w:tcMar>
-              <w:top w:w="50" w:type="dxa"/>
-              <w:left w:w="90" w:type="dxa"/>
-              <w:bottom w:w="50" w:type="dxa"/>
-              <w:right w:w="90" w:type="dxa"/>
-            </w:tcMar>
             <w:vAlign w:val="center"/>
           </w:tcPr>
           <w:p>
@@ -12203,12 +11175,6 @@
               <w:right w:val="single" w:sz="6" w:space="0" w:color="1F3864"/>
             </w:tcBorders>
             <w:shd w:val="clear" w:color="auto" w:fill="4472C4"/>
-            <w:tcMar>
-              <w:top w:w="50" w:type="dxa"/>
-              <w:left w:w="90" w:type="dxa"/>
-              <w:bottom w:w="50" w:type="dxa"/>
-              <w:right w:w="90" w:type="dxa"/>
-            </w:tcMar>
             <w:vAlign w:val="center"/>
           </w:tcPr>
           <w:p>
@@ -12248,12 +11214,6 @@
               <w:right w:val="single" w:sz="6" w:space="0" w:color="1F3864"/>
             </w:tcBorders>
             <w:shd w:val="clear" w:color="auto" w:fill="4472C4"/>
-            <w:tcMar>
-              <w:top w:w="50" w:type="dxa"/>
-              <w:left w:w="90" w:type="dxa"/>
-              <w:bottom w:w="50" w:type="dxa"/>
-              <w:right w:w="90" w:type="dxa"/>
-            </w:tcMar>
             <w:vAlign w:val="center"/>
           </w:tcPr>
           <w:p>
@@ -12293,12 +11253,6 @@
               <w:right w:val="single" w:sz="6" w:space="0" w:color="1F3864"/>
             </w:tcBorders>
             <w:shd w:val="clear" w:color="auto" w:fill="4472C4"/>
-            <w:tcMar>
-              <w:top w:w="50" w:type="dxa"/>
-              <w:left w:w="90" w:type="dxa"/>
-              <w:bottom w:w="50" w:type="dxa"/>
-              <w:right w:w="90" w:type="dxa"/>
-            </w:tcMar>
             <w:vAlign w:val="center"/>
           </w:tcPr>
           <w:p>
@@ -12338,12 +11292,6 @@
               <w:right w:val="single" w:sz="6" w:space="0" w:color="1F3864"/>
             </w:tcBorders>
             <w:shd w:val="clear" w:color="auto" w:fill="4472C4"/>
-            <w:tcMar>
-              <w:top w:w="50" w:type="dxa"/>
-              <w:left w:w="90" w:type="dxa"/>
-              <w:bottom w:w="50" w:type="dxa"/>
-              <w:right w:w="90" w:type="dxa"/>
-            </w:tcMar>
             <w:vAlign w:val="center"/>
           </w:tcPr>
           <w:p>
@@ -12410,12 +11358,6 @@
               <w:right w:val="single" w:sz="6" w:space="0" w:color="1F3864"/>
             </w:tcBorders>
             <w:shd w:val="clear" w:color="auto" w:fill="D9E2F3"/>
-            <w:tcMar>
-              <w:top w:w="50" w:type="dxa"/>
-              <w:left w:w="90" w:type="dxa"/>
-              <w:bottom w:w="50" w:type="dxa"/>
-              <w:right w:w="90" w:type="dxa"/>
-            </w:tcMar>
             <w:vAlign w:val="center"/>
           </w:tcPr>
           <w:p>
@@ -12448,12 +11390,6 @@
               <w:right w:val="single" w:sz="6" w:space="0" w:color="1F3864"/>
             </w:tcBorders>
             <w:shd w:val="clear" w:color="auto" w:fill="D9E2F3"/>
-            <w:tcMar>
-              <w:top w:w="50" w:type="dxa"/>
-              <w:left w:w="90" w:type="dxa"/>
-              <w:bottom w:w="50" w:type="dxa"/>
-              <w:right w:w="90" w:type="dxa"/>
-            </w:tcMar>
             <w:vAlign w:val="center"/>
           </w:tcPr>
           <w:p>
@@ -12486,12 +11422,6 @@
               <w:right w:val="single" w:sz="6" w:space="0" w:color="1F3864"/>
             </w:tcBorders>
             <w:shd w:val="clear" w:color="auto" w:fill="D9E2F3"/>
-            <w:tcMar>
-              <w:top w:w="50" w:type="dxa"/>
-              <w:left w:w="90" w:type="dxa"/>
-              <w:bottom w:w="50" w:type="dxa"/>
-              <w:right w:w="90" w:type="dxa"/>
-            </w:tcMar>
             <w:vAlign w:val="center"/>
           </w:tcPr>
           <w:p>
@@ -12524,12 +11454,6 @@
               <w:right w:val="single" w:sz="6" w:space="0" w:color="1F3864"/>
             </w:tcBorders>
             <w:shd w:val="clear" w:color="auto" w:fill="D9E2F3"/>
-            <w:tcMar>
-              <w:top w:w="50" w:type="dxa"/>
-              <w:left w:w="90" w:type="dxa"/>
-              <w:bottom w:w="50" w:type="dxa"/>
-              <w:right w:w="90" w:type="dxa"/>
-            </w:tcMar>
             <w:vAlign w:val="center"/>
           </w:tcPr>
           <w:p>
@@ -12589,12 +11513,6 @@
               <w:right w:val="single" w:sz="6" w:space="0" w:color="1F3864"/>
             </w:tcBorders>
             <w:shd w:val="clear" w:color="auto" w:fill="D9E2F3"/>
-            <w:tcMar>
-              <w:top w:w="50" w:type="dxa"/>
-              <w:left w:w="90" w:type="dxa"/>
-              <w:bottom w:w="50" w:type="dxa"/>
-              <w:right w:w="90" w:type="dxa"/>
-            </w:tcMar>
             <w:vAlign w:val="center"/>
           </w:tcPr>
           <w:p>
@@ -12627,12 +11545,6 @@
               <w:right w:val="single" w:sz="6" w:space="0" w:color="1F3864"/>
             </w:tcBorders>
             <w:shd w:val="clear" w:color="auto" w:fill="D9E2F3"/>
-            <w:tcMar>
-              <w:top w:w="50" w:type="dxa"/>
-              <w:left w:w="90" w:type="dxa"/>
-              <w:bottom w:w="50" w:type="dxa"/>
-              <w:right w:w="90" w:type="dxa"/>
-            </w:tcMar>
             <w:vAlign w:val="center"/>
           </w:tcPr>
           <w:p>
@@ -12665,12 +11577,6 @@
               <w:right w:val="single" w:sz="6" w:space="0" w:color="1F3864"/>
             </w:tcBorders>
             <w:shd w:val="clear" w:color="auto" w:fill="D9E2F3"/>
-            <w:tcMar>
-              <w:top w:w="50" w:type="dxa"/>
-              <w:left w:w="90" w:type="dxa"/>
-              <w:bottom w:w="50" w:type="dxa"/>
-              <w:right w:w="90" w:type="dxa"/>
-            </w:tcMar>
             <w:vAlign w:val="center"/>
           </w:tcPr>
           <w:p>
@@ -12703,12 +11609,6 @@
               <w:right w:val="single" w:sz="6" w:space="0" w:color="1F3864"/>
             </w:tcBorders>
             <w:shd w:val="clear" w:color="auto" w:fill="D9E2F3"/>
-            <w:tcMar>
-              <w:top w:w="50" w:type="dxa"/>
-              <w:left w:w="90" w:type="dxa"/>
-              <w:bottom w:w="50" w:type="dxa"/>
-              <w:right w:w="90" w:type="dxa"/>
-            </w:tcMar>
             <w:vAlign w:val="center"/>
           </w:tcPr>
           <w:p>
@@ -12768,12 +11668,6 @@
               <w:right w:val="single" w:sz="6" w:space="0" w:color="1F3864"/>
             </w:tcBorders>
             <w:shd w:val="clear" w:color="auto" w:fill="D9E2F3"/>
-            <w:tcMar>
-              <w:top w:w="50" w:type="dxa"/>
-              <w:left w:w="90" w:type="dxa"/>
-              <w:bottom w:w="50" w:type="dxa"/>
-              <w:right w:w="90" w:type="dxa"/>
-            </w:tcMar>
             <w:vAlign w:val="center"/>
           </w:tcPr>
           <w:p>
@@ -12806,12 +11700,6 @@
               <w:right w:val="single" w:sz="6" w:space="0" w:color="1F3864"/>
             </w:tcBorders>
             <w:shd w:val="clear" w:color="auto" w:fill="D9E2F3"/>
-            <w:tcMar>
-              <w:top w:w="50" w:type="dxa"/>
-              <w:left w:w="90" w:type="dxa"/>
-              <w:bottom w:w="50" w:type="dxa"/>
-              <w:right w:w="90" w:type="dxa"/>
-            </w:tcMar>
             <w:vAlign w:val="center"/>
           </w:tcPr>
           <w:p>
@@ -12844,12 +11732,6 @@
               <w:right w:val="single" w:sz="6" w:space="0" w:color="1F3864"/>
             </w:tcBorders>
             <w:shd w:val="clear" w:color="auto" w:fill="D9E2F3"/>
-            <w:tcMar>
-              <w:top w:w="50" w:type="dxa"/>
-              <w:left w:w="90" w:type="dxa"/>
-              <w:bottom w:w="50" w:type="dxa"/>
-              <w:right w:w="90" w:type="dxa"/>
-            </w:tcMar>
             <w:vAlign w:val="center"/>
           </w:tcPr>
           <w:p>
@@ -12882,12 +11764,6 @@
               <w:right w:val="single" w:sz="6" w:space="0" w:color="1F3864"/>
             </w:tcBorders>
             <w:shd w:val="clear" w:color="auto" w:fill="D9E2F3"/>
-            <w:tcMar>
-              <w:top w:w="50" w:type="dxa"/>
-              <w:left w:w="90" w:type="dxa"/>
-              <w:bottom w:w="50" w:type="dxa"/>
-              <w:right w:w="90" w:type="dxa"/>
-            </w:tcMar>
             <w:vAlign w:val="center"/>
           </w:tcPr>
           <w:p>
@@ -12947,12 +11823,6 @@
               <w:right w:val="single" w:sz="6" w:space="0" w:color="1F3864"/>
             </w:tcBorders>
             <w:shd w:val="clear" w:color="auto" w:fill="D9E2F3"/>
-            <w:tcMar>
-              <w:top w:w="50" w:type="dxa"/>
-              <w:left w:w="90" w:type="dxa"/>
-              <w:bottom w:w="50" w:type="dxa"/>
-              <w:right w:w="90" w:type="dxa"/>
-            </w:tcMar>
             <w:vAlign w:val="center"/>
           </w:tcPr>
           <w:p>
@@ -12997,12 +11867,6 @@
               <w:right w:val="single" w:sz="6" w:space="0" w:color="1F3864"/>
             </w:tcBorders>
             <w:shd w:val="clear" w:color="auto" w:fill="4472C4"/>
-            <w:tcMar>
-              <w:top w:w="50" w:type="dxa"/>
-              <w:left w:w="90" w:type="dxa"/>
-              <w:bottom w:w="50" w:type="dxa"/>
-              <w:right w:w="90" w:type="dxa"/>
-            </w:tcMar>
             <w:vAlign w:val="center"/>
           </w:tcPr>
           <w:p>
@@ -13069,12 +11933,6 @@
               <w:right w:val="single" w:sz="6" w:space="0" w:color="1F3864"/>
             </w:tcBorders>
             <w:shd w:val="clear" w:color="auto" w:fill="4472C4"/>
-            <w:tcMar>
-              <w:top w:w="50" w:type="dxa"/>
-              <w:left w:w="90" w:type="dxa"/>
-              <w:bottom w:w="50" w:type="dxa"/>
-              <w:right w:w="90" w:type="dxa"/>
-            </w:tcMar>
             <w:vAlign w:val="center"/>
           </w:tcPr>
           <w:p>
@@ -13114,12 +11972,6 @@
               <w:right w:val="single" w:sz="6" w:space="0" w:color="1F3864"/>
             </w:tcBorders>
             <w:shd w:val="clear" w:color="auto" w:fill="4472C4"/>
-            <w:tcMar>
-              <w:top w:w="50" w:type="dxa"/>
-              <w:left w:w="90" w:type="dxa"/>
-              <w:bottom w:w="50" w:type="dxa"/>
-              <w:right w:w="90" w:type="dxa"/>
-            </w:tcMar>
             <w:vAlign w:val="center"/>
           </w:tcPr>
           <w:p>
@@ -13159,12 +12011,6 @@
               <w:right w:val="single" w:sz="6" w:space="0" w:color="1F3864"/>
             </w:tcBorders>
             <w:shd w:val="clear" w:color="auto" w:fill="4472C4"/>
-            <w:tcMar>
-              <w:top w:w="50" w:type="dxa"/>
-              <w:left w:w="90" w:type="dxa"/>
-              <w:bottom w:w="50" w:type="dxa"/>
-              <w:right w:w="90" w:type="dxa"/>
-            </w:tcMar>
             <w:vAlign w:val="center"/>
           </w:tcPr>
           <w:p>
@@ -13204,12 +12050,6 @@
               <w:right w:val="single" w:sz="6" w:space="0" w:color="1F3864"/>
             </w:tcBorders>
             <w:shd w:val="clear" w:color="auto" w:fill="4472C4"/>
-            <w:tcMar>
-              <w:top w:w="50" w:type="dxa"/>
-              <w:left w:w="90" w:type="dxa"/>
-              <w:bottom w:w="50" w:type="dxa"/>
-              <w:right w:w="90" w:type="dxa"/>
-            </w:tcMar>
             <w:vAlign w:val="center"/>
           </w:tcPr>
           <w:p>
@@ -13276,12 +12116,6 @@
               <w:right w:val="single" w:sz="6" w:space="0" w:color="1F3864"/>
             </w:tcBorders>
             <w:shd w:val="clear" w:color="auto" w:fill="D9E2F3"/>
-            <w:tcMar>
-              <w:top w:w="50" w:type="dxa"/>
-              <w:left w:w="90" w:type="dxa"/>
-              <w:bottom w:w="50" w:type="dxa"/>
-              <w:right w:w="90" w:type="dxa"/>
-            </w:tcMar>
             <w:vAlign w:val="center"/>
           </w:tcPr>
           <w:p>
@@ -13314,12 +12148,6 @@
               <w:right w:val="single" w:sz="6" w:space="0" w:color="1F3864"/>
             </w:tcBorders>
             <w:shd w:val="clear" w:color="auto" w:fill="D9E2F3"/>
-            <w:tcMar>
-              <w:top w:w="50" w:type="dxa"/>
-              <w:left w:w="90" w:type="dxa"/>
-              <w:bottom w:w="50" w:type="dxa"/>
-              <w:right w:w="90" w:type="dxa"/>
-            </w:tcMar>
             <w:vAlign w:val="center"/>
           </w:tcPr>
           <w:p>
@@ -13352,12 +12180,6 @@
               <w:right w:val="single" w:sz="6" w:space="0" w:color="1F3864"/>
             </w:tcBorders>
             <w:shd w:val="clear" w:color="auto" w:fill="D9E2F3"/>
-            <w:tcMar>
-              <w:top w:w="50" w:type="dxa"/>
-              <w:left w:w="90" w:type="dxa"/>
-              <w:bottom w:w="50" w:type="dxa"/>
-              <w:right w:w="90" w:type="dxa"/>
-            </w:tcMar>
             <w:vAlign w:val="center"/>
           </w:tcPr>
           <w:p>
@@ -13390,12 +12212,6 @@
               <w:right w:val="single" w:sz="6" w:space="0" w:color="1F3864"/>
             </w:tcBorders>
             <w:shd w:val="clear" w:color="auto" w:fill="D9E2F3"/>
-            <w:tcMar>
-              <w:top w:w="50" w:type="dxa"/>
-              <w:left w:w="90" w:type="dxa"/>
-              <w:bottom w:w="50" w:type="dxa"/>
-              <w:right w:w="90" w:type="dxa"/>
-            </w:tcMar>
             <w:vAlign w:val="center"/>
           </w:tcPr>
           <w:p>
@@ -13455,12 +12271,6 @@
               <w:right w:val="single" w:sz="6" w:space="0" w:color="1F3864"/>
             </w:tcBorders>
             <w:shd w:val="clear" w:color="auto" w:fill="D9E2F3"/>
-            <w:tcMar>
-              <w:top w:w="50" w:type="dxa"/>
-              <w:left w:w="90" w:type="dxa"/>
-              <w:bottom w:w="50" w:type="dxa"/>
-              <w:right w:w="90" w:type="dxa"/>
-            </w:tcMar>
             <w:vAlign w:val="center"/>
           </w:tcPr>
           <w:p>
@@ -13493,12 +12303,6 @@
               <w:right w:val="single" w:sz="6" w:space="0" w:color="1F3864"/>
             </w:tcBorders>
             <w:shd w:val="clear" w:color="auto" w:fill="D9E2F3"/>
-            <w:tcMar>
-              <w:top w:w="50" w:type="dxa"/>
-              <w:left w:w="90" w:type="dxa"/>
-              <w:bottom w:w="50" w:type="dxa"/>
-              <w:right w:w="90" w:type="dxa"/>
-            </w:tcMar>
             <w:vAlign w:val="center"/>
           </w:tcPr>
           <w:p>
@@ -13531,12 +12335,6 @@
               <w:right w:val="single" w:sz="6" w:space="0" w:color="1F3864"/>
             </w:tcBorders>
             <w:shd w:val="clear" w:color="auto" w:fill="D9E2F3"/>
-            <w:tcMar>
-              <w:top w:w="50" w:type="dxa"/>
-              <w:left w:w="90" w:type="dxa"/>
-              <w:bottom w:w="50" w:type="dxa"/>
-              <w:right w:w="90" w:type="dxa"/>
-            </w:tcMar>
             <w:vAlign w:val="center"/>
           </w:tcPr>
           <w:p>
@@ -13569,12 +12367,6 @@
               <w:right w:val="single" w:sz="6" w:space="0" w:color="1F3864"/>
             </w:tcBorders>
             <w:shd w:val="clear" w:color="auto" w:fill="D9E2F3"/>
-            <w:tcMar>
-              <w:top w:w="50" w:type="dxa"/>
-              <w:left w:w="90" w:type="dxa"/>
-              <w:bottom w:w="50" w:type="dxa"/>
-              <w:right w:w="90" w:type="dxa"/>
-            </w:tcMar>
             <w:vAlign w:val="center"/>
           </w:tcPr>
           <w:p>
@@ -13634,12 +12426,6 @@
               <w:right w:val="single" w:sz="6" w:space="0" w:color="1F3864"/>
             </w:tcBorders>
             <w:shd w:val="clear" w:color="auto" w:fill="D9E2F3"/>
-            <w:tcMar>
-              <w:top w:w="50" w:type="dxa"/>
-              <w:left w:w="90" w:type="dxa"/>
-              <w:bottom w:w="50" w:type="dxa"/>
-              <w:right w:w="90" w:type="dxa"/>
-            </w:tcMar>
             <w:vAlign w:val="center"/>
           </w:tcPr>
           <w:p>
@@ -13672,12 +12458,6 @@
               <w:right w:val="single" w:sz="6" w:space="0" w:color="1F3864"/>
             </w:tcBorders>
             <w:shd w:val="clear" w:color="auto" w:fill="D9E2F3"/>
-            <w:tcMar>
-              <w:top w:w="50" w:type="dxa"/>
-              <w:left w:w="90" w:type="dxa"/>
-              <w:bottom w:w="50" w:type="dxa"/>
-              <w:right w:w="90" w:type="dxa"/>
-            </w:tcMar>
             <w:vAlign w:val="center"/>
           </w:tcPr>
           <w:p>
@@ -13710,12 +12490,6 @@
               <w:right w:val="single" w:sz="6" w:space="0" w:color="1F3864"/>
             </w:tcBorders>
             <w:shd w:val="clear" w:color="auto" w:fill="D9E2F3"/>
-            <w:tcMar>
-              <w:top w:w="50" w:type="dxa"/>
-              <w:left w:w="90" w:type="dxa"/>
-              <w:bottom w:w="50" w:type="dxa"/>
-              <w:right w:w="90" w:type="dxa"/>
-            </w:tcMar>
             <w:vAlign w:val="center"/>
           </w:tcPr>
           <w:p>
@@ -13748,12 +12522,6 @@
               <w:right w:val="single" w:sz="6" w:space="0" w:color="1F3864"/>
             </w:tcBorders>
             <w:shd w:val="clear" w:color="auto" w:fill="D9E2F3"/>
-            <w:tcMar>
-              <w:top w:w="50" w:type="dxa"/>
-              <w:left w:w="90" w:type="dxa"/>
-              <w:bottom w:w="50" w:type="dxa"/>
-              <w:right w:w="90" w:type="dxa"/>
-            </w:tcMar>
             <w:vAlign w:val="center"/>
           </w:tcPr>
           <w:p>
@@ -13813,12 +12581,6 @@
               <w:right w:val="single" w:sz="6" w:space="0" w:color="1F3864"/>
             </w:tcBorders>
             <w:shd w:val="clear" w:color="auto" w:fill="D9E2F3"/>
-            <w:tcMar>
-              <w:top w:w="50" w:type="dxa"/>
-              <w:left w:w="90" w:type="dxa"/>
-              <w:bottom w:w="50" w:type="dxa"/>
-              <w:right w:w="90" w:type="dxa"/>
-            </w:tcMar>
             <w:vAlign w:val="center"/>
           </w:tcPr>
           <w:p>
@@ -13863,12 +12625,6 @@
               <w:right w:val="single" w:sz="6" w:space="0" w:color="1F3864"/>
             </w:tcBorders>
             <w:shd w:val="clear" w:color="auto" w:fill="4472C4"/>
-            <w:tcMar>
-              <w:top w:w="50" w:type="dxa"/>
-              <w:left w:w="90" w:type="dxa"/>
-              <w:bottom w:w="50" w:type="dxa"/>
-              <w:right w:w="90" w:type="dxa"/>
-            </w:tcMar>
             <w:vAlign w:val="center"/>
           </w:tcPr>
           <w:p>
@@ -13935,12 +12691,6 @@
               <w:right w:val="single" w:sz="6" w:space="0" w:color="1F3864"/>
             </w:tcBorders>
             <w:shd w:val="clear" w:color="auto" w:fill="4472C4"/>
-            <w:tcMar>
-              <w:top w:w="50" w:type="dxa"/>
-              <w:left w:w="90" w:type="dxa"/>
-              <w:bottom w:w="50" w:type="dxa"/>
-              <w:right w:w="90" w:type="dxa"/>
-            </w:tcMar>
             <w:vAlign w:val="center"/>
           </w:tcPr>
           <w:p>
@@ -13980,12 +12730,6 @@
               <w:right w:val="single" w:sz="6" w:space="0" w:color="1F3864"/>
             </w:tcBorders>
             <w:shd w:val="clear" w:color="auto" w:fill="4472C4"/>
-            <w:tcMar>
-              <w:top w:w="50" w:type="dxa"/>
-              <w:left w:w="90" w:type="dxa"/>
-              <w:bottom w:w="50" w:type="dxa"/>
-              <w:right w:w="90" w:type="dxa"/>
-            </w:tcMar>
             <w:vAlign w:val="center"/>
           </w:tcPr>
           <w:p>
@@ -14025,12 +12769,6 @@
               <w:right w:val="single" w:sz="6" w:space="0" w:color="1F3864"/>
             </w:tcBorders>
             <w:shd w:val="clear" w:color="auto" w:fill="4472C4"/>
-            <w:tcMar>
-              <w:top w:w="50" w:type="dxa"/>
-              <w:left w:w="90" w:type="dxa"/>
-              <w:bottom w:w="50" w:type="dxa"/>
-              <w:right w:w="90" w:type="dxa"/>
-            </w:tcMar>
             <w:vAlign w:val="center"/>
           </w:tcPr>
           <w:p>
@@ -14070,12 +12808,6 @@
               <w:right w:val="single" w:sz="6" w:space="0" w:color="1F3864"/>
             </w:tcBorders>
             <w:shd w:val="clear" w:color="auto" w:fill="4472C4"/>
-            <w:tcMar>
-              <w:top w:w="50" w:type="dxa"/>
-              <w:left w:w="90" w:type="dxa"/>
-              <w:bottom w:w="50" w:type="dxa"/>
-              <w:right w:w="90" w:type="dxa"/>
-            </w:tcMar>
             <w:vAlign w:val="center"/>
           </w:tcPr>
           <w:p>
@@ -14142,12 +12874,6 @@
               <w:right w:val="single" w:sz="6" w:space="0" w:color="1F3864"/>
             </w:tcBorders>
             <w:shd w:val="clear" w:color="auto" w:fill="D9E2F3"/>
-            <w:tcMar>
-              <w:top w:w="50" w:type="dxa"/>
-              <w:left w:w="90" w:type="dxa"/>
-              <w:bottom w:w="50" w:type="dxa"/>
-              <w:right w:w="90" w:type="dxa"/>
-            </w:tcMar>
             <w:vAlign w:val="center"/>
           </w:tcPr>
           <w:p>
@@ -14180,12 +12906,6 @@
               <w:right w:val="single" w:sz="6" w:space="0" w:color="1F3864"/>
             </w:tcBorders>
             <w:shd w:val="clear" w:color="auto" w:fill="D9E2F3"/>
-            <w:tcMar>
-              <w:top w:w="50" w:type="dxa"/>
-              <w:left w:w="90" w:type="dxa"/>
-              <w:bottom w:w="50" w:type="dxa"/>
-              <w:right w:w="90" w:type="dxa"/>
-            </w:tcMar>
             <w:vAlign w:val="center"/>
           </w:tcPr>
           <w:p>
@@ -14218,12 +12938,6 @@
               <w:right w:val="single" w:sz="6" w:space="0" w:color="1F3864"/>
             </w:tcBorders>
             <w:shd w:val="clear" w:color="auto" w:fill="D9E2F3"/>
-            <w:tcMar>
-              <w:top w:w="50" w:type="dxa"/>
-              <w:left w:w="90" w:type="dxa"/>
-              <w:bottom w:w="50" w:type="dxa"/>
-              <w:right w:w="90" w:type="dxa"/>
-            </w:tcMar>
             <w:vAlign w:val="center"/>
           </w:tcPr>
           <w:p>
@@ -14256,12 +12970,6 @@
               <w:right w:val="single" w:sz="6" w:space="0" w:color="1F3864"/>
             </w:tcBorders>
             <w:shd w:val="clear" w:color="auto" w:fill="D9E2F3"/>
-            <w:tcMar>
-              <w:top w:w="50" w:type="dxa"/>
-              <w:left w:w="90" w:type="dxa"/>
-              <w:bottom w:w="50" w:type="dxa"/>
-              <w:right w:w="90" w:type="dxa"/>
-            </w:tcMar>
             <w:vAlign w:val="center"/>
           </w:tcPr>
           <w:p>
@@ -14321,12 +13029,6 @@
               <w:right w:val="single" w:sz="6" w:space="0" w:color="1F3864"/>
             </w:tcBorders>
             <w:shd w:val="clear" w:color="auto" w:fill="D9E2F3"/>
-            <w:tcMar>
-              <w:top w:w="50" w:type="dxa"/>
-              <w:left w:w="90" w:type="dxa"/>
-              <w:bottom w:w="50" w:type="dxa"/>
-              <w:right w:w="90" w:type="dxa"/>
-            </w:tcMar>
             <w:vAlign w:val="center"/>
           </w:tcPr>
           <w:p>
@@ -14359,12 +13061,6 @@
               <w:right w:val="single" w:sz="6" w:space="0" w:color="1F3864"/>
             </w:tcBorders>
             <w:shd w:val="clear" w:color="auto" w:fill="D9E2F3"/>
-            <w:tcMar>
-              <w:top w:w="50" w:type="dxa"/>
-              <w:left w:w="90" w:type="dxa"/>
-              <w:bottom w:w="50" w:type="dxa"/>
-              <w:right w:w="90" w:type="dxa"/>
-            </w:tcMar>
             <w:vAlign w:val="center"/>
           </w:tcPr>
           <w:p>
@@ -14397,12 +13093,6 @@
               <w:right w:val="single" w:sz="6" w:space="0" w:color="1F3864"/>
             </w:tcBorders>
             <w:shd w:val="clear" w:color="auto" w:fill="D9E2F3"/>
-            <w:tcMar>
-              <w:top w:w="50" w:type="dxa"/>
-              <w:left w:w="90" w:type="dxa"/>
-              <w:bottom w:w="50" w:type="dxa"/>
-              <w:right w:w="90" w:type="dxa"/>
-            </w:tcMar>
             <w:vAlign w:val="center"/>
           </w:tcPr>
           <w:p>
@@ -14435,12 +13125,6 @@
               <w:right w:val="single" w:sz="6" w:space="0" w:color="1F3864"/>
             </w:tcBorders>
             <w:shd w:val="clear" w:color="auto" w:fill="D9E2F3"/>
-            <w:tcMar>
-              <w:top w:w="50" w:type="dxa"/>
-              <w:left w:w="90" w:type="dxa"/>
-              <w:bottom w:w="50" w:type="dxa"/>
-              <w:right w:w="90" w:type="dxa"/>
-            </w:tcMar>
             <w:vAlign w:val="center"/>
           </w:tcPr>
           <w:p>
@@ -14500,12 +13184,6 @@
               <w:right w:val="single" w:sz="6" w:space="0" w:color="1F3864"/>
             </w:tcBorders>
             <w:shd w:val="clear" w:color="auto" w:fill="D9E2F3"/>
-            <w:tcMar>
-              <w:top w:w="50" w:type="dxa"/>
-              <w:left w:w="90" w:type="dxa"/>
-              <w:bottom w:w="50" w:type="dxa"/>
-              <w:right w:w="90" w:type="dxa"/>
-            </w:tcMar>
             <w:vAlign w:val="center"/>
           </w:tcPr>
           <w:p>
@@ -14538,12 +13216,6 @@
               <w:right w:val="single" w:sz="6" w:space="0" w:color="1F3864"/>
             </w:tcBorders>
             <w:shd w:val="clear" w:color="auto" w:fill="D9E2F3"/>
-            <w:tcMar>
-              <w:top w:w="50" w:type="dxa"/>
-              <w:left w:w="90" w:type="dxa"/>
-              <w:bottom w:w="50" w:type="dxa"/>
-              <w:right w:w="90" w:type="dxa"/>
-            </w:tcMar>
             <w:vAlign w:val="center"/>
           </w:tcPr>
           <w:p>
@@ -14576,12 +13248,6 @@
               <w:right w:val="single" w:sz="6" w:space="0" w:color="1F3864"/>
             </w:tcBorders>
             <w:shd w:val="clear" w:color="auto" w:fill="D9E2F3"/>
-            <w:tcMar>
-              <w:top w:w="50" w:type="dxa"/>
-              <w:left w:w="90" w:type="dxa"/>
-              <w:bottom w:w="50" w:type="dxa"/>
-              <w:right w:w="90" w:type="dxa"/>
-            </w:tcMar>
             <w:vAlign w:val="center"/>
           </w:tcPr>
           <w:p>
@@ -14614,12 +13280,6 @@
               <w:right w:val="single" w:sz="6" w:space="0" w:color="1F3864"/>
             </w:tcBorders>
             <w:shd w:val="clear" w:color="auto" w:fill="D9E2F3"/>
-            <w:tcMar>
-              <w:top w:w="50" w:type="dxa"/>
-              <w:left w:w="90" w:type="dxa"/>
-              <w:bottom w:w="50" w:type="dxa"/>
-              <w:right w:w="90" w:type="dxa"/>
-            </w:tcMar>
             <w:vAlign w:val="center"/>
           </w:tcPr>
           <w:p>
@@ -14679,12 +13339,6 @@
               <w:right w:val="single" w:sz="6" w:space="0" w:color="1F3864"/>
             </w:tcBorders>
             <w:shd w:val="clear" w:color="auto" w:fill="D9E2F3"/>
-            <w:tcMar>
-              <w:top w:w="50" w:type="dxa"/>
-              <w:left w:w="90" w:type="dxa"/>
-              <w:bottom w:w="50" w:type="dxa"/>
-              <w:right w:w="90" w:type="dxa"/>
-            </w:tcMar>
             <w:vAlign w:val="center"/>
           </w:tcPr>
           <w:p>
@@ -14729,12 +13383,6 @@
               <w:right w:val="single" w:sz="6" w:space="0" w:color="1F3864"/>
             </w:tcBorders>
             <w:shd w:val="clear" w:color="auto" w:fill="4472C4"/>
-            <w:tcMar>
-              <w:top w:w="50" w:type="dxa"/>
-              <w:left w:w="90" w:type="dxa"/>
-              <w:bottom w:w="50" w:type="dxa"/>
-              <w:right w:w="90" w:type="dxa"/>
-            </w:tcMar>
             <w:vAlign w:val="center"/>
           </w:tcPr>
           <w:p>
@@ -14801,12 +13449,6 @@
               <w:right w:val="single" w:sz="6" w:space="0" w:color="1F3864"/>
             </w:tcBorders>
             <w:shd w:val="clear" w:color="auto" w:fill="4472C4"/>
-            <w:tcMar>
-              <w:top w:w="50" w:type="dxa"/>
-              <w:left w:w="90" w:type="dxa"/>
-              <w:bottom w:w="50" w:type="dxa"/>
-              <w:right w:w="90" w:type="dxa"/>
-            </w:tcMar>
             <w:vAlign w:val="center"/>
           </w:tcPr>
           <w:p>
@@ -14846,12 +13488,6 @@
               <w:right w:val="single" w:sz="6" w:space="0" w:color="1F3864"/>
             </w:tcBorders>
             <w:shd w:val="clear" w:color="auto" w:fill="4472C4"/>
-            <w:tcMar>
-              <w:top w:w="50" w:type="dxa"/>
-              <w:left w:w="90" w:type="dxa"/>
-              <w:bottom w:w="50" w:type="dxa"/>
-              <w:right w:w="90" w:type="dxa"/>
-            </w:tcMar>
             <w:vAlign w:val="center"/>
           </w:tcPr>
           <w:p>
@@ -14891,12 +13527,6 @@
               <w:right w:val="single" w:sz="6" w:space="0" w:color="1F3864"/>
             </w:tcBorders>
             <w:shd w:val="clear" w:color="auto" w:fill="4472C4"/>
-            <w:tcMar>
-              <w:top w:w="50" w:type="dxa"/>
-              <w:left w:w="90" w:type="dxa"/>
-              <w:bottom w:w="50" w:type="dxa"/>
-              <w:right w:w="90" w:type="dxa"/>
-            </w:tcMar>
             <w:vAlign w:val="center"/>
           </w:tcPr>
           <w:p>
@@ -14936,12 +13566,6 @@
               <w:right w:val="single" w:sz="6" w:space="0" w:color="1F3864"/>
             </w:tcBorders>
             <w:shd w:val="clear" w:color="auto" w:fill="4472C4"/>
-            <w:tcMar>
-              <w:top w:w="50" w:type="dxa"/>
-              <w:left w:w="90" w:type="dxa"/>
-              <w:bottom w:w="50" w:type="dxa"/>
-              <w:right w:w="90" w:type="dxa"/>
-            </w:tcMar>
             <w:vAlign w:val="center"/>
           </w:tcPr>
           <w:p>
@@ -15008,12 +13632,6 @@
               <w:right w:val="single" w:sz="6" w:space="0" w:color="1F3864"/>
             </w:tcBorders>
             <w:shd w:val="clear" w:color="auto" w:fill="D9E2F3"/>
-            <w:tcMar>
-              <w:top w:w="50" w:type="dxa"/>
-              <w:left w:w="90" w:type="dxa"/>
-              <w:bottom w:w="50" w:type="dxa"/>
-              <w:right w:w="90" w:type="dxa"/>
-            </w:tcMar>
             <w:vAlign w:val="center"/>
           </w:tcPr>
           <w:p>
@@ -15046,12 +13664,6 @@
               <w:right w:val="single" w:sz="6" w:space="0" w:color="1F3864"/>
             </w:tcBorders>
             <w:shd w:val="clear" w:color="auto" w:fill="D9E2F3"/>
-            <w:tcMar>
-              <w:top w:w="50" w:type="dxa"/>
-              <w:left w:w="90" w:type="dxa"/>
-              <w:bottom w:w="50" w:type="dxa"/>
-              <w:right w:w="90" w:type="dxa"/>
-            </w:tcMar>
             <w:vAlign w:val="center"/>
           </w:tcPr>
           <w:p>
@@ -15084,12 +13696,6 @@
               <w:right w:val="single" w:sz="6" w:space="0" w:color="1F3864"/>
             </w:tcBorders>
             <w:shd w:val="clear" w:color="auto" w:fill="D9E2F3"/>
-            <w:tcMar>
-              <w:top w:w="50" w:type="dxa"/>
-              <w:left w:w="90" w:type="dxa"/>
-              <w:bottom w:w="50" w:type="dxa"/>
-              <w:right w:w="90" w:type="dxa"/>
-            </w:tcMar>
             <w:vAlign w:val="center"/>
           </w:tcPr>
           <w:p>
@@ -15122,12 +13728,6 @@
               <w:right w:val="single" w:sz="6" w:space="0" w:color="1F3864"/>
             </w:tcBorders>
             <w:shd w:val="clear" w:color="auto" w:fill="D9E2F3"/>
-            <w:tcMar>
-              <w:top w:w="50" w:type="dxa"/>
-              <w:left w:w="90" w:type="dxa"/>
-              <w:bottom w:w="50" w:type="dxa"/>
-              <w:right w:w="90" w:type="dxa"/>
-            </w:tcMar>
             <w:vAlign w:val="center"/>
           </w:tcPr>
           <w:p>
@@ -15187,12 +13787,6 @@
               <w:right w:val="single" w:sz="6" w:space="0" w:color="1F3864"/>
             </w:tcBorders>
             <w:shd w:val="clear" w:color="auto" w:fill="D9E2F3"/>
-            <w:tcMar>
-              <w:top w:w="50" w:type="dxa"/>
-              <w:left w:w="90" w:type="dxa"/>
-              <w:bottom w:w="50" w:type="dxa"/>
-              <w:right w:w="90" w:type="dxa"/>
-            </w:tcMar>
             <w:vAlign w:val="center"/>
           </w:tcPr>
           <w:p>
@@ -15225,12 +13819,6 @@
               <w:right w:val="single" w:sz="6" w:space="0" w:color="1F3864"/>
             </w:tcBorders>
             <w:shd w:val="clear" w:color="auto" w:fill="D9E2F3"/>
-            <w:tcMar>
-              <w:top w:w="50" w:type="dxa"/>
-              <w:left w:w="90" w:type="dxa"/>
-              <w:bottom w:w="50" w:type="dxa"/>
-              <w:right w:w="90" w:type="dxa"/>
-            </w:tcMar>
             <w:vAlign w:val="center"/>
           </w:tcPr>
           <w:p>
@@ -15263,12 +13851,6 @@
               <w:right w:val="single" w:sz="6" w:space="0" w:color="1F3864"/>
             </w:tcBorders>
             <w:shd w:val="clear" w:color="auto" w:fill="D9E2F3"/>
-            <w:tcMar>
-              <w:top w:w="50" w:type="dxa"/>
-              <w:left w:w="90" w:type="dxa"/>
-              <w:bottom w:w="50" w:type="dxa"/>
-              <w:right w:w="90" w:type="dxa"/>
-            </w:tcMar>
             <w:vAlign w:val="center"/>
           </w:tcPr>
           <w:p>
@@ -15301,12 +13883,6 @@
               <w:right w:val="single" w:sz="6" w:space="0" w:color="1F3864"/>
             </w:tcBorders>
             <w:shd w:val="clear" w:color="auto" w:fill="D9E2F3"/>
-            <w:tcMar>
-              <w:top w:w="50" w:type="dxa"/>
-              <w:left w:w="90" w:type="dxa"/>
-              <w:bottom w:w="50" w:type="dxa"/>
-              <w:right w:w="90" w:type="dxa"/>
-            </w:tcMar>
             <w:vAlign w:val="center"/>
           </w:tcPr>
           <w:p>
@@ -15366,12 +13942,6 @@
               <w:right w:val="single" w:sz="6" w:space="0" w:color="1F3864"/>
             </w:tcBorders>
             <w:shd w:val="clear" w:color="auto" w:fill="D9E2F3"/>
-            <w:tcMar>
-              <w:top w:w="50" w:type="dxa"/>
-              <w:left w:w="90" w:type="dxa"/>
-              <w:bottom w:w="50" w:type="dxa"/>
-              <w:right w:w="90" w:type="dxa"/>
-            </w:tcMar>
             <w:vAlign w:val="center"/>
           </w:tcPr>
           <w:p>
@@ -15404,12 +13974,6 @@
               <w:right w:val="single" w:sz="6" w:space="0" w:color="1F3864"/>
             </w:tcBorders>
             <w:shd w:val="clear" w:color="auto" w:fill="D9E2F3"/>
-            <w:tcMar>
-              <w:top w:w="50" w:type="dxa"/>
-              <w:left w:w="90" w:type="dxa"/>
-              <w:bottom w:w="50" w:type="dxa"/>
-              <w:right w:w="90" w:type="dxa"/>
-            </w:tcMar>
             <w:vAlign w:val="center"/>
           </w:tcPr>
           <w:p>
@@ -15442,12 +14006,6 @@
               <w:right w:val="single" w:sz="6" w:space="0" w:color="1F3864"/>
             </w:tcBorders>
             <w:shd w:val="clear" w:color="auto" w:fill="D9E2F3"/>
-            <w:tcMar>
-              <w:top w:w="50" w:type="dxa"/>
-              <w:left w:w="90" w:type="dxa"/>
-              <w:bottom w:w="50" w:type="dxa"/>
-              <w:right w:w="90" w:type="dxa"/>
-            </w:tcMar>
             <w:vAlign w:val="center"/>
           </w:tcPr>
           <w:p>
@@ -15480,12 +14038,6 @@
               <w:right w:val="single" w:sz="6" w:space="0" w:color="1F3864"/>
             </w:tcBorders>
             <w:shd w:val="clear" w:color="auto" w:fill="D9E2F3"/>
-            <w:tcMar>
-              <w:top w:w="50" w:type="dxa"/>
-              <w:left w:w="90" w:type="dxa"/>
-              <w:bottom w:w="50" w:type="dxa"/>
-              <w:right w:w="90" w:type="dxa"/>
-            </w:tcMar>
             <w:vAlign w:val="center"/>
           </w:tcPr>
           <w:p>
@@ -15545,12 +14097,6 @@
               <w:right w:val="single" w:sz="6" w:space="0" w:color="1F3864"/>
             </w:tcBorders>
             <w:shd w:val="clear" w:color="auto" w:fill="D9E2F3"/>
-            <w:tcMar>
-              <w:top w:w="50" w:type="dxa"/>
-              <w:left w:w="90" w:type="dxa"/>
-              <w:bottom w:w="50" w:type="dxa"/>
-              <w:right w:w="90" w:type="dxa"/>
-            </w:tcMar>
             <w:vAlign w:val="center"/>
           </w:tcPr>
           <w:p>
@@ -15595,12 +14141,6 @@
               <w:right w:val="single" w:sz="6" w:space="0" w:color="1F3864"/>
             </w:tcBorders>
             <w:shd w:val="clear" w:color="auto" w:fill="4472C4"/>
-            <w:tcMar>
-              <w:top w:w="50" w:type="dxa"/>
-              <w:left w:w="90" w:type="dxa"/>
-              <w:bottom w:w="50" w:type="dxa"/>
-              <w:right w:w="90" w:type="dxa"/>
-            </w:tcMar>
             <w:vAlign w:val="center"/>
           </w:tcPr>
           <w:p>
@@ -15667,12 +14207,6 @@
               <w:right w:val="single" w:sz="6" w:space="0" w:color="1F3864"/>
             </w:tcBorders>
             <w:shd w:val="clear" w:color="auto" w:fill="4472C4"/>
-            <w:tcMar>
-              <w:top w:w="50" w:type="dxa"/>
-              <w:left w:w="90" w:type="dxa"/>
-              <w:bottom w:w="50" w:type="dxa"/>
-              <w:right w:w="90" w:type="dxa"/>
-            </w:tcMar>
             <w:vAlign w:val="center"/>
           </w:tcPr>
           <w:p>
@@ -15712,12 +14246,6 @@
               <w:right w:val="single" w:sz="6" w:space="0" w:color="1F3864"/>
             </w:tcBorders>
             <w:shd w:val="clear" w:color="auto" w:fill="4472C4"/>
-            <w:tcMar>
-              <w:top w:w="50" w:type="dxa"/>
-              <w:left w:w="90" w:type="dxa"/>
-              <w:bottom w:w="50" w:type="dxa"/>
-              <w:right w:w="90" w:type="dxa"/>
-            </w:tcMar>
             <w:vAlign w:val="center"/>
           </w:tcPr>
           <w:p>
@@ -15757,12 +14285,6 @@
               <w:right w:val="single" w:sz="6" w:space="0" w:color="1F3864"/>
             </w:tcBorders>
             <w:shd w:val="clear" w:color="auto" w:fill="4472C4"/>
-            <w:tcMar>
-              <w:top w:w="50" w:type="dxa"/>
-              <w:left w:w="90" w:type="dxa"/>
-              <w:bottom w:w="50" w:type="dxa"/>
-              <w:right w:w="90" w:type="dxa"/>
-            </w:tcMar>
             <w:vAlign w:val="center"/>
           </w:tcPr>
           <w:p>
@@ -15802,12 +14324,6 @@
               <w:right w:val="single" w:sz="6" w:space="0" w:color="1F3864"/>
             </w:tcBorders>
             <w:shd w:val="clear" w:color="auto" w:fill="4472C4"/>
-            <w:tcMar>
-              <w:top w:w="50" w:type="dxa"/>
-              <w:left w:w="90" w:type="dxa"/>
-              <w:bottom w:w="50" w:type="dxa"/>
-              <w:right w:w="90" w:type="dxa"/>
-            </w:tcMar>
             <w:vAlign w:val="center"/>
           </w:tcPr>
           <w:p>
@@ -15874,12 +14390,6 @@
               <w:right w:val="single" w:sz="6" w:space="0" w:color="1F3864"/>
             </w:tcBorders>
             <w:shd w:val="clear" w:color="auto" w:fill="D9E2F3"/>
-            <w:tcMar>
-              <w:top w:w="50" w:type="dxa"/>
-              <w:left w:w="90" w:type="dxa"/>
-              <w:bottom w:w="50" w:type="dxa"/>
-              <w:right w:w="90" w:type="dxa"/>
-            </w:tcMar>
             <w:vAlign w:val="center"/>
           </w:tcPr>
           <w:p>
@@ -15912,12 +14422,6 @@
               <w:right w:val="single" w:sz="6" w:space="0" w:color="1F3864"/>
             </w:tcBorders>
             <w:shd w:val="clear" w:color="auto" w:fill="D9E2F3"/>
-            <w:tcMar>
-              <w:top w:w="50" w:type="dxa"/>
-              <w:left w:w="90" w:type="dxa"/>
-              <w:bottom w:w="50" w:type="dxa"/>
-              <w:right w:w="90" w:type="dxa"/>
-            </w:tcMar>
             <w:vAlign w:val="center"/>
           </w:tcPr>
           <w:p>
@@ -15950,12 +14454,6 @@
               <w:right w:val="single" w:sz="6" w:space="0" w:color="1F3864"/>
             </w:tcBorders>
             <w:shd w:val="clear" w:color="auto" w:fill="D9E2F3"/>
-            <w:tcMar>
-              <w:top w:w="50" w:type="dxa"/>
-              <w:left w:w="90" w:type="dxa"/>
-              <w:bottom w:w="50" w:type="dxa"/>
-              <w:right w:w="90" w:type="dxa"/>
-            </w:tcMar>
             <w:vAlign w:val="center"/>
           </w:tcPr>
           <w:p>
@@ -15988,12 +14486,6 @@
               <w:right w:val="single" w:sz="6" w:space="0" w:color="1F3864"/>
             </w:tcBorders>
             <w:shd w:val="clear" w:color="auto" w:fill="D9E2F3"/>
-            <w:tcMar>
-              <w:top w:w="50" w:type="dxa"/>
-              <w:left w:w="90" w:type="dxa"/>
-              <w:bottom w:w="50" w:type="dxa"/>
-              <w:right w:w="90" w:type="dxa"/>
-            </w:tcMar>
             <w:vAlign w:val="center"/>
           </w:tcPr>
           <w:p>
@@ -16053,12 +14545,6 @@
               <w:right w:val="single" w:sz="6" w:space="0" w:color="1F3864"/>
             </w:tcBorders>
             <w:shd w:val="clear" w:color="auto" w:fill="D9E2F3"/>
-            <w:tcMar>
-              <w:top w:w="50" w:type="dxa"/>
-              <w:left w:w="90" w:type="dxa"/>
-              <w:bottom w:w="50" w:type="dxa"/>
-              <w:right w:w="90" w:type="dxa"/>
-            </w:tcMar>
             <w:vAlign w:val="center"/>
           </w:tcPr>
           <w:p>
@@ -16091,12 +14577,6 @@
               <w:right w:val="single" w:sz="6" w:space="0" w:color="1F3864"/>
             </w:tcBorders>
             <w:shd w:val="clear" w:color="auto" w:fill="D9E2F3"/>
-            <w:tcMar>
-              <w:top w:w="50" w:type="dxa"/>
-              <w:left w:w="90" w:type="dxa"/>
-              <w:bottom w:w="50" w:type="dxa"/>
-              <w:right w:w="90" w:type="dxa"/>
-            </w:tcMar>
             <w:vAlign w:val="center"/>
           </w:tcPr>
           <w:p>
@@ -16129,12 +14609,6 @@
               <w:right w:val="single" w:sz="6" w:space="0" w:color="1F3864"/>
             </w:tcBorders>
             <w:shd w:val="clear" w:color="auto" w:fill="D9E2F3"/>
-            <w:tcMar>
-              <w:top w:w="50" w:type="dxa"/>
-              <w:left w:w="90" w:type="dxa"/>
-              <w:bottom w:w="50" w:type="dxa"/>
-              <w:right w:w="90" w:type="dxa"/>
-            </w:tcMar>
             <w:vAlign w:val="center"/>
           </w:tcPr>
           <w:p>
@@ -16167,12 +14641,6 @@
               <w:right w:val="single" w:sz="6" w:space="0" w:color="1F3864"/>
             </w:tcBorders>
             <w:shd w:val="clear" w:color="auto" w:fill="D9E2F3"/>
-            <w:tcMar>
-              <w:top w:w="50" w:type="dxa"/>
-              <w:left w:w="90" w:type="dxa"/>
-              <w:bottom w:w="50" w:type="dxa"/>
-              <w:right w:w="90" w:type="dxa"/>
-            </w:tcMar>
             <w:vAlign w:val="center"/>
           </w:tcPr>
           <w:p>
@@ -16232,12 +14700,6 @@
               <w:right w:val="single" w:sz="6" w:space="0" w:color="1F3864"/>
             </w:tcBorders>
             <w:shd w:val="clear" w:color="auto" w:fill="D9E2F3"/>
-            <w:tcMar>
-              <w:top w:w="50" w:type="dxa"/>
-              <w:left w:w="90" w:type="dxa"/>
-              <w:bottom w:w="50" w:type="dxa"/>
-              <w:right w:w="90" w:type="dxa"/>
-            </w:tcMar>
             <w:vAlign w:val="center"/>
           </w:tcPr>
           <w:p>
@@ -16270,12 +14732,6 @@
               <w:right w:val="single" w:sz="6" w:space="0" w:color="1F3864"/>
             </w:tcBorders>
             <w:shd w:val="clear" w:color="auto" w:fill="D9E2F3"/>
-            <w:tcMar>
-              <w:top w:w="50" w:type="dxa"/>
-              <w:left w:w="90" w:type="dxa"/>
-              <w:bottom w:w="50" w:type="dxa"/>
-              <w:right w:w="90" w:type="dxa"/>
-            </w:tcMar>
             <w:vAlign w:val="center"/>
           </w:tcPr>
           <w:p>
@@ -16308,12 +14764,6 @@
               <w:right w:val="single" w:sz="6" w:space="0" w:color="1F3864"/>
             </w:tcBorders>
             <w:shd w:val="clear" w:color="auto" w:fill="D9E2F3"/>
-            <w:tcMar>
-              <w:top w:w="50" w:type="dxa"/>
-              <w:left w:w="90" w:type="dxa"/>
-              <w:bottom w:w="50" w:type="dxa"/>
-              <w:right w:w="90" w:type="dxa"/>
-            </w:tcMar>
             <w:vAlign w:val="center"/>
           </w:tcPr>
           <w:p>
@@ -16346,12 +14796,6 @@
               <w:right w:val="single" w:sz="6" w:space="0" w:color="1F3864"/>
             </w:tcBorders>
             <w:shd w:val="clear" w:color="auto" w:fill="D9E2F3"/>
-            <w:tcMar>
-              <w:top w:w="50" w:type="dxa"/>
-              <w:left w:w="90" w:type="dxa"/>
-              <w:bottom w:w="50" w:type="dxa"/>
-              <w:right w:w="90" w:type="dxa"/>
-            </w:tcMar>
             <w:vAlign w:val="center"/>
           </w:tcPr>
           <w:p>
@@ -16411,12 +14855,6 @@
               <w:right w:val="single" w:sz="6" w:space="0" w:color="1F3864"/>
             </w:tcBorders>
             <w:shd w:val="clear" w:color="auto" w:fill="D9E2F3"/>
-            <w:tcMar>
-              <w:top w:w="50" w:type="dxa"/>
-              <w:left w:w="90" w:type="dxa"/>
-              <w:bottom w:w="50" w:type="dxa"/>
-              <w:right w:w="90" w:type="dxa"/>
-            </w:tcMar>
             <w:vAlign w:val="center"/>
           </w:tcPr>
           <w:p>
@@ -16461,12 +14899,6 @@
               <w:right w:val="single" w:sz="6" w:space="0" w:color="1F3864"/>
             </w:tcBorders>
             <w:shd w:val="clear" w:color="auto" w:fill="4472C4"/>
-            <w:tcMar>
-              <w:top w:w="50" w:type="dxa"/>
-              <w:left w:w="90" w:type="dxa"/>
-              <w:bottom w:w="50" w:type="dxa"/>
-              <w:right w:w="90" w:type="dxa"/>
-            </w:tcMar>
             <w:vAlign w:val="center"/>
           </w:tcPr>
           <w:p>
@@ -16533,12 +14965,6 @@
               <w:right w:val="single" w:sz="6" w:space="0" w:color="1F3864"/>
             </w:tcBorders>
             <w:shd w:val="clear" w:color="auto" w:fill="4472C4"/>
-            <w:tcMar>
-              <w:top w:w="50" w:type="dxa"/>
-              <w:left w:w="90" w:type="dxa"/>
-              <w:bottom w:w="50" w:type="dxa"/>
-              <w:right w:w="90" w:type="dxa"/>
-            </w:tcMar>
             <w:vAlign w:val="center"/>
           </w:tcPr>
           <w:p>
@@ -16578,12 +15004,6 @@
               <w:right w:val="single" w:sz="6" w:space="0" w:color="1F3864"/>
             </w:tcBorders>
             <w:shd w:val="clear" w:color="auto" w:fill="4472C4"/>
-            <w:tcMar>
-              <w:top w:w="50" w:type="dxa"/>
-              <w:left w:w="90" w:type="dxa"/>
-              <w:bottom w:w="50" w:type="dxa"/>
-              <w:right w:w="90" w:type="dxa"/>
-            </w:tcMar>
             <w:vAlign w:val="center"/>
           </w:tcPr>
           <w:p>
@@ -16623,12 +15043,6 @@
               <w:right w:val="single" w:sz="6" w:space="0" w:color="1F3864"/>
             </w:tcBorders>
             <w:shd w:val="clear" w:color="auto" w:fill="4472C4"/>
-            <w:tcMar>
-              <w:top w:w="50" w:type="dxa"/>
-              <w:left w:w="90" w:type="dxa"/>
-              <w:bottom w:w="50" w:type="dxa"/>
-              <w:right w:w="90" w:type="dxa"/>
-            </w:tcMar>
             <w:vAlign w:val="center"/>
           </w:tcPr>
           <w:p>
@@ -16668,12 +15082,6 @@
               <w:right w:val="single" w:sz="6" w:space="0" w:color="1F3864"/>
             </w:tcBorders>
             <w:shd w:val="clear" w:color="auto" w:fill="4472C4"/>
-            <w:tcMar>
-              <w:top w:w="50" w:type="dxa"/>
-              <w:left w:w="90" w:type="dxa"/>
-              <w:bottom w:w="50" w:type="dxa"/>
-              <w:right w:w="90" w:type="dxa"/>
-            </w:tcMar>
             <w:vAlign w:val="center"/>
           </w:tcPr>
           <w:p>
@@ -16740,12 +15148,6 @@
               <w:right w:val="single" w:sz="6" w:space="0" w:color="1F3864"/>
             </w:tcBorders>
             <w:shd w:val="clear" w:color="auto" w:fill="D9E2F3"/>
-            <w:tcMar>
-              <w:top w:w="50" w:type="dxa"/>
-              <w:left w:w="90" w:type="dxa"/>
-              <w:bottom w:w="50" w:type="dxa"/>
-              <w:right w:w="90" w:type="dxa"/>
-            </w:tcMar>
             <w:vAlign w:val="center"/>
           </w:tcPr>
           <w:p>
@@ -16778,12 +15180,6 @@
               <w:right w:val="single" w:sz="6" w:space="0" w:color="1F3864"/>
             </w:tcBorders>
             <w:shd w:val="clear" w:color="auto" w:fill="D9E2F3"/>
-            <w:tcMar>
-              <w:top w:w="50" w:type="dxa"/>
-              <w:left w:w="90" w:type="dxa"/>
-              <w:bottom w:w="50" w:type="dxa"/>
-              <w:right w:w="90" w:type="dxa"/>
-            </w:tcMar>
             <w:vAlign w:val="center"/>
           </w:tcPr>
           <w:p>
@@ -16816,12 +15212,6 @@
               <w:right w:val="single" w:sz="6" w:space="0" w:color="1F3864"/>
             </w:tcBorders>
             <w:shd w:val="clear" w:color="auto" w:fill="D9E2F3"/>
-            <w:tcMar>
-              <w:top w:w="50" w:type="dxa"/>
-              <w:left w:w="90" w:type="dxa"/>
-              <w:bottom w:w="50" w:type="dxa"/>
-              <w:right w:w="90" w:type="dxa"/>
-            </w:tcMar>
             <w:vAlign w:val="center"/>
           </w:tcPr>
           <w:p>
@@ -16854,12 +15244,6 @@
               <w:right w:val="single" w:sz="6" w:space="0" w:color="1F3864"/>
             </w:tcBorders>
             <w:shd w:val="clear" w:color="auto" w:fill="D9E2F3"/>
-            <w:tcMar>
-              <w:top w:w="50" w:type="dxa"/>
-              <w:left w:w="90" w:type="dxa"/>
-              <w:bottom w:w="50" w:type="dxa"/>
-              <w:right w:w="90" w:type="dxa"/>
-            </w:tcMar>
             <w:vAlign w:val="center"/>
           </w:tcPr>
           <w:p>
@@ -16919,12 +15303,6 @@
               <w:right w:val="single" w:sz="6" w:space="0" w:color="1F3864"/>
             </w:tcBorders>
             <w:shd w:val="clear" w:color="auto" w:fill="D9E2F3"/>
-            <w:tcMar>
-              <w:top w:w="50" w:type="dxa"/>
-              <w:left w:w="90" w:type="dxa"/>
-              <w:bottom w:w="50" w:type="dxa"/>
-              <w:right w:w="90" w:type="dxa"/>
-            </w:tcMar>
             <w:vAlign w:val="center"/>
           </w:tcPr>
           <w:p>
@@ -16957,12 +15335,6 @@
               <w:right w:val="single" w:sz="6" w:space="0" w:color="1F3864"/>
             </w:tcBorders>
             <w:shd w:val="clear" w:color="auto" w:fill="D9E2F3"/>
-            <w:tcMar>
-              <w:top w:w="50" w:type="dxa"/>
-              <w:left w:w="90" w:type="dxa"/>
-              <w:bottom w:w="50" w:type="dxa"/>
-              <w:right w:w="90" w:type="dxa"/>
-            </w:tcMar>
             <w:vAlign w:val="center"/>
           </w:tcPr>
           <w:p>
@@ -16995,12 +15367,6 @@
               <w:right w:val="single" w:sz="6" w:space="0" w:color="1F3864"/>
             </w:tcBorders>
             <w:shd w:val="clear" w:color="auto" w:fill="D9E2F3"/>
-            <w:tcMar>
-              <w:top w:w="50" w:type="dxa"/>
-              <w:left w:w="90" w:type="dxa"/>
-              <w:bottom w:w="50" w:type="dxa"/>
-              <w:right w:w="90" w:type="dxa"/>
-            </w:tcMar>
             <w:vAlign w:val="center"/>
           </w:tcPr>
           <w:p>
@@ -17033,12 +15399,6 @@
               <w:right w:val="single" w:sz="6" w:space="0" w:color="1F3864"/>
             </w:tcBorders>
             <w:shd w:val="clear" w:color="auto" w:fill="D9E2F3"/>
-            <w:tcMar>
-              <w:top w:w="50" w:type="dxa"/>
-              <w:left w:w="90" w:type="dxa"/>
-              <w:bottom w:w="50" w:type="dxa"/>
-              <w:right w:w="90" w:type="dxa"/>
-            </w:tcMar>
             <w:vAlign w:val="center"/>
           </w:tcPr>
           <w:p>
@@ -17098,12 +15458,6 @@
               <w:right w:val="single" w:sz="6" w:space="0" w:color="1F3864"/>
             </w:tcBorders>
             <w:shd w:val="clear" w:color="auto" w:fill="D9E2F3"/>
-            <w:tcMar>
-              <w:top w:w="50" w:type="dxa"/>
-              <w:left w:w="90" w:type="dxa"/>
-              <w:bottom w:w="50" w:type="dxa"/>
-              <w:right w:w="90" w:type="dxa"/>
-            </w:tcMar>
             <w:vAlign w:val="center"/>
           </w:tcPr>
           <w:p>
@@ -17136,12 +15490,6 @@
               <w:right w:val="single" w:sz="6" w:space="0" w:color="1F3864"/>
             </w:tcBorders>
             <w:shd w:val="clear" w:color="auto" w:fill="D9E2F3"/>
-            <w:tcMar>
-              <w:top w:w="50" w:type="dxa"/>
-              <w:left w:w="90" w:type="dxa"/>
-              <w:bottom w:w="50" w:type="dxa"/>
-              <w:right w:w="90" w:type="dxa"/>
-            </w:tcMar>
             <w:vAlign w:val="center"/>
           </w:tcPr>
           <w:p>
@@ -17174,12 +15522,6 @@
               <w:right w:val="single" w:sz="6" w:space="0" w:color="1F3864"/>
             </w:tcBorders>
             <w:shd w:val="clear" w:color="auto" w:fill="D9E2F3"/>
-            <w:tcMar>
-              <w:top w:w="50" w:type="dxa"/>
-              <w:left w:w="90" w:type="dxa"/>
-              <w:bottom w:w="50" w:type="dxa"/>
-              <w:right w:w="90" w:type="dxa"/>
-            </w:tcMar>
             <w:vAlign w:val="center"/>
           </w:tcPr>
           <w:p>
@@ -17212,12 +15554,6 @@
               <w:right w:val="single" w:sz="6" w:space="0" w:color="1F3864"/>
             </w:tcBorders>
             <w:shd w:val="clear" w:color="auto" w:fill="D9E2F3"/>
-            <w:tcMar>
-              <w:top w:w="50" w:type="dxa"/>
-              <w:left w:w="90" w:type="dxa"/>
-              <w:bottom w:w="50" w:type="dxa"/>
-              <w:right w:w="90" w:type="dxa"/>
-            </w:tcMar>
             <w:vAlign w:val="center"/>
           </w:tcPr>
           <w:p>
@@ -17277,12 +15613,6 @@
               <w:right w:val="single" w:sz="6" w:space="0" w:color="1F3864"/>
             </w:tcBorders>
             <w:shd w:val="clear" w:color="auto" w:fill="D9E2F3"/>
-            <w:tcMar>
-              <w:top w:w="50" w:type="dxa"/>
-              <w:left w:w="90" w:type="dxa"/>
-              <w:bottom w:w="50" w:type="dxa"/>
-              <w:right w:w="90" w:type="dxa"/>
-            </w:tcMar>
             <w:vAlign w:val="center"/>
           </w:tcPr>
           <w:p>
@@ -17327,12 +15657,6 @@
               <w:right w:val="single" w:sz="6" w:space="0" w:color="1F3864"/>
             </w:tcBorders>
             <w:shd w:val="clear" w:color="auto" w:fill="4472C4"/>
-            <w:tcMar>
-              <w:top w:w="50" w:type="dxa"/>
-              <w:left w:w="90" w:type="dxa"/>
-              <w:bottom w:w="50" w:type="dxa"/>
-              <w:right w:w="90" w:type="dxa"/>
-            </w:tcMar>
             <w:vAlign w:val="center"/>
           </w:tcPr>
           <w:p>
@@ -17399,12 +15723,6 @@
               <w:right w:val="single" w:sz="6" w:space="0" w:color="1F3864"/>
             </w:tcBorders>
             <w:shd w:val="clear" w:color="auto" w:fill="4472C4"/>
-            <w:tcMar>
-              <w:top w:w="50" w:type="dxa"/>
-              <w:left w:w="90" w:type="dxa"/>
-              <w:bottom w:w="50" w:type="dxa"/>
-              <w:right w:w="90" w:type="dxa"/>
-            </w:tcMar>
             <w:vAlign w:val="center"/>
           </w:tcPr>
           <w:p>
@@ -17444,12 +15762,6 @@
               <w:right w:val="single" w:sz="6" w:space="0" w:color="1F3864"/>
             </w:tcBorders>
             <w:shd w:val="clear" w:color="auto" w:fill="4472C4"/>
-            <w:tcMar>
-              <w:top w:w="50" w:type="dxa"/>
-              <w:left w:w="90" w:type="dxa"/>
-              <w:bottom w:w="50" w:type="dxa"/>
-              <w:right w:w="90" w:type="dxa"/>
-            </w:tcMar>
             <w:vAlign w:val="center"/>
           </w:tcPr>
           <w:p>
@@ -17489,12 +15801,6 @@
               <w:right w:val="single" w:sz="6" w:space="0" w:color="1F3864"/>
             </w:tcBorders>
             <w:shd w:val="clear" w:color="auto" w:fill="4472C4"/>
-            <w:tcMar>
-              <w:top w:w="50" w:type="dxa"/>
-              <w:left w:w="90" w:type="dxa"/>
-              <w:bottom w:w="50" w:type="dxa"/>
-              <w:right w:w="90" w:type="dxa"/>
-            </w:tcMar>
             <w:vAlign w:val="center"/>
           </w:tcPr>
           <w:p>
@@ -17534,12 +15840,6 @@
               <w:right w:val="single" w:sz="6" w:space="0" w:color="1F3864"/>
             </w:tcBorders>
             <w:shd w:val="clear" w:color="auto" w:fill="4472C4"/>
-            <w:tcMar>
-              <w:top w:w="50" w:type="dxa"/>
-              <w:left w:w="90" w:type="dxa"/>
-              <w:bottom w:w="50" w:type="dxa"/>
-              <w:right w:w="90" w:type="dxa"/>
-            </w:tcMar>
             <w:vAlign w:val="center"/>
           </w:tcPr>
           <w:p>
@@ -17606,12 +15906,6 @@
               <w:right w:val="single" w:sz="6" w:space="0" w:color="1F3864"/>
             </w:tcBorders>
             <w:shd w:val="clear" w:color="auto" w:fill="D9E2F3"/>
-            <w:tcMar>
-              <w:top w:w="50" w:type="dxa"/>
-              <w:left w:w="90" w:type="dxa"/>
-              <w:bottom w:w="50" w:type="dxa"/>
-              <w:right w:w="90" w:type="dxa"/>
-            </w:tcMar>
             <w:vAlign w:val="center"/>
           </w:tcPr>
           <w:p>
@@ -17644,12 +15938,6 @@
               <w:right w:val="single" w:sz="6" w:space="0" w:color="1F3864"/>
             </w:tcBorders>
             <w:shd w:val="clear" w:color="auto" w:fill="D9E2F3"/>
-            <w:tcMar>
-              <w:top w:w="50" w:type="dxa"/>
-              <w:left w:w="90" w:type="dxa"/>
-              <w:bottom w:w="50" w:type="dxa"/>
-              <w:right w:w="90" w:type="dxa"/>
-            </w:tcMar>
             <w:vAlign w:val="center"/>
           </w:tcPr>
           <w:p>
@@ -17682,12 +15970,6 @@
               <w:right w:val="single" w:sz="6" w:space="0" w:color="1F3864"/>
             </w:tcBorders>
             <w:shd w:val="clear" w:color="auto" w:fill="D9E2F3"/>
-            <w:tcMar>
-              <w:top w:w="50" w:type="dxa"/>
-              <w:left w:w="90" w:type="dxa"/>
-              <w:bottom w:w="50" w:type="dxa"/>
-              <w:right w:w="90" w:type="dxa"/>
-            </w:tcMar>
             <w:vAlign w:val="center"/>
           </w:tcPr>
           <w:p>
@@ -17720,12 +16002,6 @@
               <w:right w:val="single" w:sz="6" w:space="0" w:color="1F3864"/>
             </w:tcBorders>
             <w:shd w:val="clear" w:color="auto" w:fill="D9E2F3"/>
-            <w:tcMar>
-              <w:top w:w="50" w:type="dxa"/>
-              <w:left w:w="90" w:type="dxa"/>
-              <w:bottom w:w="50" w:type="dxa"/>
-              <w:right w:w="90" w:type="dxa"/>
-            </w:tcMar>
             <w:vAlign w:val="center"/>
           </w:tcPr>
           <w:p>
@@ -17821,12 +16097,6 @@
               <w:right w:val="single" w:sz="6" w:space="0" w:color="1F3864"/>
             </w:tcBorders>
             <w:shd w:val="clear" w:color="auto" w:fill="D9E2F3"/>
-            <w:tcMar>
-              <w:top w:w="50" w:type="dxa"/>
-              <w:left w:w="90" w:type="dxa"/>
-              <w:bottom w:w="50" w:type="dxa"/>
-              <w:right w:w="90" w:type="dxa"/>
-            </w:tcMar>
             <w:vAlign w:val="center"/>
           </w:tcPr>
           <w:p>
@@ -17859,12 +16129,6 @@
               <w:right w:val="single" w:sz="6" w:space="0" w:color="1F3864"/>
             </w:tcBorders>
             <w:shd w:val="clear" w:color="auto" w:fill="D9E2F3"/>
-            <w:tcMar>
-              <w:top w:w="50" w:type="dxa"/>
-              <w:left w:w="90" w:type="dxa"/>
-              <w:bottom w:w="50" w:type="dxa"/>
-              <w:right w:w="90" w:type="dxa"/>
-            </w:tcMar>
             <w:vAlign w:val="center"/>
           </w:tcPr>
           <w:p>
@@ -17897,12 +16161,6 @@
               <w:right w:val="single" w:sz="6" w:space="0" w:color="1F3864"/>
             </w:tcBorders>
             <w:shd w:val="clear" w:color="auto" w:fill="D9E2F3"/>
-            <w:tcMar>
-              <w:top w:w="50" w:type="dxa"/>
-              <w:left w:w="90" w:type="dxa"/>
-              <w:bottom w:w="50" w:type="dxa"/>
-              <w:right w:w="90" w:type="dxa"/>
-            </w:tcMar>
             <w:vAlign w:val="center"/>
           </w:tcPr>
           <w:p>
@@ -17935,12 +16193,6 @@
               <w:right w:val="single" w:sz="6" w:space="0" w:color="1F3864"/>
             </w:tcBorders>
             <w:shd w:val="clear" w:color="auto" w:fill="D9E2F3"/>
-            <w:tcMar>
-              <w:top w:w="50" w:type="dxa"/>
-              <w:left w:w="90" w:type="dxa"/>
-              <w:bottom w:w="50" w:type="dxa"/>
-              <w:right w:w="90" w:type="dxa"/>
-            </w:tcMar>
             <w:vAlign w:val="center"/>
           </w:tcPr>
           <w:p>
@@ -18000,12 +16252,6 @@
               <w:right w:val="single" w:sz="6" w:space="0" w:color="1F3864"/>
             </w:tcBorders>
             <w:shd w:val="clear" w:color="auto" w:fill="D9E2F3"/>
-            <w:tcMar>
-              <w:top w:w="50" w:type="dxa"/>
-              <w:left w:w="90" w:type="dxa"/>
-              <w:bottom w:w="50" w:type="dxa"/>
-              <w:right w:w="90" w:type="dxa"/>
-            </w:tcMar>
             <w:vAlign w:val="center"/>
           </w:tcPr>
           <w:p>
@@ -18038,12 +16284,6 @@
               <w:right w:val="single" w:sz="6" w:space="0" w:color="1F3864"/>
             </w:tcBorders>
             <w:shd w:val="clear" w:color="auto" w:fill="D9E2F3"/>
-            <w:tcMar>
-              <w:top w:w="50" w:type="dxa"/>
-              <w:left w:w="90" w:type="dxa"/>
-              <w:bottom w:w="50" w:type="dxa"/>
-              <w:right w:w="90" w:type="dxa"/>
-            </w:tcMar>
             <w:vAlign w:val="center"/>
           </w:tcPr>
           <w:p>
@@ -18076,12 +16316,6 @@
               <w:right w:val="single" w:sz="6" w:space="0" w:color="1F3864"/>
             </w:tcBorders>
             <w:shd w:val="clear" w:color="auto" w:fill="D9E2F3"/>
-            <w:tcMar>
-              <w:top w:w="50" w:type="dxa"/>
-              <w:left w:w="90" w:type="dxa"/>
-              <w:bottom w:w="50" w:type="dxa"/>
-              <w:right w:w="90" w:type="dxa"/>
-            </w:tcMar>
             <w:vAlign w:val="center"/>
           </w:tcPr>
           <w:p>
@@ -18114,12 +16348,6 @@
               <w:right w:val="single" w:sz="6" w:space="0" w:color="1F3864"/>
             </w:tcBorders>
             <w:shd w:val="clear" w:color="auto" w:fill="D9E2F3"/>
-            <w:tcMar>
-              <w:top w:w="50" w:type="dxa"/>
-              <w:left w:w="90" w:type="dxa"/>
-              <w:bottom w:w="50" w:type="dxa"/>
-              <w:right w:w="90" w:type="dxa"/>
-            </w:tcMar>
             <w:vAlign w:val="center"/>
           </w:tcPr>
           <w:p>
@@ -18179,12 +16407,6 @@
               <w:right w:val="single" w:sz="6" w:space="0" w:color="1F3864"/>
             </w:tcBorders>
             <w:shd w:val="clear" w:color="auto" w:fill="D9E2F3"/>
-            <w:tcMar>
-              <w:top w:w="50" w:type="dxa"/>
-              <w:left w:w="90" w:type="dxa"/>
-              <w:bottom w:w="50" w:type="dxa"/>
-              <w:right w:w="90" w:type="dxa"/>
-            </w:tcMar>
             <w:vAlign w:val="center"/>
           </w:tcPr>
           <w:p>
@@ -18229,12 +16451,6 @@
               <w:right w:val="single" w:sz="6" w:space="0" w:color="1F3864"/>
             </w:tcBorders>
             <w:shd w:val="clear" w:color="auto" w:fill="4472C4"/>
-            <w:tcMar>
-              <w:top w:w="50" w:type="dxa"/>
-              <w:left w:w="90" w:type="dxa"/>
-              <w:bottom w:w="50" w:type="dxa"/>
-              <w:right w:w="90" w:type="dxa"/>
-            </w:tcMar>
             <w:vAlign w:val="center"/>
           </w:tcPr>
           <w:p>
@@ -18301,12 +16517,6 @@
               <w:right w:val="single" w:sz="6" w:space="0" w:color="1F3864"/>
             </w:tcBorders>
             <w:shd w:val="clear" w:color="auto" w:fill="4472C4"/>
-            <w:tcMar>
-              <w:top w:w="50" w:type="dxa"/>
-              <w:left w:w="90" w:type="dxa"/>
-              <w:bottom w:w="50" w:type="dxa"/>
-              <w:right w:w="90" w:type="dxa"/>
-            </w:tcMar>
             <w:vAlign w:val="center"/>
           </w:tcPr>
           <w:p>
@@ -18346,12 +16556,6 @@
               <w:right w:val="single" w:sz="6" w:space="0" w:color="1F3864"/>
             </w:tcBorders>
             <w:shd w:val="clear" w:color="auto" w:fill="4472C4"/>
-            <w:tcMar>
-              <w:top w:w="50" w:type="dxa"/>
-              <w:left w:w="90" w:type="dxa"/>
-              <w:bottom w:w="50" w:type="dxa"/>
-              <w:right w:w="90" w:type="dxa"/>
-            </w:tcMar>
             <w:vAlign w:val="center"/>
           </w:tcPr>
           <w:p>
@@ -18391,12 +16595,6 @@
               <w:right w:val="single" w:sz="6" w:space="0" w:color="1F3864"/>
             </w:tcBorders>
             <w:shd w:val="clear" w:color="auto" w:fill="4472C4"/>
-            <w:tcMar>
-              <w:top w:w="50" w:type="dxa"/>
-              <w:left w:w="90" w:type="dxa"/>
-              <w:bottom w:w="50" w:type="dxa"/>
-              <w:right w:w="90" w:type="dxa"/>
-            </w:tcMar>
             <w:vAlign w:val="center"/>
           </w:tcPr>
           <w:p>
@@ -18436,12 +16634,6 @@
               <w:right w:val="single" w:sz="6" w:space="0" w:color="1F3864"/>
             </w:tcBorders>
             <w:shd w:val="clear" w:color="auto" w:fill="4472C4"/>
-            <w:tcMar>
-              <w:top w:w="50" w:type="dxa"/>
-              <w:left w:w="90" w:type="dxa"/>
-              <w:bottom w:w="50" w:type="dxa"/>
-              <w:right w:w="90" w:type="dxa"/>
-            </w:tcMar>
             <w:vAlign w:val="center"/>
           </w:tcPr>
           <w:p>
@@ -18508,12 +16700,6 @@
               <w:right w:val="single" w:sz="6" w:space="0" w:color="1F3864"/>
             </w:tcBorders>
             <w:shd w:val="clear" w:color="auto" w:fill="D9E2F3"/>
-            <w:tcMar>
-              <w:top w:w="50" w:type="dxa"/>
-              <w:left w:w="90" w:type="dxa"/>
-              <w:bottom w:w="50" w:type="dxa"/>
-              <w:right w:w="90" w:type="dxa"/>
-            </w:tcMar>
             <w:vAlign w:val="center"/>
           </w:tcPr>
           <w:p>
@@ -18546,12 +16732,6 @@
               <w:right w:val="single" w:sz="6" w:space="0" w:color="1F3864"/>
             </w:tcBorders>
             <w:shd w:val="clear" w:color="auto" w:fill="D9E2F3"/>
-            <w:tcMar>
-              <w:top w:w="50" w:type="dxa"/>
-              <w:left w:w="90" w:type="dxa"/>
-              <w:bottom w:w="50" w:type="dxa"/>
-              <w:right w:w="90" w:type="dxa"/>
-            </w:tcMar>
             <w:vAlign w:val="center"/>
           </w:tcPr>
           <w:p>
@@ -18584,12 +16764,6 @@
               <w:right w:val="single" w:sz="6" w:space="0" w:color="1F3864"/>
             </w:tcBorders>
             <w:shd w:val="clear" w:color="auto" w:fill="D9E2F3"/>
-            <w:tcMar>
-              <w:top w:w="50" w:type="dxa"/>
-              <w:left w:w="90" w:type="dxa"/>
-              <w:bottom w:w="50" w:type="dxa"/>
-              <w:right w:w="90" w:type="dxa"/>
-            </w:tcMar>
             <w:vAlign w:val="center"/>
           </w:tcPr>
           <w:p>
@@ -18622,12 +16796,6 @@
               <w:right w:val="single" w:sz="6" w:space="0" w:color="1F3864"/>
             </w:tcBorders>
             <w:shd w:val="clear" w:color="auto" w:fill="D9E2F3"/>
-            <w:tcMar>
-              <w:top w:w="50" w:type="dxa"/>
-              <w:left w:w="90" w:type="dxa"/>
-              <w:bottom w:w="50" w:type="dxa"/>
-              <w:right w:w="90" w:type="dxa"/>
-            </w:tcMar>
             <w:vAlign w:val="center"/>
           </w:tcPr>
           <w:p>
@@ -18687,12 +16855,6 @@
               <w:right w:val="single" w:sz="6" w:space="0" w:color="1F3864"/>
             </w:tcBorders>
             <w:shd w:val="clear" w:color="auto" w:fill="D9E2F3"/>
-            <w:tcMar>
-              <w:top w:w="50" w:type="dxa"/>
-              <w:left w:w="90" w:type="dxa"/>
-              <w:bottom w:w="50" w:type="dxa"/>
-              <w:right w:w="90" w:type="dxa"/>
-            </w:tcMar>
             <w:vAlign w:val="center"/>
           </w:tcPr>
           <w:p>
@@ -18725,12 +16887,6 @@
               <w:right w:val="single" w:sz="6" w:space="0" w:color="1F3864"/>
             </w:tcBorders>
             <w:shd w:val="clear" w:color="auto" w:fill="D9E2F3"/>
-            <w:tcMar>
-              <w:top w:w="50" w:type="dxa"/>
-              <w:left w:w="90" w:type="dxa"/>
-              <w:bottom w:w="50" w:type="dxa"/>
-              <w:right w:w="90" w:type="dxa"/>
-            </w:tcMar>
             <w:vAlign w:val="center"/>
           </w:tcPr>
           <w:p>
@@ -18763,12 +16919,6 @@
               <w:right w:val="single" w:sz="6" w:space="0" w:color="1F3864"/>
             </w:tcBorders>
             <w:shd w:val="clear" w:color="auto" w:fill="D9E2F3"/>
-            <w:tcMar>
-              <w:top w:w="50" w:type="dxa"/>
-              <w:left w:w="90" w:type="dxa"/>
-              <w:bottom w:w="50" w:type="dxa"/>
-              <w:right w:w="90" w:type="dxa"/>
-            </w:tcMar>
             <w:vAlign w:val="center"/>
           </w:tcPr>
           <w:p>
@@ -18801,12 +16951,6 @@
               <w:right w:val="single" w:sz="6" w:space="0" w:color="1F3864"/>
             </w:tcBorders>
             <w:shd w:val="clear" w:color="auto" w:fill="D9E2F3"/>
-            <w:tcMar>
-              <w:top w:w="50" w:type="dxa"/>
-              <w:left w:w="90" w:type="dxa"/>
-              <w:bottom w:w="50" w:type="dxa"/>
-              <w:right w:w="90" w:type="dxa"/>
-            </w:tcMar>
             <w:vAlign w:val="center"/>
           </w:tcPr>
           <w:p>
@@ -18866,12 +17010,6 @@
               <w:right w:val="single" w:sz="6" w:space="0" w:color="1F3864"/>
             </w:tcBorders>
             <w:shd w:val="clear" w:color="auto" w:fill="D9E2F3"/>
-            <w:tcMar>
-              <w:top w:w="50" w:type="dxa"/>
-              <w:left w:w="90" w:type="dxa"/>
-              <w:bottom w:w="50" w:type="dxa"/>
-              <w:right w:w="90" w:type="dxa"/>
-            </w:tcMar>
             <w:vAlign w:val="center"/>
           </w:tcPr>
           <w:p>
@@ -18904,12 +17042,6 @@
               <w:right w:val="single" w:sz="6" w:space="0" w:color="1F3864"/>
             </w:tcBorders>
             <w:shd w:val="clear" w:color="auto" w:fill="D9E2F3"/>
-            <w:tcMar>
-              <w:top w:w="50" w:type="dxa"/>
-              <w:left w:w="90" w:type="dxa"/>
-              <w:bottom w:w="50" w:type="dxa"/>
-              <w:right w:w="90" w:type="dxa"/>
-            </w:tcMar>
             <w:vAlign w:val="center"/>
           </w:tcPr>
           <w:p>
@@ -18942,12 +17074,6 @@
               <w:right w:val="single" w:sz="6" w:space="0" w:color="1F3864"/>
             </w:tcBorders>
             <w:shd w:val="clear" w:color="auto" w:fill="D9E2F3"/>
-            <w:tcMar>
-              <w:top w:w="50" w:type="dxa"/>
-              <w:left w:w="90" w:type="dxa"/>
-              <w:bottom w:w="50" w:type="dxa"/>
-              <w:right w:w="90" w:type="dxa"/>
-            </w:tcMar>
             <w:vAlign w:val="center"/>
           </w:tcPr>
           <w:p>
@@ -18980,12 +17106,6 @@
               <w:right w:val="single" w:sz="6" w:space="0" w:color="1F3864"/>
             </w:tcBorders>
             <w:shd w:val="clear" w:color="auto" w:fill="D9E2F3"/>
-            <w:tcMar>
-              <w:top w:w="50" w:type="dxa"/>
-              <w:left w:w="90" w:type="dxa"/>
-              <w:bottom w:w="50" w:type="dxa"/>
-              <w:right w:w="90" w:type="dxa"/>
-            </w:tcMar>
             <w:vAlign w:val="center"/>
           </w:tcPr>
           <w:p>
@@ -19045,12 +17165,6 @@
               <w:right w:val="single" w:sz="6" w:space="0" w:color="1F3864"/>
             </w:tcBorders>
             <w:shd w:val="clear" w:color="auto" w:fill="D9E2F3"/>
-            <w:tcMar>
-              <w:top w:w="50" w:type="dxa"/>
-              <w:left w:w="90" w:type="dxa"/>
-              <w:bottom w:w="50" w:type="dxa"/>
-              <w:right w:w="90" w:type="dxa"/>
-            </w:tcMar>
             <w:vAlign w:val="center"/>
           </w:tcPr>
           <w:p>
@@ -19095,12 +17209,6 @@
               <w:right w:val="single" w:sz="6" w:space="0" w:color="1F3864"/>
             </w:tcBorders>
             <w:shd w:val="clear" w:color="auto" w:fill="4472C4"/>
-            <w:tcMar>
-              <w:top w:w="50" w:type="dxa"/>
-              <w:left w:w="90" w:type="dxa"/>
-              <w:bottom w:w="50" w:type="dxa"/>
-              <w:right w:w="90" w:type="dxa"/>
-            </w:tcMar>
             <w:vAlign w:val="center"/>
           </w:tcPr>
           <w:p>
@@ -19167,12 +17275,6 @@
               <w:right w:val="single" w:sz="6" w:space="0" w:color="1F3864"/>
             </w:tcBorders>
             <w:shd w:val="clear" w:color="auto" w:fill="4472C4"/>
-            <w:tcMar>
-              <w:top w:w="50" w:type="dxa"/>
-              <w:left w:w="90" w:type="dxa"/>
-              <w:bottom w:w="50" w:type="dxa"/>
-              <w:right w:w="90" w:type="dxa"/>
-            </w:tcMar>
             <w:vAlign w:val="center"/>
           </w:tcPr>
           <w:p>
@@ -19212,12 +17314,6 @@
               <w:right w:val="single" w:sz="6" w:space="0" w:color="1F3864"/>
             </w:tcBorders>
             <w:shd w:val="clear" w:color="auto" w:fill="4472C4"/>
-            <w:tcMar>
-              <w:top w:w="50" w:type="dxa"/>
-              <w:left w:w="90" w:type="dxa"/>
-              <w:bottom w:w="50" w:type="dxa"/>
-              <w:right w:w="90" w:type="dxa"/>
-            </w:tcMar>
             <w:vAlign w:val="center"/>
           </w:tcPr>
           <w:p>
@@ -19257,12 +17353,6 @@
               <w:right w:val="single" w:sz="6" w:space="0" w:color="1F3864"/>
             </w:tcBorders>
             <w:shd w:val="clear" w:color="auto" w:fill="4472C4"/>
-            <w:tcMar>
-              <w:top w:w="50" w:type="dxa"/>
-              <w:left w:w="90" w:type="dxa"/>
-              <w:bottom w:w="50" w:type="dxa"/>
-              <w:right w:w="90" w:type="dxa"/>
-            </w:tcMar>
             <w:vAlign w:val="center"/>
           </w:tcPr>
           <w:p>
@@ -19302,12 +17392,6 @@
               <w:right w:val="single" w:sz="6" w:space="0" w:color="1F3864"/>
             </w:tcBorders>
             <w:shd w:val="clear" w:color="auto" w:fill="4472C4"/>
-            <w:tcMar>
-              <w:top w:w="50" w:type="dxa"/>
-              <w:left w:w="90" w:type="dxa"/>
-              <w:bottom w:w="50" w:type="dxa"/>
-              <w:right w:w="90" w:type="dxa"/>
-            </w:tcMar>
             <w:vAlign w:val="center"/>
           </w:tcPr>
           <w:p>
@@ -19374,12 +17458,6 @@
               <w:right w:val="single" w:sz="6" w:space="0" w:color="1F3864"/>
             </w:tcBorders>
             <w:shd w:val="clear" w:color="auto" w:fill="D9E2F3"/>
-            <w:tcMar>
-              <w:top w:w="50" w:type="dxa"/>
-              <w:left w:w="90" w:type="dxa"/>
-              <w:bottom w:w="50" w:type="dxa"/>
-              <w:right w:w="90" w:type="dxa"/>
-            </w:tcMar>
             <w:vAlign w:val="center"/>
           </w:tcPr>
           <w:p>
@@ -19412,12 +17490,6 @@
               <w:right w:val="single" w:sz="6" w:space="0" w:color="1F3864"/>
             </w:tcBorders>
             <w:shd w:val="clear" w:color="auto" w:fill="D9E2F3"/>
-            <w:tcMar>
-              <w:top w:w="50" w:type="dxa"/>
-              <w:left w:w="90" w:type="dxa"/>
-              <w:bottom w:w="50" w:type="dxa"/>
-              <w:right w:w="90" w:type="dxa"/>
-            </w:tcMar>
             <w:vAlign w:val="center"/>
           </w:tcPr>
           <w:p>
@@ -19450,12 +17522,6 @@
               <w:right w:val="single" w:sz="6" w:space="0" w:color="1F3864"/>
             </w:tcBorders>
             <w:shd w:val="clear" w:color="auto" w:fill="D9E2F3"/>
-            <w:tcMar>
-              <w:top w:w="50" w:type="dxa"/>
-              <w:left w:w="90" w:type="dxa"/>
-              <w:bottom w:w="50" w:type="dxa"/>
-              <w:right w:w="90" w:type="dxa"/>
-            </w:tcMar>
             <w:vAlign w:val="center"/>
           </w:tcPr>
           <w:p>
@@ -19488,12 +17554,6 @@
               <w:right w:val="single" w:sz="6" w:space="0" w:color="1F3864"/>
             </w:tcBorders>
             <w:shd w:val="clear" w:color="auto" w:fill="D9E2F3"/>
-            <w:tcMar>
-              <w:top w:w="50" w:type="dxa"/>
-              <w:left w:w="90" w:type="dxa"/>
-              <w:bottom w:w="50" w:type="dxa"/>
-              <w:right w:w="90" w:type="dxa"/>
-            </w:tcMar>
             <w:vAlign w:val="center"/>
           </w:tcPr>
           <w:p>
@@ -19553,12 +17613,6 @@
               <w:right w:val="single" w:sz="6" w:space="0" w:color="1F3864"/>
             </w:tcBorders>
             <w:shd w:val="clear" w:color="auto" w:fill="D9E2F3"/>
-            <w:tcMar>
-              <w:top w:w="50" w:type="dxa"/>
-              <w:left w:w="90" w:type="dxa"/>
-              <w:bottom w:w="50" w:type="dxa"/>
-              <w:right w:w="90" w:type="dxa"/>
-            </w:tcMar>
             <w:vAlign w:val="center"/>
           </w:tcPr>
           <w:p>
@@ -19591,12 +17645,6 @@
               <w:right w:val="single" w:sz="6" w:space="0" w:color="1F3864"/>
             </w:tcBorders>
             <w:shd w:val="clear" w:color="auto" w:fill="D9E2F3"/>
-            <w:tcMar>
-              <w:top w:w="50" w:type="dxa"/>
-              <w:left w:w="90" w:type="dxa"/>
-              <w:bottom w:w="50" w:type="dxa"/>
-              <w:right w:w="90" w:type="dxa"/>
-            </w:tcMar>
             <w:vAlign w:val="center"/>
           </w:tcPr>
           <w:p>
@@ -19629,12 +17677,6 @@
               <w:right w:val="single" w:sz="6" w:space="0" w:color="1F3864"/>
             </w:tcBorders>
             <w:shd w:val="clear" w:color="auto" w:fill="D9E2F3"/>
-            <w:tcMar>
-              <w:top w:w="50" w:type="dxa"/>
-              <w:left w:w="90" w:type="dxa"/>
-              <w:bottom w:w="50" w:type="dxa"/>
-              <w:right w:w="90" w:type="dxa"/>
-            </w:tcMar>
             <w:vAlign w:val="center"/>
           </w:tcPr>
           <w:p>
@@ -19667,12 +17709,6 @@
               <w:right w:val="single" w:sz="6" w:space="0" w:color="1F3864"/>
             </w:tcBorders>
             <w:shd w:val="clear" w:color="auto" w:fill="D9E2F3"/>
-            <w:tcMar>
-              <w:top w:w="50" w:type="dxa"/>
-              <w:left w:w="90" w:type="dxa"/>
-              <w:bottom w:w="50" w:type="dxa"/>
-              <w:right w:w="90" w:type="dxa"/>
-            </w:tcMar>
             <w:vAlign w:val="center"/>
           </w:tcPr>
           <w:p>
@@ -19732,12 +17768,6 @@
               <w:right w:val="single" w:sz="6" w:space="0" w:color="1F3864"/>
             </w:tcBorders>
             <w:shd w:val="clear" w:color="auto" w:fill="D9E2F3"/>
-            <w:tcMar>
-              <w:top w:w="50" w:type="dxa"/>
-              <w:left w:w="90" w:type="dxa"/>
-              <w:bottom w:w="50" w:type="dxa"/>
-              <w:right w:w="90" w:type="dxa"/>
-            </w:tcMar>
             <w:vAlign w:val="center"/>
           </w:tcPr>
           <w:p>
@@ -19770,12 +17800,6 @@
               <w:right w:val="single" w:sz="6" w:space="0" w:color="1F3864"/>
             </w:tcBorders>
             <w:shd w:val="clear" w:color="auto" w:fill="D9E2F3"/>
-            <w:tcMar>
-              <w:top w:w="50" w:type="dxa"/>
-              <w:left w:w="90" w:type="dxa"/>
-              <w:bottom w:w="50" w:type="dxa"/>
-              <w:right w:w="90" w:type="dxa"/>
-            </w:tcMar>
             <w:vAlign w:val="center"/>
           </w:tcPr>
           <w:p>
@@ -19808,12 +17832,6 @@
               <w:right w:val="single" w:sz="6" w:space="0" w:color="1F3864"/>
             </w:tcBorders>
             <w:shd w:val="clear" w:color="auto" w:fill="D9E2F3"/>
-            <w:tcMar>
-              <w:top w:w="50" w:type="dxa"/>
-              <w:left w:w="90" w:type="dxa"/>
-              <w:bottom w:w="50" w:type="dxa"/>
-              <w:right w:w="90" w:type="dxa"/>
-            </w:tcMar>
             <w:vAlign w:val="center"/>
           </w:tcPr>
           <w:p>
@@ -19846,12 +17864,6 @@
               <w:right w:val="single" w:sz="6" w:space="0" w:color="1F3864"/>
             </w:tcBorders>
             <w:shd w:val="clear" w:color="auto" w:fill="D9E2F3"/>
-            <w:tcMar>
-              <w:top w:w="50" w:type="dxa"/>
-              <w:left w:w="90" w:type="dxa"/>
-              <w:bottom w:w="50" w:type="dxa"/>
-              <w:right w:w="90" w:type="dxa"/>
-            </w:tcMar>
             <w:vAlign w:val="center"/>
           </w:tcPr>
           <w:p>
@@ -19911,12 +17923,6 @@
               <w:right w:val="single" w:sz="6" w:space="0" w:color="1F3864"/>
             </w:tcBorders>
             <w:shd w:val="clear" w:color="auto" w:fill="D9E2F3"/>
-            <w:tcMar>
-              <w:top w:w="50" w:type="dxa"/>
-              <w:left w:w="90" w:type="dxa"/>
-              <w:bottom w:w="50" w:type="dxa"/>
-              <w:right w:w="90" w:type="dxa"/>
-            </w:tcMar>
             <w:vAlign w:val="center"/>
           </w:tcPr>
           <w:p>
@@ -19961,12 +17967,6 @@
               <w:right w:val="single" w:sz="6" w:space="0" w:color="1F3864"/>
             </w:tcBorders>
             <w:shd w:val="clear" w:color="auto" w:fill="4472C4"/>
-            <w:tcMar>
-              <w:top w:w="50" w:type="dxa"/>
-              <w:left w:w="90" w:type="dxa"/>
-              <w:bottom w:w="50" w:type="dxa"/>
-              <w:right w:w="90" w:type="dxa"/>
-            </w:tcMar>
             <w:vAlign w:val="center"/>
           </w:tcPr>
           <w:p>
@@ -20033,12 +18033,6 @@
               <w:right w:val="single" w:sz="6" w:space="0" w:color="1F3864"/>
             </w:tcBorders>
             <w:shd w:val="clear" w:color="auto" w:fill="4472C4"/>
-            <w:tcMar>
-              <w:top w:w="50" w:type="dxa"/>
-              <w:left w:w="90" w:type="dxa"/>
-              <w:bottom w:w="50" w:type="dxa"/>
-              <w:right w:w="90" w:type="dxa"/>
-            </w:tcMar>
             <w:vAlign w:val="center"/>
           </w:tcPr>
           <w:p>
@@ -20078,12 +18072,6 @@
               <w:right w:val="single" w:sz="6" w:space="0" w:color="1F3864"/>
             </w:tcBorders>
             <w:shd w:val="clear" w:color="auto" w:fill="4472C4"/>
-            <w:tcMar>
-              <w:top w:w="50" w:type="dxa"/>
-              <w:left w:w="90" w:type="dxa"/>
-              <w:bottom w:w="50" w:type="dxa"/>
-              <w:right w:w="90" w:type="dxa"/>
-            </w:tcMar>
             <w:vAlign w:val="center"/>
           </w:tcPr>
           <w:p>
@@ -20123,12 +18111,6 @@
               <w:right w:val="single" w:sz="6" w:space="0" w:color="1F3864"/>
             </w:tcBorders>
             <w:shd w:val="clear" w:color="auto" w:fill="4472C4"/>
-            <w:tcMar>
-              <w:top w:w="50" w:type="dxa"/>
-              <w:left w:w="90" w:type="dxa"/>
-              <w:bottom w:w="50" w:type="dxa"/>
-              <w:right w:w="90" w:type="dxa"/>
-            </w:tcMar>
             <w:vAlign w:val="center"/>
           </w:tcPr>
           <w:p>
@@ -20168,12 +18150,6 @@
               <w:right w:val="single" w:sz="6" w:space="0" w:color="1F3864"/>
             </w:tcBorders>
             <w:shd w:val="clear" w:color="auto" w:fill="4472C4"/>
-            <w:tcMar>
-              <w:top w:w="50" w:type="dxa"/>
-              <w:left w:w="90" w:type="dxa"/>
-              <w:bottom w:w="50" w:type="dxa"/>
-              <w:right w:w="90" w:type="dxa"/>
-            </w:tcMar>
             <w:vAlign w:val="center"/>
           </w:tcPr>
           <w:p>
@@ -20240,12 +18216,6 @@
               <w:right w:val="single" w:sz="6" w:space="0" w:color="1F3864"/>
             </w:tcBorders>
             <w:shd w:val="clear" w:color="auto" w:fill="D9E2F3"/>
-            <w:tcMar>
-              <w:top w:w="50" w:type="dxa"/>
-              <w:left w:w="90" w:type="dxa"/>
-              <w:bottom w:w="50" w:type="dxa"/>
-              <w:right w:w="90" w:type="dxa"/>
-            </w:tcMar>
             <w:vAlign w:val="center"/>
           </w:tcPr>
           <w:p>
@@ -20278,12 +18248,6 @@
               <w:right w:val="single" w:sz="6" w:space="0" w:color="1F3864"/>
             </w:tcBorders>
             <w:shd w:val="clear" w:color="auto" w:fill="D9E2F3"/>
-            <w:tcMar>
-              <w:top w:w="50" w:type="dxa"/>
-              <w:left w:w="90" w:type="dxa"/>
-              <w:bottom w:w="50" w:type="dxa"/>
-              <w:right w:w="90" w:type="dxa"/>
-            </w:tcMar>
             <w:vAlign w:val="center"/>
           </w:tcPr>
           <w:p>
@@ -20316,12 +18280,6 @@
               <w:right w:val="single" w:sz="6" w:space="0" w:color="1F3864"/>
             </w:tcBorders>
             <w:shd w:val="clear" w:color="auto" w:fill="D9E2F3"/>
-            <w:tcMar>
-              <w:top w:w="50" w:type="dxa"/>
-              <w:left w:w="90" w:type="dxa"/>
-              <w:bottom w:w="50" w:type="dxa"/>
-              <w:right w:w="90" w:type="dxa"/>
-            </w:tcMar>
             <w:vAlign w:val="center"/>
           </w:tcPr>
           <w:p>
@@ -20354,12 +18312,6 @@
               <w:right w:val="single" w:sz="6" w:space="0" w:color="1F3864"/>
             </w:tcBorders>
             <w:shd w:val="clear" w:color="auto" w:fill="D9E2F3"/>
-            <w:tcMar>
-              <w:top w:w="50" w:type="dxa"/>
-              <w:left w:w="90" w:type="dxa"/>
-              <w:bottom w:w="50" w:type="dxa"/>
-              <w:right w:w="90" w:type="dxa"/>
-            </w:tcMar>
             <w:vAlign w:val="center"/>
           </w:tcPr>
           <w:p>
@@ -20419,12 +18371,6 @@
               <w:right w:val="single" w:sz="6" w:space="0" w:color="1F3864"/>
             </w:tcBorders>
             <w:shd w:val="clear" w:color="auto" w:fill="D9E2F3"/>
-            <w:tcMar>
-              <w:top w:w="50" w:type="dxa"/>
-              <w:left w:w="90" w:type="dxa"/>
-              <w:bottom w:w="50" w:type="dxa"/>
-              <w:right w:w="90" w:type="dxa"/>
-            </w:tcMar>
             <w:vAlign w:val="center"/>
           </w:tcPr>
           <w:p>
@@ -20457,12 +18403,6 @@
               <w:right w:val="single" w:sz="6" w:space="0" w:color="1F3864"/>
             </w:tcBorders>
             <w:shd w:val="clear" w:color="auto" w:fill="D9E2F3"/>
-            <w:tcMar>
-              <w:top w:w="50" w:type="dxa"/>
-              <w:left w:w="90" w:type="dxa"/>
-              <w:bottom w:w="50" w:type="dxa"/>
-              <w:right w:w="90" w:type="dxa"/>
-            </w:tcMar>
             <w:vAlign w:val="center"/>
           </w:tcPr>
           <w:p>
@@ -20495,12 +18435,6 @@
               <w:right w:val="single" w:sz="6" w:space="0" w:color="1F3864"/>
             </w:tcBorders>
             <w:shd w:val="clear" w:color="auto" w:fill="D9E2F3"/>
-            <w:tcMar>
-              <w:top w:w="50" w:type="dxa"/>
-              <w:left w:w="90" w:type="dxa"/>
-              <w:bottom w:w="50" w:type="dxa"/>
-              <w:right w:w="90" w:type="dxa"/>
-            </w:tcMar>
             <w:vAlign w:val="center"/>
           </w:tcPr>
           <w:p>
@@ -20533,12 +18467,6 @@
               <w:right w:val="single" w:sz="6" w:space="0" w:color="1F3864"/>
             </w:tcBorders>
             <w:shd w:val="clear" w:color="auto" w:fill="D9E2F3"/>
-            <w:tcMar>
-              <w:top w:w="50" w:type="dxa"/>
-              <w:left w:w="90" w:type="dxa"/>
-              <w:bottom w:w="50" w:type="dxa"/>
-              <w:right w:w="90" w:type="dxa"/>
-            </w:tcMar>
             <w:vAlign w:val="center"/>
           </w:tcPr>
           <w:p>
@@ -20598,12 +18526,6 @@
               <w:right w:val="single" w:sz="6" w:space="0" w:color="1F3864"/>
             </w:tcBorders>
             <w:shd w:val="clear" w:color="auto" w:fill="D9E2F3"/>
-            <w:tcMar>
-              <w:top w:w="50" w:type="dxa"/>
-              <w:left w:w="90" w:type="dxa"/>
-              <w:bottom w:w="50" w:type="dxa"/>
-              <w:right w:w="90" w:type="dxa"/>
-            </w:tcMar>
             <w:vAlign w:val="center"/>
           </w:tcPr>
           <w:p>
@@ -20636,12 +18558,6 @@
               <w:right w:val="single" w:sz="6" w:space="0" w:color="1F3864"/>
             </w:tcBorders>
             <w:shd w:val="clear" w:color="auto" w:fill="D9E2F3"/>
-            <w:tcMar>
-              <w:top w:w="50" w:type="dxa"/>
-              <w:left w:w="90" w:type="dxa"/>
-              <w:bottom w:w="50" w:type="dxa"/>
-              <w:right w:w="90" w:type="dxa"/>
-            </w:tcMar>
             <w:vAlign w:val="center"/>
           </w:tcPr>
           <w:p>
@@ -20674,12 +18590,6 @@
               <w:right w:val="single" w:sz="6" w:space="0" w:color="1F3864"/>
             </w:tcBorders>
             <w:shd w:val="clear" w:color="auto" w:fill="D9E2F3"/>
-            <w:tcMar>
-              <w:top w:w="50" w:type="dxa"/>
-              <w:left w:w="90" w:type="dxa"/>
-              <w:bottom w:w="50" w:type="dxa"/>
-              <w:right w:w="90" w:type="dxa"/>
-            </w:tcMar>
             <w:vAlign w:val="center"/>
           </w:tcPr>
           <w:p>
@@ -20712,12 +18622,6 @@
               <w:right w:val="single" w:sz="6" w:space="0" w:color="1F3864"/>
             </w:tcBorders>
             <w:shd w:val="clear" w:color="auto" w:fill="D9E2F3"/>
-            <w:tcMar>
-              <w:top w:w="50" w:type="dxa"/>
-              <w:left w:w="90" w:type="dxa"/>
-              <w:bottom w:w="50" w:type="dxa"/>
-              <w:right w:w="90" w:type="dxa"/>
-            </w:tcMar>
             <w:vAlign w:val="center"/>
           </w:tcPr>
           <w:p>
@@ -20777,12 +18681,6 @@
               <w:right w:val="single" w:sz="6" w:space="0" w:color="1F3864"/>
             </w:tcBorders>
             <w:shd w:val="clear" w:color="auto" w:fill="D9E2F3"/>
-            <w:tcMar>
-              <w:top w:w="50" w:type="dxa"/>
-              <w:left w:w="90" w:type="dxa"/>
-              <w:bottom w:w="50" w:type="dxa"/>
-              <w:right w:w="90" w:type="dxa"/>
-            </w:tcMar>
             <w:vAlign w:val="center"/>
           </w:tcPr>
           <w:p>
@@ -20827,12 +18725,6 @@
               <w:right w:val="single" w:sz="6" w:space="0" w:color="1F3864"/>
             </w:tcBorders>
             <w:shd w:val="clear" w:color="auto" w:fill="4472C4"/>
-            <w:tcMar>
-              <w:top w:w="50" w:type="dxa"/>
-              <w:left w:w="90" w:type="dxa"/>
-              <w:bottom w:w="50" w:type="dxa"/>
-              <w:right w:w="90" w:type="dxa"/>
-            </w:tcMar>
             <w:vAlign w:val="center"/>
           </w:tcPr>
           <w:p>
@@ -20899,12 +18791,6 @@
               <w:right w:val="single" w:sz="6" w:space="0" w:color="1F3864"/>
             </w:tcBorders>
             <w:shd w:val="clear" w:color="auto" w:fill="4472C4"/>
-            <w:tcMar>
-              <w:top w:w="50" w:type="dxa"/>
-              <w:left w:w="90" w:type="dxa"/>
-              <w:bottom w:w="50" w:type="dxa"/>
-              <w:right w:w="90" w:type="dxa"/>
-            </w:tcMar>
             <w:vAlign w:val="center"/>
           </w:tcPr>
           <w:p>
@@ -20944,12 +18830,6 @@
               <w:right w:val="single" w:sz="6" w:space="0" w:color="1F3864"/>
             </w:tcBorders>
             <w:shd w:val="clear" w:color="auto" w:fill="4472C4"/>
-            <w:tcMar>
-              <w:top w:w="50" w:type="dxa"/>
-              <w:left w:w="90" w:type="dxa"/>
-              <w:bottom w:w="50" w:type="dxa"/>
-              <w:right w:w="90" w:type="dxa"/>
-            </w:tcMar>
             <w:vAlign w:val="center"/>
           </w:tcPr>
           <w:p>
@@ -20989,12 +18869,6 @@
               <w:right w:val="single" w:sz="6" w:space="0" w:color="1F3864"/>
             </w:tcBorders>
             <w:shd w:val="clear" w:color="auto" w:fill="4472C4"/>
-            <w:tcMar>
-              <w:top w:w="50" w:type="dxa"/>
-              <w:left w:w="90" w:type="dxa"/>
-              <w:bottom w:w="50" w:type="dxa"/>
-              <w:right w:w="90" w:type="dxa"/>
-            </w:tcMar>
             <w:vAlign w:val="center"/>
           </w:tcPr>
           <w:p>
@@ -21034,12 +18908,6 @@
               <w:right w:val="single" w:sz="6" w:space="0" w:color="1F3864"/>
             </w:tcBorders>
             <w:shd w:val="clear" w:color="auto" w:fill="4472C4"/>
-            <w:tcMar>
-              <w:top w:w="50" w:type="dxa"/>
-              <w:left w:w="90" w:type="dxa"/>
-              <w:bottom w:w="50" w:type="dxa"/>
-              <w:right w:w="90" w:type="dxa"/>
-            </w:tcMar>
             <w:vAlign w:val="center"/>
           </w:tcPr>
           <w:p>
@@ -21106,12 +18974,6 @@
               <w:right w:val="single" w:sz="6" w:space="0" w:color="1F3864"/>
             </w:tcBorders>
             <w:shd w:val="clear" w:color="auto" w:fill="D9E2F3"/>
-            <w:tcMar>
-              <w:top w:w="50" w:type="dxa"/>
-              <w:left w:w="90" w:type="dxa"/>
-              <w:bottom w:w="50" w:type="dxa"/>
-              <w:right w:w="90" w:type="dxa"/>
-            </w:tcMar>
             <w:vAlign w:val="center"/>
           </w:tcPr>
           <w:p>
@@ -21144,12 +19006,6 @@
               <w:right w:val="single" w:sz="6" w:space="0" w:color="1F3864"/>
             </w:tcBorders>
             <w:shd w:val="clear" w:color="auto" w:fill="D9E2F3"/>
-            <w:tcMar>
-              <w:top w:w="50" w:type="dxa"/>
-              <w:left w:w="90" w:type="dxa"/>
-              <w:bottom w:w="50" w:type="dxa"/>
-              <w:right w:w="90" w:type="dxa"/>
-            </w:tcMar>
             <w:vAlign w:val="center"/>
           </w:tcPr>
           <w:p>
@@ -21182,12 +19038,6 @@
               <w:right w:val="single" w:sz="6" w:space="0" w:color="1F3864"/>
             </w:tcBorders>
             <w:shd w:val="clear" w:color="auto" w:fill="D9E2F3"/>
-            <w:tcMar>
-              <w:top w:w="50" w:type="dxa"/>
-              <w:left w:w="90" w:type="dxa"/>
-              <w:bottom w:w="50" w:type="dxa"/>
-              <w:right w:w="90" w:type="dxa"/>
-            </w:tcMar>
             <w:vAlign w:val="center"/>
           </w:tcPr>
           <w:p>
@@ -21220,12 +19070,6 @@
               <w:right w:val="single" w:sz="6" w:space="0" w:color="1F3864"/>
             </w:tcBorders>
             <w:shd w:val="clear" w:color="auto" w:fill="D9E2F3"/>
-            <w:tcMar>
-              <w:top w:w="50" w:type="dxa"/>
-              <w:left w:w="90" w:type="dxa"/>
-              <w:bottom w:w="50" w:type="dxa"/>
-              <w:right w:w="90" w:type="dxa"/>
-            </w:tcMar>
             <w:vAlign w:val="center"/>
           </w:tcPr>
           <w:p>
@@ -21285,12 +19129,6 @@
               <w:right w:val="single" w:sz="6" w:space="0" w:color="1F3864"/>
             </w:tcBorders>
             <w:shd w:val="clear" w:color="auto" w:fill="D9E2F3"/>
-            <w:tcMar>
-              <w:top w:w="50" w:type="dxa"/>
-              <w:left w:w="90" w:type="dxa"/>
-              <w:bottom w:w="50" w:type="dxa"/>
-              <w:right w:w="90" w:type="dxa"/>
-            </w:tcMar>
             <w:vAlign w:val="center"/>
           </w:tcPr>
           <w:p>
@@ -21323,12 +19161,6 @@
               <w:right w:val="single" w:sz="6" w:space="0" w:color="1F3864"/>
             </w:tcBorders>
             <w:shd w:val="clear" w:color="auto" w:fill="D9E2F3"/>
-            <w:tcMar>
-              <w:top w:w="50" w:type="dxa"/>
-              <w:left w:w="90" w:type="dxa"/>
-              <w:bottom w:w="50" w:type="dxa"/>
-              <w:right w:w="90" w:type="dxa"/>
-            </w:tcMar>
             <w:vAlign w:val="center"/>
           </w:tcPr>
           <w:p>
@@ -21361,12 +19193,6 @@
               <w:right w:val="single" w:sz="6" w:space="0" w:color="1F3864"/>
             </w:tcBorders>
             <w:shd w:val="clear" w:color="auto" w:fill="D9E2F3"/>
-            <w:tcMar>
-              <w:top w:w="50" w:type="dxa"/>
-              <w:left w:w="90" w:type="dxa"/>
-              <w:bottom w:w="50" w:type="dxa"/>
-              <w:right w:w="90" w:type="dxa"/>
-            </w:tcMar>
             <w:vAlign w:val="center"/>
           </w:tcPr>
           <w:p>
@@ -21399,12 +19225,6 @@
               <w:right w:val="single" w:sz="6" w:space="0" w:color="1F3864"/>
             </w:tcBorders>
             <w:shd w:val="clear" w:color="auto" w:fill="D9E2F3"/>
-            <w:tcMar>
-              <w:top w:w="50" w:type="dxa"/>
-              <w:left w:w="90" w:type="dxa"/>
-              <w:bottom w:w="50" w:type="dxa"/>
-              <w:right w:w="90" w:type="dxa"/>
-            </w:tcMar>
             <w:vAlign w:val="center"/>
           </w:tcPr>
           <w:p>
@@ -21464,12 +19284,6 @@
               <w:right w:val="single" w:sz="6" w:space="0" w:color="1F3864"/>
             </w:tcBorders>
             <w:shd w:val="clear" w:color="auto" w:fill="D9E2F3"/>
-            <w:tcMar>
-              <w:top w:w="50" w:type="dxa"/>
-              <w:left w:w="90" w:type="dxa"/>
-              <w:bottom w:w="50" w:type="dxa"/>
-              <w:right w:w="90" w:type="dxa"/>
-            </w:tcMar>
             <w:vAlign w:val="center"/>
           </w:tcPr>
           <w:p>
@@ -21502,12 +19316,6 @@
               <w:right w:val="single" w:sz="6" w:space="0" w:color="1F3864"/>
             </w:tcBorders>
             <w:shd w:val="clear" w:color="auto" w:fill="D9E2F3"/>
-            <w:tcMar>
-              <w:top w:w="50" w:type="dxa"/>
-              <w:left w:w="90" w:type="dxa"/>
-              <w:bottom w:w="50" w:type="dxa"/>
-              <w:right w:w="90" w:type="dxa"/>
-            </w:tcMar>
             <w:vAlign w:val="center"/>
           </w:tcPr>
           <w:p>
@@ -21540,12 +19348,6 @@
               <w:right w:val="single" w:sz="6" w:space="0" w:color="1F3864"/>
             </w:tcBorders>
             <w:shd w:val="clear" w:color="auto" w:fill="D9E2F3"/>
-            <w:tcMar>
-              <w:top w:w="50" w:type="dxa"/>
-              <w:left w:w="90" w:type="dxa"/>
-              <w:bottom w:w="50" w:type="dxa"/>
-              <w:right w:w="90" w:type="dxa"/>
-            </w:tcMar>
             <w:vAlign w:val="center"/>
           </w:tcPr>
           <w:p>
@@ -21578,12 +19380,6 @@
               <w:right w:val="single" w:sz="6" w:space="0" w:color="1F3864"/>
             </w:tcBorders>
             <w:shd w:val="clear" w:color="auto" w:fill="D9E2F3"/>
-            <w:tcMar>
-              <w:top w:w="50" w:type="dxa"/>
-              <w:left w:w="90" w:type="dxa"/>
-              <w:bottom w:w="50" w:type="dxa"/>
-              <w:right w:w="90" w:type="dxa"/>
-            </w:tcMar>
             <w:vAlign w:val="center"/>
           </w:tcPr>
           <w:p>
@@ -21643,12 +19439,6 @@
               <w:right w:val="single" w:sz="6" w:space="0" w:color="1F3864"/>
             </w:tcBorders>
             <w:shd w:val="clear" w:color="auto" w:fill="D9E2F3"/>
-            <w:tcMar>
-              <w:top w:w="50" w:type="dxa"/>
-              <w:left w:w="90" w:type="dxa"/>
-              <w:bottom w:w="50" w:type="dxa"/>
-              <w:right w:w="90" w:type="dxa"/>
-            </w:tcMar>
             <w:vAlign w:val="center"/>
           </w:tcPr>
           <w:p>
@@ -21693,12 +19483,6 @@
               <w:right w:val="single" w:sz="6" w:space="0" w:color="1F3864"/>
             </w:tcBorders>
             <w:shd w:val="clear" w:color="auto" w:fill="4472C4"/>
-            <w:tcMar>
-              <w:top w:w="50" w:type="dxa"/>
-              <w:left w:w="90" w:type="dxa"/>
-              <w:bottom w:w="50" w:type="dxa"/>
-              <w:right w:w="90" w:type="dxa"/>
-            </w:tcMar>
             <w:vAlign w:val="center"/>
           </w:tcPr>
           <w:p>
@@ -21765,12 +19549,6 @@
               <w:right w:val="single" w:sz="6" w:space="0" w:color="1F3864"/>
             </w:tcBorders>
             <w:shd w:val="clear" w:color="auto" w:fill="4472C4"/>
-            <w:tcMar>
-              <w:top w:w="50" w:type="dxa"/>
-              <w:left w:w="90" w:type="dxa"/>
-              <w:bottom w:w="50" w:type="dxa"/>
-              <w:right w:w="90" w:type="dxa"/>
-            </w:tcMar>
             <w:vAlign w:val="center"/>
           </w:tcPr>
           <w:p>
@@ -21810,12 +19588,6 @@
               <w:right w:val="single" w:sz="6" w:space="0" w:color="1F3864"/>
             </w:tcBorders>
             <w:shd w:val="clear" w:color="auto" w:fill="4472C4"/>
-            <w:tcMar>
-              <w:top w:w="50" w:type="dxa"/>
-              <w:left w:w="90" w:type="dxa"/>
-              <w:bottom w:w="50" w:type="dxa"/>
-              <w:right w:w="90" w:type="dxa"/>
-            </w:tcMar>
             <w:vAlign w:val="center"/>
           </w:tcPr>
           <w:p>
@@ -21855,12 +19627,6 @@
               <w:right w:val="single" w:sz="6" w:space="0" w:color="1F3864"/>
             </w:tcBorders>
             <w:shd w:val="clear" w:color="auto" w:fill="4472C4"/>
-            <w:tcMar>
-              <w:top w:w="50" w:type="dxa"/>
-              <w:left w:w="90" w:type="dxa"/>
-              <w:bottom w:w="50" w:type="dxa"/>
-              <w:right w:w="90" w:type="dxa"/>
-            </w:tcMar>
             <w:vAlign w:val="center"/>
           </w:tcPr>
           <w:p>
@@ -21900,12 +19666,6 @@
               <w:right w:val="single" w:sz="6" w:space="0" w:color="1F3864"/>
             </w:tcBorders>
             <w:shd w:val="clear" w:color="auto" w:fill="4472C4"/>
-            <w:tcMar>
-              <w:top w:w="50" w:type="dxa"/>
-              <w:left w:w="90" w:type="dxa"/>
-              <w:bottom w:w="50" w:type="dxa"/>
-              <w:right w:w="90" w:type="dxa"/>
-            </w:tcMar>
             <w:vAlign w:val="center"/>
           </w:tcPr>
           <w:p>
@@ -21972,12 +19732,6 @@
               <w:right w:val="single" w:sz="6" w:space="0" w:color="1F3864"/>
             </w:tcBorders>
             <w:shd w:val="clear" w:color="auto" w:fill="D9E2F3"/>
-            <w:tcMar>
-              <w:top w:w="50" w:type="dxa"/>
-              <w:left w:w="90" w:type="dxa"/>
-              <w:bottom w:w="50" w:type="dxa"/>
-              <w:right w:w="90" w:type="dxa"/>
-            </w:tcMar>
             <w:vAlign w:val="center"/>
           </w:tcPr>
           <w:p>
@@ -22010,12 +19764,6 @@
               <w:right w:val="single" w:sz="6" w:space="0" w:color="1F3864"/>
             </w:tcBorders>
             <w:shd w:val="clear" w:color="auto" w:fill="D9E2F3"/>
-            <w:tcMar>
-              <w:top w:w="50" w:type="dxa"/>
-              <w:left w:w="90" w:type="dxa"/>
-              <w:bottom w:w="50" w:type="dxa"/>
-              <w:right w:w="90" w:type="dxa"/>
-            </w:tcMar>
             <w:vAlign w:val="center"/>
           </w:tcPr>
           <w:p>
@@ -22048,12 +19796,6 @@
               <w:right w:val="single" w:sz="6" w:space="0" w:color="1F3864"/>
             </w:tcBorders>
             <w:shd w:val="clear" w:color="auto" w:fill="D9E2F3"/>
-            <w:tcMar>
-              <w:top w:w="50" w:type="dxa"/>
-              <w:left w:w="90" w:type="dxa"/>
-              <w:bottom w:w="50" w:type="dxa"/>
-              <w:right w:w="90" w:type="dxa"/>
-            </w:tcMar>
             <w:vAlign w:val="center"/>
           </w:tcPr>
           <w:p>
@@ -22086,12 +19828,6 @@
               <w:right w:val="single" w:sz="6" w:space="0" w:color="1F3864"/>
             </w:tcBorders>
             <w:shd w:val="clear" w:color="auto" w:fill="D9E2F3"/>
-            <w:tcMar>
-              <w:top w:w="50" w:type="dxa"/>
-              <w:left w:w="90" w:type="dxa"/>
-              <w:bottom w:w="50" w:type="dxa"/>
-              <w:right w:w="90" w:type="dxa"/>
-            </w:tcMar>
             <w:vAlign w:val="center"/>
           </w:tcPr>
           <w:p>
@@ -22151,12 +19887,6 @@
               <w:right w:val="single" w:sz="6" w:space="0" w:color="1F3864"/>
             </w:tcBorders>
             <w:shd w:val="clear" w:color="auto" w:fill="D9E2F3"/>
-            <w:tcMar>
-              <w:top w:w="50" w:type="dxa"/>
-              <w:left w:w="90" w:type="dxa"/>
-              <w:bottom w:w="50" w:type="dxa"/>
-              <w:right w:w="90" w:type="dxa"/>
-            </w:tcMar>
             <w:vAlign w:val="center"/>
           </w:tcPr>
           <w:p>
@@ -22189,12 +19919,6 @@
               <w:right w:val="single" w:sz="6" w:space="0" w:color="1F3864"/>
             </w:tcBorders>
             <w:shd w:val="clear" w:color="auto" w:fill="D9E2F3"/>
-            <w:tcMar>
-              <w:top w:w="50" w:type="dxa"/>
-              <w:left w:w="90" w:type="dxa"/>
-              <w:bottom w:w="50" w:type="dxa"/>
-              <w:right w:w="90" w:type="dxa"/>
-            </w:tcMar>
             <w:vAlign w:val="center"/>
           </w:tcPr>
           <w:p>
@@ -22227,12 +19951,6 @@
               <w:right w:val="single" w:sz="6" w:space="0" w:color="1F3864"/>
             </w:tcBorders>
             <w:shd w:val="clear" w:color="auto" w:fill="D9E2F3"/>
-            <w:tcMar>
-              <w:top w:w="50" w:type="dxa"/>
-              <w:left w:w="90" w:type="dxa"/>
-              <w:bottom w:w="50" w:type="dxa"/>
-              <w:right w:w="90" w:type="dxa"/>
-            </w:tcMar>
             <w:vAlign w:val="center"/>
           </w:tcPr>
           <w:p>
@@ -22265,12 +19983,6 @@
               <w:right w:val="single" w:sz="6" w:space="0" w:color="1F3864"/>
             </w:tcBorders>
             <w:shd w:val="clear" w:color="auto" w:fill="D9E2F3"/>
-            <w:tcMar>
-              <w:top w:w="50" w:type="dxa"/>
-              <w:left w:w="90" w:type="dxa"/>
-              <w:bottom w:w="50" w:type="dxa"/>
-              <w:right w:w="90" w:type="dxa"/>
-            </w:tcMar>
             <w:vAlign w:val="center"/>
           </w:tcPr>
           <w:p>
@@ -22330,12 +20042,6 @@
               <w:right w:val="single" w:sz="6" w:space="0" w:color="1F3864"/>
             </w:tcBorders>
             <w:shd w:val="clear" w:color="auto" w:fill="D9E2F3"/>
-            <w:tcMar>
-              <w:top w:w="50" w:type="dxa"/>
-              <w:left w:w="90" w:type="dxa"/>
-              <w:bottom w:w="50" w:type="dxa"/>
-              <w:right w:w="90" w:type="dxa"/>
-            </w:tcMar>
             <w:vAlign w:val="center"/>
           </w:tcPr>
           <w:p>
@@ -22368,12 +20074,6 @@
               <w:right w:val="single" w:sz="6" w:space="0" w:color="1F3864"/>
             </w:tcBorders>
             <w:shd w:val="clear" w:color="auto" w:fill="D9E2F3"/>
-            <w:tcMar>
-              <w:top w:w="50" w:type="dxa"/>
-              <w:left w:w="90" w:type="dxa"/>
-              <w:bottom w:w="50" w:type="dxa"/>
-              <w:right w:w="90" w:type="dxa"/>
-            </w:tcMar>
             <w:vAlign w:val="center"/>
           </w:tcPr>
           <w:p>
@@ -22406,12 +20106,6 @@
               <w:right w:val="single" w:sz="6" w:space="0" w:color="1F3864"/>
             </w:tcBorders>
             <w:shd w:val="clear" w:color="auto" w:fill="D9E2F3"/>
-            <w:tcMar>
-              <w:top w:w="50" w:type="dxa"/>
-              <w:left w:w="90" w:type="dxa"/>
-              <w:bottom w:w="50" w:type="dxa"/>
-              <w:right w:w="90" w:type="dxa"/>
-            </w:tcMar>
             <w:vAlign w:val="center"/>
           </w:tcPr>
           <w:p>
@@ -22444,12 +20138,6 @@
               <w:right w:val="single" w:sz="6" w:space="0" w:color="1F3864"/>
             </w:tcBorders>
             <w:shd w:val="clear" w:color="auto" w:fill="D9E2F3"/>
-            <w:tcMar>
-              <w:top w:w="50" w:type="dxa"/>
-              <w:left w:w="90" w:type="dxa"/>
-              <w:bottom w:w="50" w:type="dxa"/>
-              <w:right w:w="90" w:type="dxa"/>
-            </w:tcMar>
             <w:vAlign w:val="center"/>
           </w:tcPr>
           <w:p>
@@ -22509,12 +20197,6 @@
               <w:right w:val="single" w:sz="6" w:space="0" w:color="1F3864"/>
             </w:tcBorders>
             <w:shd w:val="clear" w:color="auto" w:fill="D9E2F3"/>
-            <w:tcMar>
-              <w:top w:w="50" w:type="dxa"/>
-              <w:left w:w="90" w:type="dxa"/>
-              <w:bottom w:w="50" w:type="dxa"/>
-              <w:right w:w="90" w:type="dxa"/>
-            </w:tcMar>
             <w:vAlign w:val="center"/>
           </w:tcPr>
           <w:p>
@@ -22559,12 +20241,6 @@
               <w:right w:val="single" w:sz="6" w:space="0" w:color="1F3864"/>
             </w:tcBorders>
             <w:shd w:val="clear" w:color="auto" w:fill="4472C4"/>
-            <w:tcMar>
-              <w:top w:w="50" w:type="dxa"/>
-              <w:left w:w="90" w:type="dxa"/>
-              <w:bottom w:w="50" w:type="dxa"/>
-              <w:right w:w="90" w:type="dxa"/>
-            </w:tcMar>
             <w:vAlign w:val="center"/>
           </w:tcPr>
           <w:p>
@@ -22631,12 +20307,6 @@
               <w:right w:val="single" w:sz="6" w:space="0" w:color="1F3864"/>
             </w:tcBorders>
             <w:shd w:val="clear" w:color="auto" w:fill="4472C4"/>
-            <w:tcMar>
-              <w:top w:w="50" w:type="dxa"/>
-              <w:left w:w="90" w:type="dxa"/>
-              <w:bottom w:w="50" w:type="dxa"/>
-              <w:right w:w="90" w:type="dxa"/>
-            </w:tcMar>
             <w:vAlign w:val="center"/>
           </w:tcPr>
           <w:p>
@@ -22676,12 +20346,6 @@
               <w:right w:val="single" w:sz="6" w:space="0" w:color="1F3864"/>
             </w:tcBorders>
             <w:shd w:val="clear" w:color="auto" w:fill="4472C4"/>
-            <w:tcMar>
-              <w:top w:w="50" w:type="dxa"/>
-              <w:left w:w="90" w:type="dxa"/>
-              <w:bottom w:w="50" w:type="dxa"/>
-              <w:right w:w="90" w:type="dxa"/>
-            </w:tcMar>
             <w:vAlign w:val="center"/>
           </w:tcPr>
           <w:p>
@@ -22721,12 +20385,6 @@
               <w:right w:val="single" w:sz="6" w:space="0" w:color="1F3864"/>
             </w:tcBorders>
             <w:shd w:val="clear" w:color="auto" w:fill="4472C4"/>
-            <w:tcMar>
-              <w:top w:w="50" w:type="dxa"/>
-              <w:left w:w="90" w:type="dxa"/>
-              <w:bottom w:w="50" w:type="dxa"/>
-              <w:right w:w="90" w:type="dxa"/>
-            </w:tcMar>
             <w:vAlign w:val="center"/>
           </w:tcPr>
           <w:p>
@@ -22766,12 +20424,6 @@
               <w:right w:val="single" w:sz="6" w:space="0" w:color="1F3864"/>
             </w:tcBorders>
             <w:shd w:val="clear" w:color="auto" w:fill="4472C4"/>
-            <w:tcMar>
-              <w:top w:w="50" w:type="dxa"/>
-              <w:left w:w="90" w:type="dxa"/>
-              <w:bottom w:w="50" w:type="dxa"/>
-              <w:right w:w="90" w:type="dxa"/>
-            </w:tcMar>
             <w:vAlign w:val="center"/>
           </w:tcPr>
           <w:p>
@@ -22838,12 +20490,6 @@
               <w:right w:val="single" w:sz="6" w:space="0" w:color="1F3864"/>
             </w:tcBorders>
             <w:shd w:val="clear" w:color="auto" w:fill="D9E2F3"/>
-            <w:tcMar>
-              <w:top w:w="50" w:type="dxa"/>
-              <w:left w:w="90" w:type="dxa"/>
-              <w:bottom w:w="50" w:type="dxa"/>
-              <w:right w:w="90" w:type="dxa"/>
-            </w:tcMar>
             <w:vAlign w:val="center"/>
           </w:tcPr>
           <w:p>
@@ -22876,12 +20522,6 @@
               <w:right w:val="single" w:sz="6" w:space="0" w:color="1F3864"/>
             </w:tcBorders>
             <w:shd w:val="clear" w:color="auto" w:fill="D9E2F3"/>
-            <w:tcMar>
-              <w:top w:w="50" w:type="dxa"/>
-              <w:left w:w="90" w:type="dxa"/>
-              <w:bottom w:w="50" w:type="dxa"/>
-              <w:right w:w="90" w:type="dxa"/>
-            </w:tcMar>
             <w:vAlign w:val="center"/>
           </w:tcPr>
           <w:p>
@@ -22914,12 +20554,6 @@
               <w:right w:val="single" w:sz="6" w:space="0" w:color="1F3864"/>
             </w:tcBorders>
             <w:shd w:val="clear" w:color="auto" w:fill="D9E2F3"/>
-            <w:tcMar>
-              <w:top w:w="50" w:type="dxa"/>
-              <w:left w:w="90" w:type="dxa"/>
-              <w:bottom w:w="50" w:type="dxa"/>
-              <w:right w:w="90" w:type="dxa"/>
-            </w:tcMar>
             <w:vAlign w:val="center"/>
           </w:tcPr>
           <w:p>
@@ -22952,12 +20586,6 @@
               <w:right w:val="single" w:sz="6" w:space="0" w:color="1F3864"/>
             </w:tcBorders>
             <w:shd w:val="clear" w:color="auto" w:fill="D9E2F3"/>
-            <w:tcMar>
-              <w:top w:w="50" w:type="dxa"/>
-              <w:left w:w="90" w:type="dxa"/>
-              <w:bottom w:w="50" w:type="dxa"/>
-              <w:right w:w="90" w:type="dxa"/>
-            </w:tcMar>
             <w:vAlign w:val="center"/>
           </w:tcPr>
           <w:p>
@@ -23017,12 +20645,6 @@
               <w:right w:val="single" w:sz="6" w:space="0" w:color="1F3864"/>
             </w:tcBorders>
             <w:shd w:val="clear" w:color="auto" w:fill="D9E2F3"/>
-            <w:tcMar>
-              <w:top w:w="50" w:type="dxa"/>
-              <w:left w:w="90" w:type="dxa"/>
-              <w:bottom w:w="50" w:type="dxa"/>
-              <w:right w:w="90" w:type="dxa"/>
-            </w:tcMar>
             <w:vAlign w:val="center"/>
           </w:tcPr>
           <w:p>
@@ -23055,12 +20677,6 @@
               <w:right w:val="single" w:sz="6" w:space="0" w:color="1F3864"/>
             </w:tcBorders>
             <w:shd w:val="clear" w:color="auto" w:fill="D9E2F3"/>
-            <w:tcMar>
-              <w:top w:w="50" w:type="dxa"/>
-              <w:left w:w="90" w:type="dxa"/>
-              <w:bottom w:w="50" w:type="dxa"/>
-              <w:right w:w="90" w:type="dxa"/>
-            </w:tcMar>
             <w:vAlign w:val="center"/>
           </w:tcPr>
           <w:p>
@@ -23093,12 +20709,6 @@
               <w:right w:val="single" w:sz="6" w:space="0" w:color="1F3864"/>
             </w:tcBorders>
             <w:shd w:val="clear" w:color="auto" w:fill="D9E2F3"/>
-            <w:tcMar>
-              <w:top w:w="50" w:type="dxa"/>
-              <w:left w:w="90" w:type="dxa"/>
-              <w:bottom w:w="50" w:type="dxa"/>
-              <w:right w:w="90" w:type="dxa"/>
-            </w:tcMar>
             <w:vAlign w:val="center"/>
           </w:tcPr>
           <w:p>
@@ -23131,12 +20741,6 @@
               <w:right w:val="single" w:sz="6" w:space="0" w:color="1F3864"/>
             </w:tcBorders>
             <w:shd w:val="clear" w:color="auto" w:fill="D9E2F3"/>
-            <w:tcMar>
-              <w:top w:w="50" w:type="dxa"/>
-              <w:left w:w="90" w:type="dxa"/>
-              <w:bottom w:w="50" w:type="dxa"/>
-              <w:right w:w="90" w:type="dxa"/>
-            </w:tcMar>
             <w:vAlign w:val="center"/>
           </w:tcPr>
           <w:p>
@@ -23196,12 +20800,6 @@
               <w:right w:val="single" w:sz="6" w:space="0" w:color="1F3864"/>
             </w:tcBorders>
             <w:shd w:val="clear" w:color="auto" w:fill="D9E2F3"/>
-            <w:tcMar>
-              <w:top w:w="50" w:type="dxa"/>
-              <w:left w:w="90" w:type="dxa"/>
-              <w:bottom w:w="50" w:type="dxa"/>
-              <w:right w:w="90" w:type="dxa"/>
-            </w:tcMar>
             <w:vAlign w:val="center"/>
           </w:tcPr>
           <w:p>
@@ -23234,12 +20832,6 @@
               <w:right w:val="single" w:sz="6" w:space="0" w:color="1F3864"/>
             </w:tcBorders>
             <w:shd w:val="clear" w:color="auto" w:fill="D9E2F3"/>
-            <w:tcMar>
-              <w:top w:w="50" w:type="dxa"/>
-              <w:left w:w="90" w:type="dxa"/>
-              <w:bottom w:w="50" w:type="dxa"/>
-              <w:right w:w="90" w:type="dxa"/>
-            </w:tcMar>
             <w:vAlign w:val="center"/>
           </w:tcPr>
           <w:p>
@@ -23272,12 +20864,6 @@
               <w:right w:val="single" w:sz="6" w:space="0" w:color="1F3864"/>
             </w:tcBorders>
             <w:shd w:val="clear" w:color="auto" w:fill="D9E2F3"/>
-            <w:tcMar>
-              <w:top w:w="50" w:type="dxa"/>
-              <w:left w:w="90" w:type="dxa"/>
-              <w:bottom w:w="50" w:type="dxa"/>
-              <w:right w:w="90" w:type="dxa"/>
-            </w:tcMar>
             <w:vAlign w:val="center"/>
           </w:tcPr>
           <w:p>
@@ -23310,12 +20896,6 @@
               <w:right w:val="single" w:sz="6" w:space="0" w:color="1F3864"/>
             </w:tcBorders>
             <w:shd w:val="clear" w:color="auto" w:fill="D9E2F3"/>
-            <w:tcMar>
-              <w:top w:w="50" w:type="dxa"/>
-              <w:left w:w="90" w:type="dxa"/>
-              <w:bottom w:w="50" w:type="dxa"/>
-              <w:right w:w="90" w:type="dxa"/>
-            </w:tcMar>
             <w:vAlign w:val="center"/>
           </w:tcPr>
           <w:p>
@@ -23375,12 +20955,6 @@
               <w:right w:val="single" w:sz="6" w:space="0" w:color="1F3864"/>
             </w:tcBorders>
             <w:shd w:val="clear" w:color="auto" w:fill="D9E2F3"/>
-            <w:tcMar>
-              <w:top w:w="50" w:type="dxa"/>
-              <w:left w:w="90" w:type="dxa"/>
-              <w:bottom w:w="50" w:type="dxa"/>
-              <w:right w:w="90" w:type="dxa"/>
-            </w:tcMar>
             <w:vAlign w:val="center"/>
           </w:tcPr>
           <w:p>
@@ -23425,12 +20999,6 @@
               <w:right w:val="single" w:sz="6" w:space="0" w:color="1F3864"/>
             </w:tcBorders>
             <w:shd w:val="clear" w:color="auto" w:fill="4472C4"/>
-            <w:tcMar>
-              <w:top w:w="50" w:type="dxa"/>
-              <w:left w:w="90" w:type="dxa"/>
-              <w:bottom w:w="50" w:type="dxa"/>
-              <w:right w:w="90" w:type="dxa"/>
-            </w:tcMar>
             <w:vAlign w:val="center"/>
           </w:tcPr>
           <w:p>
@@ -23497,12 +21065,6 @@
               <w:right w:val="single" w:sz="6" w:space="0" w:color="1F3864"/>
             </w:tcBorders>
             <w:shd w:val="clear" w:color="auto" w:fill="4472C4"/>
-            <w:tcMar>
-              <w:top w:w="50" w:type="dxa"/>
-              <w:left w:w="90" w:type="dxa"/>
-              <w:bottom w:w="50" w:type="dxa"/>
-              <w:right w:w="90" w:type="dxa"/>
-            </w:tcMar>
             <w:vAlign w:val="center"/>
           </w:tcPr>
           <w:p>
@@ -23542,12 +21104,6 @@
               <w:right w:val="single" w:sz="6" w:space="0" w:color="1F3864"/>
             </w:tcBorders>
             <w:shd w:val="clear" w:color="auto" w:fill="4472C4"/>
-            <w:tcMar>
-              <w:top w:w="50" w:type="dxa"/>
-              <w:left w:w="90" w:type="dxa"/>
-              <w:bottom w:w="50" w:type="dxa"/>
-              <w:right w:w="90" w:type="dxa"/>
-            </w:tcMar>
             <w:vAlign w:val="center"/>
           </w:tcPr>
           <w:p>
@@ -23587,12 +21143,6 @@
               <w:right w:val="single" w:sz="6" w:space="0" w:color="1F3864"/>
             </w:tcBorders>
             <w:shd w:val="clear" w:color="auto" w:fill="4472C4"/>
-            <w:tcMar>
-              <w:top w:w="50" w:type="dxa"/>
-              <w:left w:w="90" w:type="dxa"/>
-              <w:bottom w:w="50" w:type="dxa"/>
-              <w:right w:w="90" w:type="dxa"/>
-            </w:tcMar>
             <w:vAlign w:val="center"/>
           </w:tcPr>
           <w:p>
@@ -23632,12 +21182,6 @@
               <w:right w:val="single" w:sz="6" w:space="0" w:color="1F3864"/>
             </w:tcBorders>
             <w:shd w:val="clear" w:color="auto" w:fill="4472C4"/>
-            <w:tcMar>
-              <w:top w:w="50" w:type="dxa"/>
-              <w:left w:w="90" w:type="dxa"/>
-              <w:bottom w:w="50" w:type="dxa"/>
-              <w:right w:w="90" w:type="dxa"/>
-            </w:tcMar>
             <w:vAlign w:val="center"/>
           </w:tcPr>
           <w:p>
@@ -23704,12 +21248,6 @@
               <w:right w:val="single" w:sz="6" w:space="0" w:color="1F3864"/>
             </w:tcBorders>
             <w:shd w:val="clear" w:color="auto" w:fill="D9E2F3"/>
-            <w:tcMar>
-              <w:top w:w="50" w:type="dxa"/>
-              <w:left w:w="90" w:type="dxa"/>
-              <w:bottom w:w="50" w:type="dxa"/>
-              <w:right w:w="90" w:type="dxa"/>
-            </w:tcMar>
             <w:vAlign w:val="center"/>
           </w:tcPr>
           <w:p>
@@ -23742,12 +21280,6 @@
               <w:right w:val="single" w:sz="6" w:space="0" w:color="1F3864"/>
             </w:tcBorders>
             <w:shd w:val="clear" w:color="auto" w:fill="D9E2F3"/>
-            <w:tcMar>
-              <w:top w:w="50" w:type="dxa"/>
-              <w:left w:w="90" w:type="dxa"/>
-              <w:bottom w:w="50" w:type="dxa"/>
-              <w:right w:w="90" w:type="dxa"/>
-            </w:tcMar>
             <w:vAlign w:val="center"/>
           </w:tcPr>
           <w:p>
@@ -23780,12 +21312,6 @@
               <w:right w:val="single" w:sz="6" w:space="0" w:color="1F3864"/>
             </w:tcBorders>
             <w:shd w:val="clear" w:color="auto" w:fill="D9E2F3"/>
-            <w:tcMar>
-              <w:top w:w="50" w:type="dxa"/>
-              <w:left w:w="90" w:type="dxa"/>
-              <w:bottom w:w="50" w:type="dxa"/>
-              <w:right w:w="90" w:type="dxa"/>
-            </w:tcMar>
             <w:vAlign w:val="center"/>
           </w:tcPr>
           <w:p>
@@ -23818,12 +21344,6 @@
               <w:right w:val="single" w:sz="6" w:space="0" w:color="1F3864"/>
             </w:tcBorders>
             <w:shd w:val="clear" w:color="auto" w:fill="D9E2F3"/>
-            <w:tcMar>
-              <w:top w:w="50" w:type="dxa"/>
-              <w:left w:w="90" w:type="dxa"/>
-              <w:bottom w:w="50" w:type="dxa"/>
-              <w:right w:w="90" w:type="dxa"/>
-            </w:tcMar>
             <w:vAlign w:val="center"/>
           </w:tcPr>
           <w:p>
@@ -23883,12 +21403,6 @@
               <w:right w:val="single" w:sz="6" w:space="0" w:color="1F3864"/>
             </w:tcBorders>
             <w:shd w:val="clear" w:color="auto" w:fill="D9E2F3"/>
-            <w:tcMar>
-              <w:top w:w="50" w:type="dxa"/>
-              <w:left w:w="90" w:type="dxa"/>
-              <w:bottom w:w="50" w:type="dxa"/>
-              <w:right w:w="90" w:type="dxa"/>
-            </w:tcMar>
             <w:vAlign w:val="center"/>
           </w:tcPr>
           <w:p>
@@ -23921,12 +21435,6 @@
               <w:right w:val="single" w:sz="6" w:space="0" w:color="1F3864"/>
             </w:tcBorders>
             <w:shd w:val="clear" w:color="auto" w:fill="D9E2F3"/>
-            <w:tcMar>
-              <w:top w:w="50" w:type="dxa"/>
-              <w:left w:w="90" w:type="dxa"/>
-              <w:bottom w:w="50" w:type="dxa"/>
-              <w:right w:w="90" w:type="dxa"/>
-            </w:tcMar>
             <w:vAlign w:val="center"/>
           </w:tcPr>
           <w:p>
@@ -23959,12 +21467,6 @@
               <w:right w:val="single" w:sz="6" w:space="0" w:color="1F3864"/>
             </w:tcBorders>
             <w:shd w:val="clear" w:color="auto" w:fill="D9E2F3"/>
-            <w:tcMar>
-              <w:top w:w="50" w:type="dxa"/>
-              <w:left w:w="90" w:type="dxa"/>
-              <w:bottom w:w="50" w:type="dxa"/>
-              <w:right w:w="90" w:type="dxa"/>
-            </w:tcMar>
             <w:vAlign w:val="center"/>
           </w:tcPr>
           <w:p>
@@ -23997,12 +21499,6 @@
               <w:right w:val="single" w:sz="6" w:space="0" w:color="1F3864"/>
             </w:tcBorders>
             <w:shd w:val="clear" w:color="auto" w:fill="D9E2F3"/>
-            <w:tcMar>
-              <w:top w:w="50" w:type="dxa"/>
-              <w:left w:w="90" w:type="dxa"/>
-              <w:bottom w:w="50" w:type="dxa"/>
-              <w:right w:w="90" w:type="dxa"/>
-            </w:tcMar>
             <w:vAlign w:val="center"/>
           </w:tcPr>
           <w:p>
@@ -24062,12 +21558,6 @@
               <w:right w:val="single" w:sz="6" w:space="0" w:color="1F3864"/>
             </w:tcBorders>
             <w:shd w:val="clear" w:color="auto" w:fill="D9E2F3"/>
-            <w:tcMar>
-              <w:top w:w="50" w:type="dxa"/>
-              <w:left w:w="90" w:type="dxa"/>
-              <w:bottom w:w="50" w:type="dxa"/>
-              <w:right w:w="90" w:type="dxa"/>
-            </w:tcMar>
             <w:vAlign w:val="center"/>
           </w:tcPr>
           <w:p>
@@ -24100,12 +21590,6 @@
               <w:right w:val="single" w:sz="6" w:space="0" w:color="1F3864"/>
             </w:tcBorders>
             <w:shd w:val="clear" w:color="auto" w:fill="D9E2F3"/>
-            <w:tcMar>
-              <w:top w:w="50" w:type="dxa"/>
-              <w:left w:w="90" w:type="dxa"/>
-              <w:bottom w:w="50" w:type="dxa"/>
-              <w:right w:w="90" w:type="dxa"/>
-            </w:tcMar>
             <w:vAlign w:val="center"/>
           </w:tcPr>
           <w:p>
@@ -24138,12 +21622,6 @@
               <w:right w:val="single" w:sz="6" w:space="0" w:color="1F3864"/>
             </w:tcBorders>
             <w:shd w:val="clear" w:color="auto" w:fill="D9E2F3"/>
-            <w:tcMar>
-              <w:top w:w="50" w:type="dxa"/>
-              <w:left w:w="90" w:type="dxa"/>
-              <w:bottom w:w="50" w:type="dxa"/>
-              <w:right w:w="90" w:type="dxa"/>
-            </w:tcMar>
             <w:vAlign w:val="center"/>
           </w:tcPr>
           <w:p>
@@ -24176,12 +21654,6 @@
               <w:right w:val="single" w:sz="6" w:space="0" w:color="1F3864"/>
             </w:tcBorders>
             <w:shd w:val="clear" w:color="auto" w:fill="D9E2F3"/>
-            <w:tcMar>
-              <w:top w:w="50" w:type="dxa"/>
-              <w:left w:w="90" w:type="dxa"/>
-              <w:bottom w:w="50" w:type="dxa"/>
-              <w:right w:w="90" w:type="dxa"/>
-            </w:tcMar>
             <w:vAlign w:val="center"/>
           </w:tcPr>
           <w:p>
@@ -24241,12 +21713,6 @@
               <w:right w:val="single" w:sz="6" w:space="0" w:color="1F3864"/>
             </w:tcBorders>
             <w:shd w:val="clear" w:color="auto" w:fill="D9E2F3"/>
-            <w:tcMar>
-              <w:top w:w="50" w:type="dxa"/>
-              <w:left w:w="90" w:type="dxa"/>
-              <w:bottom w:w="50" w:type="dxa"/>
-              <w:right w:w="90" w:type="dxa"/>
-            </w:tcMar>
             <w:vAlign w:val="center"/>
           </w:tcPr>
           <w:p>
@@ -24291,12 +21757,6 @@
               <w:right w:val="single" w:sz="6" w:space="0" w:color="1F3864"/>
             </w:tcBorders>
             <w:shd w:val="clear" w:color="auto" w:fill="4472C4"/>
-            <w:tcMar>
-              <w:top w:w="50" w:type="dxa"/>
-              <w:left w:w="90" w:type="dxa"/>
-              <w:bottom w:w="50" w:type="dxa"/>
-              <w:right w:w="90" w:type="dxa"/>
-            </w:tcMar>
             <w:vAlign w:val="center"/>
           </w:tcPr>
           <w:p>
@@ -24363,12 +21823,6 @@
               <w:right w:val="single" w:sz="6" w:space="0" w:color="1F3864"/>
             </w:tcBorders>
             <w:shd w:val="clear" w:color="auto" w:fill="4472C4"/>
-            <w:tcMar>
-              <w:top w:w="50" w:type="dxa"/>
-              <w:left w:w="90" w:type="dxa"/>
-              <w:bottom w:w="50" w:type="dxa"/>
-              <w:right w:w="90" w:type="dxa"/>
-            </w:tcMar>
             <w:vAlign w:val="center"/>
           </w:tcPr>
           <w:p>
@@ -24408,12 +21862,6 @@
               <w:right w:val="single" w:sz="6" w:space="0" w:color="1F3864"/>
             </w:tcBorders>
             <w:shd w:val="clear" w:color="auto" w:fill="4472C4"/>
-            <w:tcMar>
-              <w:top w:w="50" w:type="dxa"/>
-              <w:left w:w="90" w:type="dxa"/>
-              <w:bottom w:w="50" w:type="dxa"/>
-              <w:right w:w="90" w:type="dxa"/>
-            </w:tcMar>
             <w:vAlign w:val="center"/>
           </w:tcPr>
           <w:p>
@@ -24453,12 +21901,6 @@
               <w:right w:val="single" w:sz="6" w:space="0" w:color="1F3864"/>
             </w:tcBorders>
             <w:shd w:val="clear" w:color="auto" w:fill="4472C4"/>
-            <w:tcMar>
-              <w:top w:w="50" w:type="dxa"/>
-              <w:left w:w="90" w:type="dxa"/>
-              <w:bottom w:w="50" w:type="dxa"/>
-              <w:right w:w="90" w:type="dxa"/>
-            </w:tcMar>
             <w:vAlign w:val="center"/>
           </w:tcPr>
           <w:p>
@@ -24498,12 +21940,6 @@
               <w:right w:val="single" w:sz="6" w:space="0" w:color="1F3864"/>
             </w:tcBorders>
             <w:shd w:val="clear" w:color="auto" w:fill="4472C4"/>
-            <w:tcMar>
-              <w:top w:w="50" w:type="dxa"/>
-              <w:left w:w="90" w:type="dxa"/>
-              <w:bottom w:w="50" w:type="dxa"/>
-              <w:right w:w="90" w:type="dxa"/>
-            </w:tcMar>
             <w:vAlign w:val="center"/>
           </w:tcPr>
           <w:p>
@@ -24570,12 +22006,6 @@
               <w:right w:val="single" w:sz="6" w:space="0" w:color="1F3864"/>
             </w:tcBorders>
             <w:shd w:val="clear" w:color="auto" w:fill="D9E2F3"/>
-            <w:tcMar>
-              <w:top w:w="50" w:type="dxa"/>
-              <w:left w:w="90" w:type="dxa"/>
-              <w:bottom w:w="50" w:type="dxa"/>
-              <w:right w:w="90" w:type="dxa"/>
-            </w:tcMar>
             <w:vAlign w:val="center"/>
           </w:tcPr>
           <w:p>
@@ -24608,12 +22038,6 @@
               <w:right w:val="single" w:sz="6" w:space="0" w:color="1F3864"/>
             </w:tcBorders>
             <w:shd w:val="clear" w:color="auto" w:fill="D9E2F3"/>
-            <w:tcMar>
-              <w:top w:w="50" w:type="dxa"/>
-              <w:left w:w="90" w:type="dxa"/>
-              <w:bottom w:w="50" w:type="dxa"/>
-              <w:right w:w="90" w:type="dxa"/>
-            </w:tcMar>
             <w:vAlign w:val="center"/>
           </w:tcPr>
           <w:p>
@@ -24646,12 +22070,6 @@
               <w:right w:val="single" w:sz="6" w:space="0" w:color="1F3864"/>
             </w:tcBorders>
             <w:shd w:val="clear" w:color="auto" w:fill="D9E2F3"/>
-            <w:tcMar>
-              <w:top w:w="50" w:type="dxa"/>
-              <w:left w:w="90" w:type="dxa"/>
-              <w:bottom w:w="50" w:type="dxa"/>
-              <w:right w:w="90" w:type="dxa"/>
-            </w:tcMar>
             <w:vAlign w:val="center"/>
           </w:tcPr>
           <w:p>
@@ -24684,12 +22102,6 @@
               <w:right w:val="single" w:sz="6" w:space="0" w:color="1F3864"/>
             </w:tcBorders>
             <w:shd w:val="clear" w:color="auto" w:fill="D9E2F3"/>
-            <w:tcMar>
-              <w:top w:w="50" w:type="dxa"/>
-              <w:left w:w="90" w:type="dxa"/>
-              <w:bottom w:w="50" w:type="dxa"/>
-              <w:right w:w="90" w:type="dxa"/>
-            </w:tcMar>
             <w:vAlign w:val="center"/>
           </w:tcPr>
           <w:p>
@@ -24749,12 +22161,6 @@
               <w:right w:val="single" w:sz="6" w:space="0" w:color="1F3864"/>
             </w:tcBorders>
             <w:shd w:val="clear" w:color="auto" w:fill="D9E2F3"/>
-            <w:tcMar>
-              <w:top w:w="50" w:type="dxa"/>
-              <w:left w:w="90" w:type="dxa"/>
-              <w:bottom w:w="50" w:type="dxa"/>
-              <w:right w:w="90" w:type="dxa"/>
-            </w:tcMar>
             <w:vAlign w:val="center"/>
           </w:tcPr>
           <w:p>
@@ -24787,12 +22193,6 @@
               <w:right w:val="single" w:sz="6" w:space="0" w:color="1F3864"/>
             </w:tcBorders>
             <w:shd w:val="clear" w:color="auto" w:fill="D9E2F3"/>
-            <w:tcMar>
-              <w:top w:w="50" w:type="dxa"/>
-              <w:left w:w="90" w:type="dxa"/>
-              <w:bottom w:w="50" w:type="dxa"/>
-              <w:right w:w="90" w:type="dxa"/>
-            </w:tcMar>
             <w:vAlign w:val="center"/>
           </w:tcPr>
           <w:p>
@@ -24825,12 +22225,6 @@
               <w:right w:val="single" w:sz="6" w:space="0" w:color="1F3864"/>
             </w:tcBorders>
             <w:shd w:val="clear" w:color="auto" w:fill="D9E2F3"/>
-            <w:tcMar>
-              <w:top w:w="50" w:type="dxa"/>
-              <w:left w:w="90" w:type="dxa"/>
-              <w:bottom w:w="50" w:type="dxa"/>
-              <w:right w:w="90" w:type="dxa"/>
-            </w:tcMar>
             <w:vAlign w:val="center"/>
           </w:tcPr>
           <w:p>
@@ -24863,12 +22257,6 @@
               <w:right w:val="single" w:sz="6" w:space="0" w:color="1F3864"/>
             </w:tcBorders>
             <w:shd w:val="clear" w:color="auto" w:fill="D9E2F3"/>
-            <w:tcMar>
-              <w:top w:w="50" w:type="dxa"/>
-              <w:left w:w="90" w:type="dxa"/>
-              <w:bottom w:w="50" w:type="dxa"/>
-              <w:right w:w="90" w:type="dxa"/>
-            </w:tcMar>
             <w:vAlign w:val="center"/>
           </w:tcPr>
           <w:p>
@@ -24928,12 +22316,6 @@
               <w:right w:val="single" w:sz="6" w:space="0" w:color="1F3864"/>
             </w:tcBorders>
             <w:shd w:val="clear" w:color="auto" w:fill="D9E2F3"/>
-            <w:tcMar>
-              <w:top w:w="50" w:type="dxa"/>
-              <w:left w:w="90" w:type="dxa"/>
-              <w:bottom w:w="50" w:type="dxa"/>
-              <w:right w:w="90" w:type="dxa"/>
-            </w:tcMar>
             <w:vAlign w:val="center"/>
           </w:tcPr>
           <w:p>
@@ -24966,12 +22348,6 @@
               <w:right w:val="single" w:sz="6" w:space="0" w:color="1F3864"/>
             </w:tcBorders>
             <w:shd w:val="clear" w:color="auto" w:fill="D9E2F3"/>
-            <w:tcMar>
-              <w:top w:w="50" w:type="dxa"/>
-              <w:left w:w="90" w:type="dxa"/>
-              <w:bottom w:w="50" w:type="dxa"/>
-              <w:right w:w="90" w:type="dxa"/>
-            </w:tcMar>
             <w:vAlign w:val="center"/>
           </w:tcPr>
           <w:p>
@@ -25004,12 +22380,6 @@
               <w:right w:val="single" w:sz="6" w:space="0" w:color="1F3864"/>
             </w:tcBorders>
             <w:shd w:val="clear" w:color="auto" w:fill="D9E2F3"/>
-            <w:tcMar>
-              <w:top w:w="50" w:type="dxa"/>
-              <w:left w:w="90" w:type="dxa"/>
-              <w:bottom w:w="50" w:type="dxa"/>
-              <w:right w:w="90" w:type="dxa"/>
-            </w:tcMar>
             <w:vAlign w:val="center"/>
           </w:tcPr>
           <w:p>
@@ -25042,12 +22412,6 @@
               <w:right w:val="single" w:sz="6" w:space="0" w:color="1F3864"/>
             </w:tcBorders>
             <w:shd w:val="clear" w:color="auto" w:fill="D9E2F3"/>
-            <w:tcMar>
-              <w:top w:w="50" w:type="dxa"/>
-              <w:left w:w="90" w:type="dxa"/>
-              <w:bottom w:w="50" w:type="dxa"/>
-              <w:right w:w="90" w:type="dxa"/>
-            </w:tcMar>
             <w:vAlign w:val="center"/>
           </w:tcPr>
           <w:p>
@@ -25107,12 +22471,6 @@
               <w:right w:val="single" w:sz="6" w:space="0" w:color="1F3864"/>
             </w:tcBorders>
             <w:shd w:val="clear" w:color="auto" w:fill="D9E2F3"/>
-            <w:tcMar>
-              <w:top w:w="50" w:type="dxa"/>
-              <w:left w:w="90" w:type="dxa"/>
-              <w:bottom w:w="50" w:type="dxa"/>
-              <w:right w:w="90" w:type="dxa"/>
-            </w:tcMar>
             <w:vAlign w:val="center"/>
           </w:tcPr>
           <w:p>
@@ -25157,12 +22515,6 @@
               <w:right w:val="single" w:sz="6" w:space="0" w:color="1F3864"/>
             </w:tcBorders>
             <w:shd w:val="clear" w:color="auto" w:fill="4472C4"/>
-            <w:tcMar>
-              <w:top w:w="50" w:type="dxa"/>
-              <w:left w:w="90" w:type="dxa"/>
-              <w:bottom w:w="50" w:type="dxa"/>
-              <w:right w:w="90" w:type="dxa"/>
-            </w:tcMar>
             <w:vAlign w:val="center"/>
           </w:tcPr>
           <w:p>
@@ -25229,12 +22581,6 @@
               <w:right w:val="single" w:sz="6" w:space="0" w:color="1F3864"/>
             </w:tcBorders>
             <w:shd w:val="clear" w:color="auto" w:fill="4472C4"/>
-            <w:tcMar>
-              <w:top w:w="50" w:type="dxa"/>
-              <w:left w:w="90" w:type="dxa"/>
-              <w:bottom w:w="50" w:type="dxa"/>
-              <w:right w:w="90" w:type="dxa"/>
-            </w:tcMar>
             <w:vAlign w:val="center"/>
           </w:tcPr>
           <w:p>
@@ -25274,12 +22620,6 @@
               <w:right w:val="single" w:sz="6" w:space="0" w:color="1F3864"/>
             </w:tcBorders>
             <w:shd w:val="clear" w:color="auto" w:fill="4472C4"/>
-            <w:tcMar>
-              <w:top w:w="50" w:type="dxa"/>
-              <w:left w:w="90" w:type="dxa"/>
-              <w:bottom w:w="50" w:type="dxa"/>
-              <w:right w:w="90" w:type="dxa"/>
-            </w:tcMar>
             <w:vAlign w:val="center"/>
           </w:tcPr>
           <w:p>
@@ -25319,12 +22659,6 @@
               <w:right w:val="single" w:sz="6" w:space="0" w:color="1F3864"/>
             </w:tcBorders>
             <w:shd w:val="clear" w:color="auto" w:fill="4472C4"/>
-            <w:tcMar>
-              <w:top w:w="50" w:type="dxa"/>
-              <w:left w:w="90" w:type="dxa"/>
-              <w:bottom w:w="50" w:type="dxa"/>
-              <w:right w:w="90" w:type="dxa"/>
-            </w:tcMar>
             <w:vAlign w:val="center"/>
           </w:tcPr>
           <w:p>
@@ -25364,12 +22698,6 @@
               <w:right w:val="single" w:sz="6" w:space="0" w:color="1F3864"/>
             </w:tcBorders>
             <w:shd w:val="clear" w:color="auto" w:fill="4472C4"/>
-            <w:tcMar>
-              <w:top w:w="50" w:type="dxa"/>
-              <w:left w:w="90" w:type="dxa"/>
-              <w:bottom w:w="50" w:type="dxa"/>
-              <w:right w:w="90" w:type="dxa"/>
-            </w:tcMar>
             <w:vAlign w:val="center"/>
           </w:tcPr>
           <w:p>
@@ -25436,12 +22764,6 @@
               <w:right w:val="single" w:sz="6" w:space="0" w:color="1F3864"/>
             </w:tcBorders>
             <w:shd w:val="clear" w:color="auto" w:fill="D9E2F3"/>
-            <w:tcMar>
-              <w:top w:w="50" w:type="dxa"/>
-              <w:left w:w="90" w:type="dxa"/>
-              <w:bottom w:w="50" w:type="dxa"/>
-              <w:right w:w="90" w:type="dxa"/>
-            </w:tcMar>
             <w:vAlign w:val="center"/>
           </w:tcPr>
           <w:p>
@@ -25474,12 +22796,6 @@
               <w:right w:val="single" w:sz="6" w:space="0" w:color="1F3864"/>
             </w:tcBorders>
             <w:shd w:val="clear" w:color="auto" w:fill="D9E2F3"/>
-            <w:tcMar>
-              <w:top w:w="50" w:type="dxa"/>
-              <w:left w:w="90" w:type="dxa"/>
-              <w:bottom w:w="50" w:type="dxa"/>
-              <w:right w:w="90" w:type="dxa"/>
-            </w:tcMar>
             <w:vAlign w:val="center"/>
           </w:tcPr>
           <w:p>
@@ -25512,12 +22828,6 @@
               <w:right w:val="single" w:sz="6" w:space="0" w:color="1F3864"/>
             </w:tcBorders>
             <w:shd w:val="clear" w:color="auto" w:fill="D9E2F3"/>
-            <w:tcMar>
-              <w:top w:w="50" w:type="dxa"/>
-              <w:left w:w="90" w:type="dxa"/>
-              <w:bottom w:w="50" w:type="dxa"/>
-              <w:right w:w="90" w:type="dxa"/>
-            </w:tcMar>
             <w:vAlign w:val="center"/>
           </w:tcPr>
           <w:p>
@@ -25550,12 +22860,6 @@
               <w:right w:val="single" w:sz="6" w:space="0" w:color="1F3864"/>
             </w:tcBorders>
             <w:shd w:val="clear" w:color="auto" w:fill="D9E2F3"/>
-            <w:tcMar>
-              <w:top w:w="50" w:type="dxa"/>
-              <w:left w:w="90" w:type="dxa"/>
-              <w:bottom w:w="50" w:type="dxa"/>
-              <w:right w:w="90" w:type="dxa"/>
-            </w:tcMar>
             <w:vAlign w:val="center"/>
           </w:tcPr>
           <w:p>
@@ -25615,12 +22919,6 @@
               <w:right w:val="single" w:sz="6" w:space="0" w:color="1F3864"/>
             </w:tcBorders>
             <w:shd w:val="clear" w:color="auto" w:fill="D9E2F3"/>
-            <w:tcMar>
-              <w:top w:w="50" w:type="dxa"/>
-              <w:left w:w="90" w:type="dxa"/>
-              <w:bottom w:w="50" w:type="dxa"/>
-              <w:right w:w="90" w:type="dxa"/>
-            </w:tcMar>
             <w:vAlign w:val="center"/>
           </w:tcPr>
           <w:p>
@@ -25653,12 +22951,6 @@
               <w:right w:val="single" w:sz="6" w:space="0" w:color="1F3864"/>
             </w:tcBorders>
             <w:shd w:val="clear" w:color="auto" w:fill="D9E2F3"/>
-            <w:tcMar>
-              <w:top w:w="50" w:type="dxa"/>
-              <w:left w:w="90" w:type="dxa"/>
-              <w:bottom w:w="50" w:type="dxa"/>
-              <w:right w:w="90" w:type="dxa"/>
-            </w:tcMar>
             <w:vAlign w:val="center"/>
           </w:tcPr>
           <w:p>
@@ -25691,12 +22983,6 @@
               <w:right w:val="single" w:sz="6" w:space="0" w:color="1F3864"/>
             </w:tcBorders>
             <w:shd w:val="clear" w:color="auto" w:fill="D9E2F3"/>
-            <w:tcMar>
-              <w:top w:w="50" w:type="dxa"/>
-              <w:left w:w="90" w:type="dxa"/>
-              <w:bottom w:w="50" w:type="dxa"/>
-              <w:right w:w="90" w:type="dxa"/>
-            </w:tcMar>
             <w:vAlign w:val="center"/>
           </w:tcPr>
           <w:p>
@@ -25729,12 +23015,6 @@
               <w:right w:val="single" w:sz="6" w:space="0" w:color="1F3864"/>
             </w:tcBorders>
             <w:shd w:val="clear" w:color="auto" w:fill="D9E2F3"/>
-            <w:tcMar>
-              <w:top w:w="50" w:type="dxa"/>
-              <w:left w:w="90" w:type="dxa"/>
-              <w:bottom w:w="50" w:type="dxa"/>
-              <w:right w:w="90" w:type="dxa"/>
-            </w:tcMar>
             <w:vAlign w:val="center"/>
           </w:tcPr>
           <w:p>
@@ -25794,12 +23074,6 @@
               <w:right w:val="single" w:sz="6" w:space="0" w:color="1F3864"/>
             </w:tcBorders>
             <w:shd w:val="clear" w:color="auto" w:fill="D9E2F3"/>
-            <w:tcMar>
-              <w:top w:w="50" w:type="dxa"/>
-              <w:left w:w="90" w:type="dxa"/>
-              <w:bottom w:w="50" w:type="dxa"/>
-              <w:right w:w="90" w:type="dxa"/>
-            </w:tcMar>
             <w:vAlign w:val="center"/>
           </w:tcPr>
           <w:p>
@@ -25832,12 +23106,6 @@
               <w:right w:val="single" w:sz="6" w:space="0" w:color="1F3864"/>
             </w:tcBorders>
             <w:shd w:val="clear" w:color="auto" w:fill="D9E2F3"/>
-            <w:tcMar>
-              <w:top w:w="50" w:type="dxa"/>
-              <w:left w:w="90" w:type="dxa"/>
-              <w:bottom w:w="50" w:type="dxa"/>
-              <w:right w:w="90" w:type="dxa"/>
-            </w:tcMar>
             <w:vAlign w:val="center"/>
           </w:tcPr>
           <w:p>
@@ -25870,12 +23138,6 @@
               <w:right w:val="single" w:sz="6" w:space="0" w:color="1F3864"/>
             </w:tcBorders>
             <w:shd w:val="clear" w:color="auto" w:fill="D9E2F3"/>
-            <w:tcMar>
-              <w:top w:w="50" w:type="dxa"/>
-              <w:left w:w="90" w:type="dxa"/>
-              <w:bottom w:w="50" w:type="dxa"/>
-              <w:right w:w="90" w:type="dxa"/>
-            </w:tcMar>
             <w:vAlign w:val="center"/>
           </w:tcPr>
           <w:p>
@@ -25908,12 +23170,6 @@
               <w:right w:val="single" w:sz="6" w:space="0" w:color="1F3864"/>
             </w:tcBorders>
             <w:shd w:val="clear" w:color="auto" w:fill="D9E2F3"/>
-            <w:tcMar>
-              <w:top w:w="50" w:type="dxa"/>
-              <w:left w:w="90" w:type="dxa"/>
-              <w:bottom w:w="50" w:type="dxa"/>
-              <w:right w:w="90" w:type="dxa"/>
-            </w:tcMar>
             <w:vAlign w:val="center"/>
           </w:tcPr>
           <w:p>
@@ -25973,12 +23229,6 @@
               <w:right w:val="single" w:sz="6" w:space="0" w:color="1F3864"/>
             </w:tcBorders>
             <w:shd w:val="clear" w:color="auto" w:fill="D9E2F3"/>
-            <w:tcMar>
-              <w:top w:w="50" w:type="dxa"/>
-              <w:left w:w="90" w:type="dxa"/>
-              <w:bottom w:w="50" w:type="dxa"/>
-              <w:right w:w="90" w:type="dxa"/>
-            </w:tcMar>
             <w:vAlign w:val="center"/>
           </w:tcPr>
           <w:p>
@@ -26023,12 +23273,6 @@
               <w:right w:val="single" w:sz="6" w:space="0" w:color="1F3864"/>
             </w:tcBorders>
             <w:shd w:val="clear" w:color="auto" w:fill="4472C4"/>
-            <w:tcMar>
-              <w:top w:w="50" w:type="dxa"/>
-              <w:left w:w="90" w:type="dxa"/>
-              <w:bottom w:w="50" w:type="dxa"/>
-              <w:right w:w="90" w:type="dxa"/>
-            </w:tcMar>
             <w:vAlign w:val="center"/>
           </w:tcPr>
           <w:p>
@@ -26095,12 +23339,6 @@
               <w:right w:val="single" w:sz="6" w:space="0" w:color="1F3864"/>
             </w:tcBorders>
             <w:shd w:val="clear" w:color="auto" w:fill="4472C4"/>
-            <w:tcMar>
-              <w:top w:w="50" w:type="dxa"/>
-              <w:left w:w="90" w:type="dxa"/>
-              <w:bottom w:w="50" w:type="dxa"/>
-              <w:right w:w="90" w:type="dxa"/>
-            </w:tcMar>
             <w:vAlign w:val="center"/>
           </w:tcPr>
           <w:p>
@@ -26140,12 +23378,6 @@
               <w:right w:val="single" w:sz="6" w:space="0" w:color="1F3864"/>
             </w:tcBorders>
             <w:shd w:val="clear" w:color="auto" w:fill="4472C4"/>
-            <w:tcMar>
-              <w:top w:w="50" w:type="dxa"/>
-              <w:left w:w="90" w:type="dxa"/>
-              <w:bottom w:w="50" w:type="dxa"/>
-              <w:right w:w="90" w:type="dxa"/>
-            </w:tcMar>
             <w:vAlign w:val="center"/>
           </w:tcPr>
           <w:p>
@@ -26185,12 +23417,6 @@
               <w:right w:val="single" w:sz="6" w:space="0" w:color="1F3864"/>
             </w:tcBorders>
             <w:shd w:val="clear" w:color="auto" w:fill="4472C4"/>
-            <w:tcMar>
-              <w:top w:w="50" w:type="dxa"/>
-              <w:left w:w="90" w:type="dxa"/>
-              <w:bottom w:w="50" w:type="dxa"/>
-              <w:right w:w="90" w:type="dxa"/>
-            </w:tcMar>
             <w:vAlign w:val="center"/>
           </w:tcPr>
           <w:p>
@@ -26230,12 +23456,6 @@
               <w:right w:val="single" w:sz="6" w:space="0" w:color="1F3864"/>
             </w:tcBorders>
             <w:shd w:val="clear" w:color="auto" w:fill="4472C4"/>
-            <w:tcMar>
-              <w:top w:w="50" w:type="dxa"/>
-              <w:left w:w="90" w:type="dxa"/>
-              <w:bottom w:w="50" w:type="dxa"/>
-              <w:right w:w="90" w:type="dxa"/>
-            </w:tcMar>
             <w:vAlign w:val="center"/>
           </w:tcPr>
           <w:p>
@@ -26302,12 +23522,6 @@
               <w:right w:val="single" w:sz="6" w:space="0" w:color="1F3864"/>
             </w:tcBorders>
             <w:shd w:val="clear" w:color="auto" w:fill="D9E2F3"/>
-            <w:tcMar>
-              <w:top w:w="50" w:type="dxa"/>
-              <w:left w:w="90" w:type="dxa"/>
-              <w:bottom w:w="50" w:type="dxa"/>
-              <w:right w:w="90" w:type="dxa"/>
-            </w:tcMar>
             <w:vAlign w:val="center"/>
           </w:tcPr>
           <w:p>
@@ -26340,12 +23554,6 @@
               <w:right w:val="single" w:sz="6" w:space="0" w:color="1F3864"/>
             </w:tcBorders>
             <w:shd w:val="clear" w:color="auto" w:fill="D9E2F3"/>
-            <w:tcMar>
-              <w:top w:w="50" w:type="dxa"/>
-              <w:left w:w="90" w:type="dxa"/>
-              <w:bottom w:w="50" w:type="dxa"/>
-              <w:right w:w="90" w:type="dxa"/>
-            </w:tcMar>
             <w:vAlign w:val="center"/>
           </w:tcPr>
           <w:p>
@@ -26378,12 +23586,6 @@
               <w:right w:val="single" w:sz="6" w:space="0" w:color="1F3864"/>
             </w:tcBorders>
             <w:shd w:val="clear" w:color="auto" w:fill="D9E2F3"/>
-            <w:tcMar>
-              <w:top w:w="50" w:type="dxa"/>
-              <w:left w:w="90" w:type="dxa"/>
-              <w:bottom w:w="50" w:type="dxa"/>
-              <w:right w:w="90" w:type="dxa"/>
-            </w:tcMar>
             <w:vAlign w:val="center"/>
           </w:tcPr>
           <w:p>
@@ -26416,12 +23618,6 @@
               <w:right w:val="single" w:sz="6" w:space="0" w:color="1F3864"/>
             </w:tcBorders>
             <w:shd w:val="clear" w:color="auto" w:fill="D9E2F3"/>
-            <w:tcMar>
-              <w:top w:w="50" w:type="dxa"/>
-              <w:left w:w="90" w:type="dxa"/>
-              <w:bottom w:w="50" w:type="dxa"/>
-              <w:right w:w="90" w:type="dxa"/>
-            </w:tcMar>
             <w:vAlign w:val="center"/>
           </w:tcPr>
           <w:p>
@@ -26481,12 +23677,6 @@
               <w:right w:val="single" w:sz="6" w:space="0" w:color="1F3864"/>
             </w:tcBorders>
             <w:shd w:val="clear" w:color="auto" w:fill="D9E2F3"/>
-            <w:tcMar>
-              <w:top w:w="50" w:type="dxa"/>
-              <w:left w:w="90" w:type="dxa"/>
-              <w:bottom w:w="50" w:type="dxa"/>
-              <w:right w:w="90" w:type="dxa"/>
-            </w:tcMar>
             <w:vAlign w:val="center"/>
           </w:tcPr>
           <w:p>
@@ -26519,12 +23709,6 @@
               <w:right w:val="single" w:sz="6" w:space="0" w:color="1F3864"/>
             </w:tcBorders>
             <w:shd w:val="clear" w:color="auto" w:fill="D9E2F3"/>
-            <w:tcMar>
-              <w:top w:w="50" w:type="dxa"/>
-              <w:left w:w="90" w:type="dxa"/>
-              <w:bottom w:w="50" w:type="dxa"/>
-              <w:right w:w="90" w:type="dxa"/>
-            </w:tcMar>
             <w:vAlign w:val="center"/>
           </w:tcPr>
           <w:p>
@@ -26557,12 +23741,6 @@
               <w:right w:val="single" w:sz="6" w:space="0" w:color="1F3864"/>
             </w:tcBorders>
             <w:shd w:val="clear" w:color="auto" w:fill="D9E2F3"/>
-            <w:tcMar>
-              <w:top w:w="50" w:type="dxa"/>
-              <w:left w:w="90" w:type="dxa"/>
-              <w:bottom w:w="50" w:type="dxa"/>
-              <w:right w:w="90" w:type="dxa"/>
-            </w:tcMar>
             <w:vAlign w:val="center"/>
           </w:tcPr>
           <w:p>
@@ -26595,12 +23773,6 @@
               <w:right w:val="single" w:sz="6" w:space="0" w:color="1F3864"/>
             </w:tcBorders>
             <w:shd w:val="clear" w:color="auto" w:fill="D9E2F3"/>
-            <w:tcMar>
-              <w:top w:w="50" w:type="dxa"/>
-              <w:left w:w="90" w:type="dxa"/>
-              <w:bottom w:w="50" w:type="dxa"/>
-              <w:right w:w="90" w:type="dxa"/>
-            </w:tcMar>
             <w:vAlign w:val="center"/>
           </w:tcPr>
           <w:p>
@@ -26660,12 +23832,6 @@
               <w:right w:val="single" w:sz="6" w:space="0" w:color="1F3864"/>
             </w:tcBorders>
             <w:shd w:val="clear" w:color="auto" w:fill="D9E2F3"/>
-            <w:tcMar>
-              <w:top w:w="50" w:type="dxa"/>
-              <w:left w:w="90" w:type="dxa"/>
-              <w:bottom w:w="50" w:type="dxa"/>
-              <w:right w:w="90" w:type="dxa"/>
-            </w:tcMar>
             <w:vAlign w:val="center"/>
           </w:tcPr>
           <w:p>
@@ -26698,12 +23864,6 @@
               <w:right w:val="single" w:sz="6" w:space="0" w:color="1F3864"/>
             </w:tcBorders>
             <w:shd w:val="clear" w:color="auto" w:fill="D9E2F3"/>
-            <w:tcMar>
-              <w:top w:w="50" w:type="dxa"/>
-              <w:left w:w="90" w:type="dxa"/>
-              <w:bottom w:w="50" w:type="dxa"/>
-              <w:right w:w="90" w:type="dxa"/>
-            </w:tcMar>
             <w:vAlign w:val="center"/>
           </w:tcPr>
           <w:p>
@@ -26736,12 +23896,6 @@
               <w:right w:val="single" w:sz="6" w:space="0" w:color="1F3864"/>
             </w:tcBorders>
             <w:shd w:val="clear" w:color="auto" w:fill="D9E2F3"/>
-            <w:tcMar>
-              <w:top w:w="50" w:type="dxa"/>
-              <w:left w:w="90" w:type="dxa"/>
-              <w:bottom w:w="50" w:type="dxa"/>
-              <w:right w:w="90" w:type="dxa"/>
-            </w:tcMar>
             <w:vAlign w:val="center"/>
           </w:tcPr>
           <w:p>
@@ -26774,12 +23928,6 @@
               <w:right w:val="single" w:sz="6" w:space="0" w:color="1F3864"/>
             </w:tcBorders>
             <w:shd w:val="clear" w:color="auto" w:fill="D9E2F3"/>
-            <w:tcMar>
-              <w:top w:w="50" w:type="dxa"/>
-              <w:left w:w="90" w:type="dxa"/>
-              <w:bottom w:w="50" w:type="dxa"/>
-              <w:right w:w="90" w:type="dxa"/>
-            </w:tcMar>
             <w:vAlign w:val="center"/>
           </w:tcPr>
           <w:p>
@@ -26839,12 +23987,6 @@
               <w:right w:val="single" w:sz="6" w:space="0" w:color="1F3864"/>
             </w:tcBorders>
             <w:shd w:val="clear" w:color="auto" w:fill="D9E2F3"/>
-            <w:tcMar>
-              <w:top w:w="50" w:type="dxa"/>
-              <w:left w:w="90" w:type="dxa"/>
-              <w:bottom w:w="50" w:type="dxa"/>
-              <w:right w:w="90" w:type="dxa"/>
-            </w:tcMar>
             <w:vAlign w:val="center"/>
           </w:tcPr>
           <w:p>
@@ -26889,12 +24031,6 @@
               <w:right w:val="single" w:sz="6" w:space="0" w:color="1F3864"/>
             </w:tcBorders>
             <w:shd w:val="clear" w:color="auto" w:fill="4472C4"/>
-            <w:tcMar>
-              <w:top w:w="50" w:type="dxa"/>
-              <w:left w:w="90" w:type="dxa"/>
-              <w:bottom w:w="50" w:type="dxa"/>
-              <w:right w:w="90" w:type="dxa"/>
-            </w:tcMar>
             <w:vAlign w:val="center"/>
           </w:tcPr>
           <w:p>
@@ -26961,12 +24097,6 @@
               <w:right w:val="single" w:sz="6" w:space="0" w:color="1F3864"/>
             </w:tcBorders>
             <w:shd w:val="clear" w:color="auto" w:fill="4472C4"/>
-            <w:tcMar>
-              <w:top w:w="50" w:type="dxa"/>
-              <w:left w:w="90" w:type="dxa"/>
-              <w:bottom w:w="50" w:type="dxa"/>
-              <w:right w:w="90" w:type="dxa"/>
-            </w:tcMar>
             <w:vAlign w:val="center"/>
           </w:tcPr>
           <w:p>
@@ -27006,12 +24136,6 @@
               <w:right w:val="single" w:sz="6" w:space="0" w:color="1F3864"/>
             </w:tcBorders>
             <w:shd w:val="clear" w:color="auto" w:fill="4472C4"/>
-            <w:tcMar>
-              <w:top w:w="50" w:type="dxa"/>
-              <w:left w:w="90" w:type="dxa"/>
-              <w:bottom w:w="50" w:type="dxa"/>
-              <w:right w:w="90" w:type="dxa"/>
-            </w:tcMar>
             <w:vAlign w:val="center"/>
           </w:tcPr>
           <w:p>
@@ -27051,12 +24175,6 @@
               <w:right w:val="single" w:sz="6" w:space="0" w:color="1F3864"/>
             </w:tcBorders>
             <w:shd w:val="clear" w:color="auto" w:fill="4472C4"/>
-            <w:tcMar>
-              <w:top w:w="50" w:type="dxa"/>
-              <w:left w:w="90" w:type="dxa"/>
-              <w:bottom w:w="50" w:type="dxa"/>
-              <w:right w:w="90" w:type="dxa"/>
-            </w:tcMar>
             <w:vAlign w:val="center"/>
           </w:tcPr>
           <w:p>
@@ -27096,12 +24214,6 @@
               <w:right w:val="single" w:sz="6" w:space="0" w:color="1F3864"/>
             </w:tcBorders>
             <w:shd w:val="clear" w:color="auto" w:fill="4472C4"/>
-            <w:tcMar>
-              <w:top w:w="50" w:type="dxa"/>
-              <w:left w:w="90" w:type="dxa"/>
-              <w:bottom w:w="50" w:type="dxa"/>
-              <w:right w:w="90" w:type="dxa"/>
-            </w:tcMar>
             <w:vAlign w:val="center"/>
           </w:tcPr>
           <w:p>
@@ -27168,12 +24280,6 @@
               <w:right w:val="single" w:sz="6" w:space="0" w:color="1F3864"/>
             </w:tcBorders>
             <w:shd w:val="clear" w:color="auto" w:fill="D9E2F3"/>
-            <w:tcMar>
-              <w:top w:w="50" w:type="dxa"/>
-              <w:left w:w="90" w:type="dxa"/>
-              <w:bottom w:w="50" w:type="dxa"/>
-              <w:right w:w="90" w:type="dxa"/>
-            </w:tcMar>
             <w:vAlign w:val="center"/>
           </w:tcPr>
           <w:p>
@@ -27206,12 +24312,6 @@
               <w:right w:val="single" w:sz="6" w:space="0" w:color="1F3864"/>
             </w:tcBorders>
             <w:shd w:val="clear" w:color="auto" w:fill="D9E2F3"/>
-            <w:tcMar>
-              <w:top w:w="50" w:type="dxa"/>
-              <w:left w:w="90" w:type="dxa"/>
-              <w:bottom w:w="50" w:type="dxa"/>
-              <w:right w:w="90" w:type="dxa"/>
-            </w:tcMar>
             <w:vAlign w:val="center"/>
           </w:tcPr>
           <w:p>
@@ -27244,12 +24344,6 @@
               <w:right w:val="single" w:sz="6" w:space="0" w:color="1F3864"/>
             </w:tcBorders>
             <w:shd w:val="clear" w:color="auto" w:fill="D9E2F3"/>
-            <w:tcMar>
-              <w:top w:w="50" w:type="dxa"/>
-              <w:left w:w="90" w:type="dxa"/>
-              <w:bottom w:w="50" w:type="dxa"/>
-              <w:right w:w="90" w:type="dxa"/>
-            </w:tcMar>
             <w:vAlign w:val="center"/>
           </w:tcPr>
           <w:p>
@@ -27282,12 +24376,6 @@
               <w:right w:val="single" w:sz="6" w:space="0" w:color="1F3864"/>
             </w:tcBorders>
             <w:shd w:val="clear" w:color="auto" w:fill="D9E2F3"/>
-            <w:tcMar>
-              <w:top w:w="50" w:type="dxa"/>
-              <w:left w:w="90" w:type="dxa"/>
-              <w:bottom w:w="50" w:type="dxa"/>
-              <w:right w:w="90" w:type="dxa"/>
-            </w:tcMar>
             <w:vAlign w:val="center"/>
           </w:tcPr>
           <w:p>
@@ -27347,12 +24435,6 @@
               <w:right w:val="single" w:sz="6" w:space="0" w:color="1F3864"/>
             </w:tcBorders>
             <w:shd w:val="clear" w:color="auto" w:fill="D9E2F3"/>
-            <w:tcMar>
-              <w:top w:w="50" w:type="dxa"/>
-              <w:left w:w="90" w:type="dxa"/>
-              <w:bottom w:w="50" w:type="dxa"/>
-              <w:right w:w="90" w:type="dxa"/>
-            </w:tcMar>
             <w:vAlign w:val="center"/>
           </w:tcPr>
           <w:p>
@@ -27385,12 +24467,6 @@
               <w:right w:val="single" w:sz="6" w:space="0" w:color="1F3864"/>
             </w:tcBorders>
             <w:shd w:val="clear" w:color="auto" w:fill="D9E2F3"/>
-            <w:tcMar>
-              <w:top w:w="50" w:type="dxa"/>
-              <w:left w:w="90" w:type="dxa"/>
-              <w:bottom w:w="50" w:type="dxa"/>
-              <w:right w:w="90" w:type="dxa"/>
-            </w:tcMar>
             <w:vAlign w:val="center"/>
           </w:tcPr>
           <w:p>
@@ -27423,12 +24499,6 @@
               <w:right w:val="single" w:sz="6" w:space="0" w:color="1F3864"/>
             </w:tcBorders>
             <w:shd w:val="clear" w:color="auto" w:fill="D9E2F3"/>
-            <w:tcMar>
-              <w:top w:w="50" w:type="dxa"/>
-              <w:left w:w="90" w:type="dxa"/>
-              <w:bottom w:w="50" w:type="dxa"/>
-              <w:right w:w="90" w:type="dxa"/>
-            </w:tcMar>
             <w:vAlign w:val="center"/>
           </w:tcPr>
           <w:p>
@@ -27461,12 +24531,6 @@
               <w:right w:val="single" w:sz="6" w:space="0" w:color="1F3864"/>
             </w:tcBorders>
             <w:shd w:val="clear" w:color="auto" w:fill="D9E2F3"/>
-            <w:tcMar>
-              <w:top w:w="50" w:type="dxa"/>
-              <w:left w:w="90" w:type="dxa"/>
-              <w:bottom w:w="50" w:type="dxa"/>
-              <w:right w:w="90" w:type="dxa"/>
-            </w:tcMar>
             <w:vAlign w:val="center"/>
           </w:tcPr>
           <w:p>
@@ -27526,12 +24590,6 @@
               <w:right w:val="single" w:sz="6" w:space="0" w:color="1F3864"/>
             </w:tcBorders>
             <w:shd w:val="clear" w:color="auto" w:fill="D9E2F3"/>
-            <w:tcMar>
-              <w:top w:w="50" w:type="dxa"/>
-              <w:left w:w="90" w:type="dxa"/>
-              <w:bottom w:w="50" w:type="dxa"/>
-              <w:right w:w="90" w:type="dxa"/>
-            </w:tcMar>
             <w:vAlign w:val="center"/>
           </w:tcPr>
           <w:p>
@@ -27564,12 +24622,6 @@
               <w:right w:val="single" w:sz="6" w:space="0" w:color="1F3864"/>
             </w:tcBorders>
             <w:shd w:val="clear" w:color="auto" w:fill="D9E2F3"/>
-            <w:tcMar>
-              <w:top w:w="50" w:type="dxa"/>
-              <w:left w:w="90" w:type="dxa"/>
-              <w:bottom w:w="50" w:type="dxa"/>
-              <w:right w:w="90" w:type="dxa"/>
-            </w:tcMar>
             <w:vAlign w:val="center"/>
           </w:tcPr>
           <w:p>
@@ -27602,12 +24654,6 @@
               <w:right w:val="single" w:sz="6" w:space="0" w:color="1F3864"/>
             </w:tcBorders>
             <w:shd w:val="clear" w:color="auto" w:fill="D9E2F3"/>
-            <w:tcMar>
-              <w:top w:w="50" w:type="dxa"/>
-              <w:left w:w="90" w:type="dxa"/>
-              <w:bottom w:w="50" w:type="dxa"/>
-              <w:right w:w="90" w:type="dxa"/>
-            </w:tcMar>
             <w:vAlign w:val="center"/>
           </w:tcPr>
           <w:p>
@@ -27640,12 +24686,6 @@
               <w:right w:val="single" w:sz="6" w:space="0" w:color="1F3864"/>
             </w:tcBorders>
             <w:shd w:val="clear" w:color="auto" w:fill="D9E2F3"/>
-            <w:tcMar>
-              <w:top w:w="50" w:type="dxa"/>
-              <w:left w:w="90" w:type="dxa"/>
-              <w:bottom w:w="50" w:type="dxa"/>
-              <w:right w:w="90" w:type="dxa"/>
-            </w:tcMar>
             <w:vAlign w:val="center"/>
           </w:tcPr>
           <w:p>
@@ -27704,12 +24744,6 @@
               <w:right w:val="single" w:sz="6" w:space="0" w:color="1F3864"/>
             </w:tcBorders>
             <w:shd w:val="clear" w:color="auto" w:fill="4472C4"/>
-            <w:tcMar>
-              <w:top w:w="50" w:type="dxa"/>
-              <w:left w:w="90" w:type="dxa"/>
-              <w:bottom w:w="50" w:type="dxa"/>
-              <w:right w:w="90" w:type="dxa"/>
-            </w:tcMar>
             <w:vAlign w:val="center"/>
           </w:tcPr>
           <w:p>
@@ -27748,12 +24782,6 @@
               <w:right w:val="single" w:sz="6" w:space="0" w:color="1F3864"/>
             </w:tcBorders>
             <w:shd w:val="clear" w:color="auto" w:fill="4472C4"/>
-            <w:tcMar>
-              <w:top w:w="50" w:type="dxa"/>
-              <w:left w:w="90" w:type="dxa"/>
-              <w:bottom w:w="50" w:type="dxa"/>
-              <w:right w:w="90" w:type="dxa"/>
-            </w:tcMar>
             <w:vAlign w:val="center"/>
           </w:tcPr>
           <w:p>
@@ -27783,6 +24811,55 @@
           </w:p>
         </w:tc>
       </w:tr>
+    </w:tbl>
+    <w:p>
+      <w:pPr>
+        <w:spacing w:before="0" w:after="0" w:line="240" w:lineRule="auto"/>
+        <w:rPr>
+          <w:sz w:val="18"/>
+          <w:szCs w:val="18"/>
+        </w:rPr>
+      </w:pPr>
+    </w:p>
+    <w:tbl>
+      <w:tblPr>
+        <w:tblW w:w="9405" w:type="dxa"/>
+        <w:jc w:val="center"/>
+        <w:tblBorders>
+          <w:top w:val="single" w:sz="6" w:space="0" w:color="1F3864"/>
+          <w:left w:val="single" w:sz="6" w:space="0" w:color="1F3864"/>
+          <w:bottom w:val="single" w:sz="6" w:space="0" w:color="1F3864"/>
+          <w:right w:val="single" w:sz="6" w:space="0" w:color="1F3864"/>
+          <w:insideH w:val="single" w:sz="6" w:space="0" w:color="1F3864"/>
+          <w:insideV w:val="single" w:sz="6" w:space="0" w:color="1F3864"/>
+        </w:tblBorders>
+        <w:tblLayout w:type="fixed"/>
+        <w:tblCellMar>
+          <w:top w:w="40" w:type="dxa"/>
+          <w:left w:w="90" w:type="dxa"/>
+          <w:bottom w:w="40" w:type="dxa"/>
+          <w:right w:w="90" w:type="dxa"/>
+        </w:tblCellMar>
+        <w:tblLook w:val="0000" w:firstRow="0" w:lastRow="0" w:firstColumn="0" w:lastColumn="0" w:noHBand="0" w:noVBand="0"/>
+      </w:tblPr>
+      <w:tblGrid>
+        <w:gridCol w:w="1175"/>
+        <w:gridCol w:w="391"/>
+        <w:gridCol w:w="391"/>
+        <w:gridCol w:w="391"/>
+        <w:gridCol w:w="783"/>
+        <w:gridCol w:w="391"/>
+        <w:gridCol w:w="391"/>
+        <w:gridCol w:w="783"/>
+        <w:gridCol w:w="783"/>
+        <w:gridCol w:w="391"/>
+        <w:gridCol w:w="391"/>
+        <w:gridCol w:w="391"/>
+        <w:gridCol w:w="391"/>
+        <w:gridCol w:w="391"/>
+        <w:gridCol w:w="391"/>
+        <w:gridCol w:w="1567"/>
+      </w:tblGrid>
       <w:tr>
         <w:tc>
           <w:tcPr>
@@ -27795,12 +24872,6 @@
               <w:right w:val="single" w:sz="6" w:space="0" w:color="1F3864"/>
             </w:tcBorders>
             <w:shd w:val="clear" w:color="auto" w:fill="D9E2F3"/>
-            <w:tcMar>
-              <w:top w:w="50" w:type="dxa"/>
-              <w:left w:w="90" w:type="dxa"/>
-              <w:bottom w:w="50" w:type="dxa"/>
-              <w:right w:w="90" w:type="dxa"/>
-            </w:tcMar>
           </w:tcPr>
           <w:p>
             <w:pPr>
@@ -28235,12 +25306,6 @@
               <w:right w:val="single" w:sz="6" w:space="0" w:color="1F3864"/>
             </w:tcBorders>
             <w:shd w:val="clear" w:color="auto" w:fill="D9E2F3"/>
-            <w:tcMar>
-              <w:top w:w="50" w:type="dxa"/>
-              <w:left w:w="90" w:type="dxa"/>
-              <w:bottom w:w="50" w:type="dxa"/>
-              <w:right w:w="90" w:type="dxa"/>
-            </w:tcMar>
           </w:tcPr>
           <w:p>
             <w:pPr>
